--- a/Звіт_Методи_Обробки_Зображень_DL.docx
+++ b/Звіт_Методи_Обробки_Зображень_DL.docx
@@ -128,6 +128,7 @@
         </w:rPr>
         <w:t>до науково-дослідницьк</w:t>
       </w:r>
+      <w:proofErr w:type="spellStart"/>
       <w:r>
         <w:rPr>
           <w:rFonts w:ascii="Times New Roman" w:hAnsi="Times New Roman" w:cs="Times New Roman"/>
@@ -138,6 +139,7 @@
         </w:rPr>
         <w:t>ої</w:t>
       </w:r>
+      <w:proofErr w:type="spellEnd"/>
       <w:r>
         <w:rPr>
           <w:rFonts w:ascii="Times New Roman" w:hAnsi="Times New Roman" w:cs="Times New Roman"/>
@@ -571,6 +573,7 @@
           <w:rFonts w:ascii="Times New Roman" w:hAnsi="Times New Roman" w:cs="Times New Roman"/>
         </w:rPr>
       </w:pPr>
+      <w:bookmarkStart w:id="0" w:name="_Toc222788158"/>
       <w:r>
         <w:rPr>
           <w:rFonts w:ascii="Times New Roman" w:hAnsi="Times New Roman" w:cs="Times New Roman"/>
@@ -578,6 +581,7 @@
         <w:lastRenderedPageBreak/>
         <w:t>АНОТАЦІЯ</w:t>
       </w:r>
+      <w:bookmarkEnd w:id="0"/>
     </w:p>
     <w:p>
       <w:pPr>
@@ -660,6 +664,7 @@
           <w:rFonts w:ascii="Times New Roman" w:hAnsi="Times New Roman" w:cs="Times New Roman"/>
         </w:rPr>
       </w:pPr>
+      <w:bookmarkStart w:id="1" w:name="_Toc222788159"/>
       <w:r>
         <w:rPr>
           <w:rFonts w:ascii="Times New Roman" w:hAnsi="Times New Roman" w:cs="Times New Roman"/>
@@ -667,6 +672,4235 @@
         <w:lastRenderedPageBreak/>
         <w:t>ЗМІСТ</w:t>
       </w:r>
+      <w:bookmarkEnd w:id="1"/>
+    </w:p>
+    <w:p>
+      <w:pPr>
+        <w:pStyle w:val="TOC1"/>
+        <w:tabs>
+          <w:tab w:val="right" w:leader="dot" w:pos="8836"/>
+        </w:tabs>
+        <w:rPr>
+          <w:rFonts w:eastAsiaTheme="minorEastAsia" w:cstheme="minorBidi"/>
+          <w:b w:val="0"/>
+          <w:bCs w:val="0"/>
+          <w:i w:val="0"/>
+          <w:iCs w:val="0"/>
+          <w:noProof/>
+        </w:rPr>
+      </w:pPr>
+      <w:r>
+        <w:rPr>
+          <w:rFonts w:ascii="Times New Roman" w:hAnsi="Times New Roman" w:cs="Times New Roman"/>
+        </w:rPr>
+        <w:fldChar w:fldCharType="begin"/>
+      </w:r>
+      <w:r>
+        <w:rPr>
+          <w:rFonts w:ascii="Times New Roman" w:hAnsi="Times New Roman" w:cs="Times New Roman"/>
+        </w:rPr>
+        <w:instrText xml:space="preserve"> TOC \o "1-3" \h \z \u </w:instrText>
+      </w:r>
+      <w:r>
+        <w:rPr>
+          <w:rFonts w:ascii="Times New Roman" w:hAnsi="Times New Roman" w:cs="Times New Roman"/>
+        </w:rPr>
+        <w:fldChar w:fldCharType="separate"/>
+      </w:r>
+      <w:hyperlink w:anchor="_Toc222788158" w:history="1">
+        <w:r>
+          <w:rPr>
+            <w:rStyle w:val="Hyperlink"/>
+            <w:rFonts w:ascii="Times New Roman" w:hAnsi="Times New Roman" w:cs="Times New Roman"/>
+            <w:noProof/>
+          </w:rPr>
+          <w:t>АНОТАЦІЯ</w:t>
+        </w:r>
+        <w:r>
+          <w:rPr>
+            <w:noProof/>
+            <w:webHidden/>
+          </w:rPr>
+          <w:tab/>
+        </w:r>
+        <w:r>
+          <w:rPr>
+            <w:noProof/>
+            <w:webHidden/>
+          </w:rPr>
+          <w:fldChar w:fldCharType="begin"/>
+        </w:r>
+        <w:r>
+          <w:rPr>
+            <w:noProof/>
+            <w:webHidden/>
+          </w:rPr>
+          <w:instrText xml:space="preserve"> PAGEREF _Toc222788158 \h </w:instrText>
+        </w:r>
+        <w:r>
+          <w:rPr>
+            <w:noProof/>
+            <w:webHidden/>
+          </w:rPr>
+        </w:r>
+        <w:r>
+          <w:rPr>
+            <w:noProof/>
+            <w:webHidden/>
+          </w:rPr>
+          <w:fldChar w:fldCharType="separate"/>
+        </w:r>
+        <w:r>
+          <w:rPr>
+            <w:noProof/>
+            <w:webHidden/>
+          </w:rPr>
+          <w:t>2</w:t>
+        </w:r>
+        <w:r>
+          <w:rPr>
+            <w:noProof/>
+            <w:webHidden/>
+          </w:rPr>
+          <w:fldChar w:fldCharType="end"/>
+        </w:r>
+      </w:hyperlink>
+    </w:p>
+    <w:p>
+      <w:pPr>
+        <w:pStyle w:val="TOC1"/>
+        <w:tabs>
+          <w:tab w:val="right" w:leader="dot" w:pos="8836"/>
+        </w:tabs>
+        <w:rPr>
+          <w:rFonts w:eastAsiaTheme="minorEastAsia" w:cstheme="minorBidi"/>
+          <w:b w:val="0"/>
+          <w:bCs w:val="0"/>
+          <w:i w:val="0"/>
+          <w:iCs w:val="0"/>
+          <w:noProof/>
+        </w:rPr>
+      </w:pPr>
+      <w:hyperlink w:anchor="_Toc222788159" w:history="1">
+        <w:r>
+          <w:rPr>
+            <w:rStyle w:val="Hyperlink"/>
+            <w:rFonts w:ascii="Times New Roman" w:hAnsi="Times New Roman" w:cs="Times New Roman"/>
+            <w:noProof/>
+          </w:rPr>
+          <w:t>ЗМІСТ</w:t>
+        </w:r>
+        <w:r>
+          <w:rPr>
+            <w:noProof/>
+            <w:webHidden/>
+          </w:rPr>
+          <w:tab/>
+        </w:r>
+        <w:r>
+          <w:rPr>
+            <w:noProof/>
+            <w:webHidden/>
+          </w:rPr>
+          <w:fldChar w:fldCharType="begin"/>
+        </w:r>
+        <w:r>
+          <w:rPr>
+            <w:noProof/>
+            <w:webHidden/>
+          </w:rPr>
+          <w:instrText xml:space="preserve"> PAGEREF _Toc222788159 \h </w:instrText>
+        </w:r>
+        <w:r>
+          <w:rPr>
+            <w:noProof/>
+            <w:webHidden/>
+          </w:rPr>
+        </w:r>
+        <w:r>
+          <w:rPr>
+            <w:noProof/>
+            <w:webHidden/>
+          </w:rPr>
+          <w:fldChar w:fldCharType="separate"/>
+        </w:r>
+        <w:r>
+          <w:rPr>
+            <w:noProof/>
+            <w:webHidden/>
+          </w:rPr>
+          <w:t>3</w:t>
+        </w:r>
+        <w:r>
+          <w:rPr>
+            <w:noProof/>
+            <w:webHidden/>
+          </w:rPr>
+          <w:fldChar w:fldCharType="end"/>
+        </w:r>
+      </w:hyperlink>
+    </w:p>
+    <w:p>
+      <w:pPr>
+        <w:pStyle w:val="TOC1"/>
+        <w:tabs>
+          <w:tab w:val="right" w:leader="dot" w:pos="8836"/>
+        </w:tabs>
+        <w:rPr>
+          <w:rFonts w:eastAsiaTheme="minorEastAsia" w:cstheme="minorBidi"/>
+          <w:b w:val="0"/>
+          <w:bCs w:val="0"/>
+          <w:i w:val="0"/>
+          <w:iCs w:val="0"/>
+          <w:noProof/>
+        </w:rPr>
+      </w:pPr>
+      <w:hyperlink w:anchor="_Toc222788160" w:history="1">
+        <w:r>
+          <w:rPr>
+            <w:rStyle w:val="Hyperlink"/>
+            <w:rFonts w:ascii="Times New Roman" w:hAnsi="Times New Roman" w:cs="Times New Roman"/>
+            <w:noProof/>
+          </w:rPr>
+          <w:t>1. ВСТУП</w:t>
+        </w:r>
+        <w:r>
+          <w:rPr>
+            <w:noProof/>
+            <w:webHidden/>
+          </w:rPr>
+          <w:tab/>
+        </w:r>
+        <w:r>
+          <w:rPr>
+            <w:noProof/>
+            <w:webHidden/>
+          </w:rPr>
+          <w:fldChar w:fldCharType="begin"/>
+        </w:r>
+        <w:r>
+          <w:rPr>
+            <w:noProof/>
+            <w:webHidden/>
+          </w:rPr>
+          <w:instrText xml:space="preserve"> PAGEREF _Toc222788160 \h </w:instrText>
+        </w:r>
+        <w:r>
+          <w:rPr>
+            <w:noProof/>
+            <w:webHidden/>
+          </w:rPr>
+        </w:r>
+        <w:r>
+          <w:rPr>
+            <w:noProof/>
+            <w:webHidden/>
+          </w:rPr>
+          <w:fldChar w:fldCharType="separate"/>
+        </w:r>
+        <w:r>
+          <w:rPr>
+            <w:noProof/>
+            <w:webHidden/>
+          </w:rPr>
+          <w:t>5</w:t>
+        </w:r>
+        <w:r>
+          <w:rPr>
+            <w:noProof/>
+            <w:webHidden/>
+          </w:rPr>
+          <w:fldChar w:fldCharType="end"/>
+        </w:r>
+      </w:hyperlink>
+    </w:p>
+    <w:p>
+      <w:pPr>
+        <w:pStyle w:val="TOC2"/>
+        <w:tabs>
+          <w:tab w:val="right" w:leader="dot" w:pos="8836"/>
+        </w:tabs>
+        <w:rPr>
+          <w:rFonts w:eastAsiaTheme="minorEastAsia" w:cstheme="minorBidi"/>
+          <w:b w:val="0"/>
+          <w:bCs w:val="0"/>
+          <w:noProof/>
+          <w:sz w:val="24"/>
+          <w:szCs w:val="24"/>
+        </w:rPr>
+      </w:pPr>
+      <w:hyperlink w:anchor="_Toc222788161" w:history="1">
+        <w:r>
+          <w:rPr>
+            <w:rStyle w:val="Hyperlink"/>
+            <w:rFonts w:ascii="Times New Roman" w:hAnsi="Times New Roman" w:cs="Times New Roman"/>
+            <w:noProof/>
+          </w:rPr>
+          <w:t>1.1. Мета та завдання дослідження</w:t>
+        </w:r>
+        <w:r>
+          <w:rPr>
+            <w:noProof/>
+            <w:webHidden/>
+          </w:rPr>
+          <w:tab/>
+        </w:r>
+        <w:r>
+          <w:rPr>
+            <w:noProof/>
+            <w:webHidden/>
+          </w:rPr>
+          <w:fldChar w:fldCharType="begin"/>
+        </w:r>
+        <w:r>
+          <w:rPr>
+            <w:noProof/>
+            <w:webHidden/>
+          </w:rPr>
+          <w:instrText xml:space="preserve"> PAGEREF _Toc222788161 \h </w:instrText>
+        </w:r>
+        <w:r>
+          <w:rPr>
+            <w:noProof/>
+            <w:webHidden/>
+          </w:rPr>
+        </w:r>
+        <w:r>
+          <w:rPr>
+            <w:noProof/>
+            <w:webHidden/>
+          </w:rPr>
+          <w:fldChar w:fldCharType="separate"/>
+        </w:r>
+        <w:r>
+          <w:rPr>
+            <w:noProof/>
+            <w:webHidden/>
+          </w:rPr>
+          <w:t>5</w:t>
+        </w:r>
+        <w:r>
+          <w:rPr>
+            <w:noProof/>
+            <w:webHidden/>
+          </w:rPr>
+          <w:fldChar w:fldCharType="end"/>
+        </w:r>
+      </w:hyperlink>
+    </w:p>
+    <w:p>
+      <w:pPr>
+        <w:pStyle w:val="TOC2"/>
+        <w:tabs>
+          <w:tab w:val="right" w:leader="dot" w:pos="8836"/>
+        </w:tabs>
+        <w:rPr>
+          <w:rFonts w:eastAsiaTheme="minorEastAsia" w:cstheme="minorBidi"/>
+          <w:b w:val="0"/>
+          <w:bCs w:val="0"/>
+          <w:noProof/>
+          <w:sz w:val="24"/>
+          <w:szCs w:val="24"/>
+        </w:rPr>
+      </w:pPr>
+      <w:hyperlink w:anchor="_Toc222788162" w:history="1">
+        <w:r>
+          <w:rPr>
+            <w:rStyle w:val="Hyperlink"/>
+            <w:rFonts w:ascii="Times New Roman" w:hAnsi="Times New Roman" w:cs="Times New Roman"/>
+            <w:noProof/>
+          </w:rPr>
+          <w:t>1.2. Структура звіту</w:t>
+        </w:r>
+        <w:r>
+          <w:rPr>
+            <w:noProof/>
+            <w:webHidden/>
+          </w:rPr>
+          <w:tab/>
+        </w:r>
+        <w:r>
+          <w:rPr>
+            <w:noProof/>
+            <w:webHidden/>
+          </w:rPr>
+          <w:fldChar w:fldCharType="begin"/>
+        </w:r>
+        <w:r>
+          <w:rPr>
+            <w:noProof/>
+            <w:webHidden/>
+          </w:rPr>
+          <w:instrText xml:space="preserve"> PAGEREF _Toc222788162 \h </w:instrText>
+        </w:r>
+        <w:r>
+          <w:rPr>
+            <w:noProof/>
+            <w:webHidden/>
+          </w:rPr>
+        </w:r>
+        <w:r>
+          <w:rPr>
+            <w:noProof/>
+            <w:webHidden/>
+          </w:rPr>
+          <w:fldChar w:fldCharType="separate"/>
+        </w:r>
+        <w:r>
+          <w:rPr>
+            <w:noProof/>
+            <w:webHidden/>
+          </w:rPr>
+          <w:t>5</w:t>
+        </w:r>
+        <w:r>
+          <w:rPr>
+            <w:noProof/>
+            <w:webHidden/>
+          </w:rPr>
+          <w:fldChar w:fldCharType="end"/>
+        </w:r>
+      </w:hyperlink>
+    </w:p>
+    <w:p>
+      <w:pPr>
+        <w:pStyle w:val="TOC1"/>
+        <w:tabs>
+          <w:tab w:val="right" w:leader="dot" w:pos="8836"/>
+        </w:tabs>
+        <w:rPr>
+          <w:rFonts w:eastAsiaTheme="minorEastAsia" w:cstheme="minorBidi"/>
+          <w:b w:val="0"/>
+          <w:bCs w:val="0"/>
+          <w:i w:val="0"/>
+          <w:iCs w:val="0"/>
+          <w:noProof/>
+        </w:rPr>
+      </w:pPr>
+      <w:hyperlink w:anchor="_Toc222788163" w:history="1">
+        <w:r>
+          <w:rPr>
+            <w:rStyle w:val="Hyperlink"/>
+            <w:rFonts w:ascii="Times New Roman" w:hAnsi="Times New Roman" w:cs="Times New Roman"/>
+            <w:noProof/>
+          </w:rPr>
+          <w:t>2. НАПРЯМОК 1: ПОПЕРЕДНЯ ОБРОБКА ЗОБРАЖЕНЬ</w:t>
+        </w:r>
+        <w:r>
+          <w:rPr>
+            <w:noProof/>
+            <w:webHidden/>
+          </w:rPr>
+          <w:tab/>
+        </w:r>
+        <w:r>
+          <w:rPr>
+            <w:noProof/>
+            <w:webHidden/>
+          </w:rPr>
+          <w:fldChar w:fldCharType="begin"/>
+        </w:r>
+        <w:r>
+          <w:rPr>
+            <w:noProof/>
+            <w:webHidden/>
+          </w:rPr>
+          <w:instrText xml:space="preserve"> PAGEREF _Toc222788163 \h </w:instrText>
+        </w:r>
+        <w:r>
+          <w:rPr>
+            <w:noProof/>
+            <w:webHidden/>
+          </w:rPr>
+        </w:r>
+        <w:r>
+          <w:rPr>
+            <w:noProof/>
+            <w:webHidden/>
+          </w:rPr>
+          <w:fldChar w:fldCharType="separate"/>
+        </w:r>
+        <w:r>
+          <w:rPr>
+            <w:noProof/>
+            <w:webHidden/>
+          </w:rPr>
+          <w:t>6</w:t>
+        </w:r>
+        <w:r>
+          <w:rPr>
+            <w:noProof/>
+            <w:webHidden/>
+          </w:rPr>
+          <w:fldChar w:fldCharType="end"/>
+        </w:r>
+      </w:hyperlink>
+    </w:p>
+    <w:p>
+      <w:pPr>
+        <w:pStyle w:val="TOC2"/>
+        <w:tabs>
+          <w:tab w:val="right" w:leader="dot" w:pos="8836"/>
+        </w:tabs>
+        <w:rPr>
+          <w:rFonts w:eastAsiaTheme="minorEastAsia" w:cstheme="minorBidi"/>
+          <w:b w:val="0"/>
+          <w:bCs w:val="0"/>
+          <w:noProof/>
+          <w:sz w:val="24"/>
+          <w:szCs w:val="24"/>
+        </w:rPr>
+      </w:pPr>
+      <w:hyperlink w:anchor="_Toc222788164" w:history="1">
+        <w:r>
+          <w:rPr>
+            <w:rStyle w:val="Hyperlink"/>
+            <w:rFonts w:ascii="Times New Roman" w:hAnsi="Times New Roman" w:cs="Times New Roman"/>
+            <w:noProof/>
+          </w:rPr>
+          <w:t>2.1. Очищення зображень</w:t>
+        </w:r>
+        <w:r>
+          <w:rPr>
+            <w:noProof/>
+            <w:webHidden/>
+          </w:rPr>
+          <w:tab/>
+        </w:r>
+        <w:r>
+          <w:rPr>
+            <w:noProof/>
+            <w:webHidden/>
+          </w:rPr>
+          <w:fldChar w:fldCharType="begin"/>
+        </w:r>
+        <w:r>
+          <w:rPr>
+            <w:noProof/>
+            <w:webHidden/>
+          </w:rPr>
+          <w:instrText xml:space="preserve"> PAGEREF _Toc222788164 \h </w:instrText>
+        </w:r>
+        <w:r>
+          <w:rPr>
+            <w:noProof/>
+            <w:webHidden/>
+          </w:rPr>
+        </w:r>
+        <w:r>
+          <w:rPr>
+            <w:noProof/>
+            <w:webHidden/>
+          </w:rPr>
+          <w:fldChar w:fldCharType="separate"/>
+        </w:r>
+        <w:r>
+          <w:rPr>
+            <w:noProof/>
+            <w:webHidden/>
+          </w:rPr>
+          <w:t>6</w:t>
+        </w:r>
+        <w:r>
+          <w:rPr>
+            <w:noProof/>
+            <w:webHidden/>
+          </w:rPr>
+          <w:fldChar w:fldCharType="end"/>
+        </w:r>
+      </w:hyperlink>
+    </w:p>
+    <w:p>
+      <w:pPr>
+        <w:pStyle w:val="TOC3"/>
+        <w:tabs>
+          <w:tab w:val="right" w:leader="dot" w:pos="8836"/>
+        </w:tabs>
+        <w:rPr>
+          <w:rFonts w:eastAsiaTheme="minorEastAsia" w:cstheme="minorBidi"/>
+          <w:noProof/>
+          <w:sz w:val="24"/>
+          <w:szCs w:val="24"/>
+        </w:rPr>
+      </w:pPr>
+      <w:hyperlink w:anchor="_Toc222788165" w:history="1">
+        <w:r>
+          <w:rPr>
+            <w:rStyle w:val="Hyperlink"/>
+            <w:rFonts w:ascii="Times New Roman" w:hAnsi="Times New Roman" w:cs="Times New Roman"/>
+            <w:noProof/>
+          </w:rPr>
+          <w:t>2.1.1. Нормалізація яскравості та контрасту</w:t>
+        </w:r>
+        <w:r>
+          <w:rPr>
+            <w:noProof/>
+            <w:webHidden/>
+          </w:rPr>
+          <w:tab/>
+        </w:r>
+        <w:r>
+          <w:rPr>
+            <w:noProof/>
+            <w:webHidden/>
+          </w:rPr>
+          <w:fldChar w:fldCharType="begin"/>
+        </w:r>
+        <w:r>
+          <w:rPr>
+            <w:noProof/>
+            <w:webHidden/>
+          </w:rPr>
+          <w:instrText xml:space="preserve"> PAGEREF _Toc222788165 \h </w:instrText>
+        </w:r>
+        <w:r>
+          <w:rPr>
+            <w:noProof/>
+            <w:webHidden/>
+          </w:rPr>
+        </w:r>
+        <w:r>
+          <w:rPr>
+            <w:noProof/>
+            <w:webHidden/>
+          </w:rPr>
+          <w:fldChar w:fldCharType="separate"/>
+        </w:r>
+        <w:r>
+          <w:rPr>
+            <w:noProof/>
+            <w:webHidden/>
+          </w:rPr>
+          <w:t>6</w:t>
+        </w:r>
+        <w:r>
+          <w:rPr>
+            <w:noProof/>
+            <w:webHidden/>
+          </w:rPr>
+          <w:fldChar w:fldCharType="end"/>
+        </w:r>
+      </w:hyperlink>
+    </w:p>
+    <w:p>
+      <w:pPr>
+        <w:pStyle w:val="TOC2"/>
+        <w:tabs>
+          <w:tab w:val="right" w:leader="dot" w:pos="8836"/>
+        </w:tabs>
+        <w:rPr>
+          <w:rFonts w:eastAsiaTheme="minorEastAsia" w:cstheme="minorBidi"/>
+          <w:b w:val="0"/>
+          <w:bCs w:val="0"/>
+          <w:noProof/>
+          <w:sz w:val="24"/>
+          <w:szCs w:val="24"/>
+        </w:rPr>
+      </w:pPr>
+      <w:hyperlink w:anchor="_Toc222788166" w:history="1">
+        <w:r>
+          <w:rPr>
+            <w:rStyle w:val="Hyperlink"/>
+            <w:rFonts w:ascii="Times New Roman" w:hAnsi="Times New Roman" w:cs="Times New Roman"/>
+            <w:noProof/>
+          </w:rPr>
+          <w:t>2.2. Фільтри для зменшення шуму</w:t>
+        </w:r>
+        <w:r>
+          <w:rPr>
+            <w:noProof/>
+            <w:webHidden/>
+          </w:rPr>
+          <w:tab/>
+        </w:r>
+        <w:r>
+          <w:rPr>
+            <w:noProof/>
+            <w:webHidden/>
+          </w:rPr>
+          <w:fldChar w:fldCharType="begin"/>
+        </w:r>
+        <w:r>
+          <w:rPr>
+            <w:noProof/>
+            <w:webHidden/>
+          </w:rPr>
+          <w:instrText xml:space="preserve"> PAGEREF _Toc222788166 \h </w:instrText>
+        </w:r>
+        <w:r>
+          <w:rPr>
+            <w:noProof/>
+            <w:webHidden/>
+          </w:rPr>
+        </w:r>
+        <w:r>
+          <w:rPr>
+            <w:noProof/>
+            <w:webHidden/>
+          </w:rPr>
+          <w:fldChar w:fldCharType="separate"/>
+        </w:r>
+        <w:r>
+          <w:rPr>
+            <w:noProof/>
+            <w:webHidden/>
+          </w:rPr>
+          <w:t>7</w:t>
+        </w:r>
+        <w:r>
+          <w:rPr>
+            <w:noProof/>
+            <w:webHidden/>
+          </w:rPr>
+          <w:fldChar w:fldCharType="end"/>
+        </w:r>
+      </w:hyperlink>
+    </w:p>
+    <w:p>
+      <w:pPr>
+        <w:pStyle w:val="TOC3"/>
+        <w:tabs>
+          <w:tab w:val="right" w:leader="dot" w:pos="8836"/>
+        </w:tabs>
+        <w:rPr>
+          <w:rFonts w:eastAsiaTheme="minorEastAsia" w:cstheme="minorBidi"/>
+          <w:noProof/>
+          <w:sz w:val="24"/>
+          <w:szCs w:val="24"/>
+        </w:rPr>
+      </w:pPr>
+      <w:hyperlink w:anchor="_Toc222788167" w:history="1">
+        <w:r>
+          <w:rPr>
+            <w:rStyle w:val="Hyperlink"/>
+            <w:rFonts w:ascii="Times New Roman" w:hAnsi="Times New Roman" w:cs="Times New Roman"/>
+            <w:noProof/>
+          </w:rPr>
+          <w:t>2.2.1. Лінійні просторові фільтри</w:t>
+        </w:r>
+        <w:r>
+          <w:rPr>
+            <w:noProof/>
+            <w:webHidden/>
+          </w:rPr>
+          <w:tab/>
+        </w:r>
+        <w:r>
+          <w:rPr>
+            <w:noProof/>
+            <w:webHidden/>
+          </w:rPr>
+          <w:fldChar w:fldCharType="begin"/>
+        </w:r>
+        <w:r>
+          <w:rPr>
+            <w:noProof/>
+            <w:webHidden/>
+          </w:rPr>
+          <w:instrText xml:space="preserve"> PAGEREF _Toc222788167 \h </w:instrText>
+        </w:r>
+        <w:r>
+          <w:rPr>
+            <w:noProof/>
+            <w:webHidden/>
+          </w:rPr>
+        </w:r>
+        <w:r>
+          <w:rPr>
+            <w:noProof/>
+            <w:webHidden/>
+          </w:rPr>
+          <w:fldChar w:fldCharType="separate"/>
+        </w:r>
+        <w:r>
+          <w:rPr>
+            <w:noProof/>
+            <w:webHidden/>
+          </w:rPr>
+          <w:t>7</w:t>
+        </w:r>
+        <w:r>
+          <w:rPr>
+            <w:noProof/>
+            <w:webHidden/>
+          </w:rPr>
+          <w:fldChar w:fldCharType="end"/>
+        </w:r>
+      </w:hyperlink>
+    </w:p>
+    <w:p>
+      <w:pPr>
+        <w:pStyle w:val="TOC3"/>
+        <w:tabs>
+          <w:tab w:val="right" w:leader="dot" w:pos="8836"/>
+        </w:tabs>
+        <w:rPr>
+          <w:rFonts w:eastAsiaTheme="minorEastAsia" w:cstheme="minorBidi"/>
+          <w:noProof/>
+          <w:sz w:val="24"/>
+          <w:szCs w:val="24"/>
+        </w:rPr>
+      </w:pPr>
+      <w:hyperlink w:anchor="_Toc222788168" w:history="1">
+        <w:r>
+          <w:rPr>
+            <w:rStyle w:val="Hyperlink"/>
+            <w:rFonts w:ascii="Times New Roman" w:hAnsi="Times New Roman" w:cs="Times New Roman"/>
+            <w:noProof/>
+          </w:rPr>
+          <w:t>2.2.2. Нелінійні просторові фільтри</w:t>
+        </w:r>
+        <w:r>
+          <w:rPr>
+            <w:noProof/>
+            <w:webHidden/>
+          </w:rPr>
+          <w:tab/>
+        </w:r>
+        <w:r>
+          <w:rPr>
+            <w:noProof/>
+            <w:webHidden/>
+          </w:rPr>
+          <w:fldChar w:fldCharType="begin"/>
+        </w:r>
+        <w:r>
+          <w:rPr>
+            <w:noProof/>
+            <w:webHidden/>
+          </w:rPr>
+          <w:instrText xml:space="preserve"> PAGEREF _Toc222788168 \h </w:instrText>
+        </w:r>
+        <w:r>
+          <w:rPr>
+            <w:noProof/>
+            <w:webHidden/>
+          </w:rPr>
+        </w:r>
+        <w:r>
+          <w:rPr>
+            <w:noProof/>
+            <w:webHidden/>
+          </w:rPr>
+          <w:fldChar w:fldCharType="separate"/>
+        </w:r>
+        <w:r>
+          <w:rPr>
+            <w:noProof/>
+            <w:webHidden/>
+          </w:rPr>
+          <w:t>7</w:t>
+        </w:r>
+        <w:r>
+          <w:rPr>
+            <w:noProof/>
+            <w:webHidden/>
+          </w:rPr>
+          <w:fldChar w:fldCharType="end"/>
+        </w:r>
+      </w:hyperlink>
+    </w:p>
+    <w:p>
+      <w:pPr>
+        <w:pStyle w:val="TOC3"/>
+        <w:tabs>
+          <w:tab w:val="right" w:leader="dot" w:pos="8836"/>
+        </w:tabs>
+        <w:rPr>
+          <w:rFonts w:eastAsiaTheme="minorEastAsia" w:cstheme="minorBidi"/>
+          <w:noProof/>
+          <w:sz w:val="24"/>
+          <w:szCs w:val="24"/>
+        </w:rPr>
+      </w:pPr>
+      <w:hyperlink w:anchor="_Toc222788169" w:history="1">
+        <w:r>
+          <w:rPr>
+            <w:rStyle w:val="Hyperlink"/>
+            <w:rFonts w:ascii="Times New Roman" w:hAnsi="Times New Roman" w:cs="Times New Roman"/>
+            <w:noProof/>
+          </w:rPr>
+          <w:t>2.2.3. Частотна фільтрація</w:t>
+        </w:r>
+        <w:r>
+          <w:rPr>
+            <w:noProof/>
+            <w:webHidden/>
+          </w:rPr>
+          <w:tab/>
+        </w:r>
+        <w:r>
+          <w:rPr>
+            <w:noProof/>
+            <w:webHidden/>
+          </w:rPr>
+          <w:fldChar w:fldCharType="begin"/>
+        </w:r>
+        <w:r>
+          <w:rPr>
+            <w:noProof/>
+            <w:webHidden/>
+          </w:rPr>
+          <w:instrText xml:space="preserve"> PAGEREF _Toc222788169 \h </w:instrText>
+        </w:r>
+        <w:r>
+          <w:rPr>
+            <w:noProof/>
+            <w:webHidden/>
+          </w:rPr>
+        </w:r>
+        <w:r>
+          <w:rPr>
+            <w:noProof/>
+            <w:webHidden/>
+          </w:rPr>
+          <w:fldChar w:fldCharType="separate"/>
+        </w:r>
+        <w:r>
+          <w:rPr>
+            <w:noProof/>
+            <w:webHidden/>
+          </w:rPr>
+          <w:t>8</w:t>
+        </w:r>
+        <w:r>
+          <w:rPr>
+            <w:noProof/>
+            <w:webHidden/>
+          </w:rPr>
+          <w:fldChar w:fldCharType="end"/>
+        </w:r>
+      </w:hyperlink>
+    </w:p>
+    <w:p>
+      <w:pPr>
+        <w:pStyle w:val="TOC2"/>
+        <w:tabs>
+          <w:tab w:val="right" w:leader="dot" w:pos="8836"/>
+        </w:tabs>
+        <w:rPr>
+          <w:rFonts w:eastAsiaTheme="minorEastAsia" w:cstheme="minorBidi"/>
+          <w:b w:val="0"/>
+          <w:bCs w:val="0"/>
+          <w:noProof/>
+          <w:sz w:val="24"/>
+          <w:szCs w:val="24"/>
+        </w:rPr>
+      </w:pPr>
+      <w:hyperlink w:anchor="_Toc222788170" w:history="1">
+        <w:r>
+          <w:rPr>
+            <w:rStyle w:val="Hyperlink"/>
+            <w:rFonts w:ascii="Times New Roman" w:hAnsi="Times New Roman" w:cs="Times New Roman"/>
+            <w:noProof/>
+          </w:rPr>
+          <w:t>2.3. Морфологічна обробка зображень</w:t>
+        </w:r>
+        <w:r>
+          <w:rPr>
+            <w:noProof/>
+            <w:webHidden/>
+          </w:rPr>
+          <w:tab/>
+        </w:r>
+        <w:r>
+          <w:rPr>
+            <w:noProof/>
+            <w:webHidden/>
+          </w:rPr>
+          <w:fldChar w:fldCharType="begin"/>
+        </w:r>
+        <w:r>
+          <w:rPr>
+            <w:noProof/>
+            <w:webHidden/>
+          </w:rPr>
+          <w:instrText xml:space="preserve"> PAGEREF _Toc222788170 \h </w:instrText>
+        </w:r>
+        <w:r>
+          <w:rPr>
+            <w:noProof/>
+            <w:webHidden/>
+          </w:rPr>
+        </w:r>
+        <w:r>
+          <w:rPr>
+            <w:noProof/>
+            <w:webHidden/>
+          </w:rPr>
+          <w:fldChar w:fldCharType="separate"/>
+        </w:r>
+        <w:r>
+          <w:rPr>
+            <w:noProof/>
+            <w:webHidden/>
+          </w:rPr>
+          <w:t>8</w:t>
+        </w:r>
+        <w:r>
+          <w:rPr>
+            <w:noProof/>
+            <w:webHidden/>
+          </w:rPr>
+          <w:fldChar w:fldCharType="end"/>
+        </w:r>
+      </w:hyperlink>
+    </w:p>
+    <w:p>
+      <w:pPr>
+        <w:pStyle w:val="TOC3"/>
+        <w:tabs>
+          <w:tab w:val="right" w:leader="dot" w:pos="8836"/>
+        </w:tabs>
+        <w:rPr>
+          <w:rFonts w:eastAsiaTheme="minorEastAsia" w:cstheme="minorBidi"/>
+          <w:noProof/>
+          <w:sz w:val="24"/>
+          <w:szCs w:val="24"/>
+        </w:rPr>
+      </w:pPr>
+      <w:hyperlink w:anchor="_Toc222788171" w:history="1">
+        <w:r>
+          <w:rPr>
+            <w:rStyle w:val="Hyperlink"/>
+            <w:rFonts w:ascii="Times New Roman" w:hAnsi="Times New Roman" w:cs="Times New Roman"/>
+            <w:noProof/>
+          </w:rPr>
+          <w:t>2.3.1. Базові морфологічні операції</w:t>
+        </w:r>
+        <w:r>
+          <w:rPr>
+            <w:noProof/>
+            <w:webHidden/>
+          </w:rPr>
+          <w:tab/>
+        </w:r>
+        <w:r>
+          <w:rPr>
+            <w:noProof/>
+            <w:webHidden/>
+          </w:rPr>
+          <w:fldChar w:fldCharType="begin"/>
+        </w:r>
+        <w:r>
+          <w:rPr>
+            <w:noProof/>
+            <w:webHidden/>
+          </w:rPr>
+          <w:instrText xml:space="preserve"> PAGEREF _Toc222788171 \h </w:instrText>
+        </w:r>
+        <w:r>
+          <w:rPr>
+            <w:noProof/>
+            <w:webHidden/>
+          </w:rPr>
+        </w:r>
+        <w:r>
+          <w:rPr>
+            <w:noProof/>
+            <w:webHidden/>
+          </w:rPr>
+          <w:fldChar w:fldCharType="separate"/>
+        </w:r>
+        <w:r>
+          <w:rPr>
+            <w:noProof/>
+            <w:webHidden/>
+          </w:rPr>
+          <w:t>9</w:t>
+        </w:r>
+        <w:r>
+          <w:rPr>
+            <w:noProof/>
+            <w:webHidden/>
+          </w:rPr>
+          <w:fldChar w:fldCharType="end"/>
+        </w:r>
+      </w:hyperlink>
+    </w:p>
+    <w:p>
+      <w:pPr>
+        <w:pStyle w:val="TOC3"/>
+        <w:tabs>
+          <w:tab w:val="right" w:leader="dot" w:pos="8836"/>
+        </w:tabs>
+        <w:rPr>
+          <w:rFonts w:eastAsiaTheme="minorEastAsia" w:cstheme="minorBidi"/>
+          <w:noProof/>
+          <w:sz w:val="24"/>
+          <w:szCs w:val="24"/>
+        </w:rPr>
+      </w:pPr>
+      <w:hyperlink w:anchor="_Toc222788172" w:history="1">
+        <w:r>
+          <w:rPr>
+            <w:rStyle w:val="Hyperlink"/>
+            <w:rFonts w:ascii="Times New Roman" w:hAnsi="Times New Roman" w:cs="Times New Roman"/>
+            <w:noProof/>
+          </w:rPr>
+          <w:t>2.3.2. Морфологія у пайплайнах глибокого навчання</w:t>
+        </w:r>
+        <w:r>
+          <w:rPr>
+            <w:noProof/>
+            <w:webHidden/>
+          </w:rPr>
+          <w:tab/>
+        </w:r>
+        <w:r>
+          <w:rPr>
+            <w:noProof/>
+            <w:webHidden/>
+          </w:rPr>
+          <w:fldChar w:fldCharType="begin"/>
+        </w:r>
+        <w:r>
+          <w:rPr>
+            <w:noProof/>
+            <w:webHidden/>
+          </w:rPr>
+          <w:instrText xml:space="preserve"> PAGEREF _Toc222788172 \h </w:instrText>
+        </w:r>
+        <w:r>
+          <w:rPr>
+            <w:noProof/>
+            <w:webHidden/>
+          </w:rPr>
+        </w:r>
+        <w:r>
+          <w:rPr>
+            <w:noProof/>
+            <w:webHidden/>
+          </w:rPr>
+          <w:fldChar w:fldCharType="separate"/>
+        </w:r>
+        <w:r>
+          <w:rPr>
+            <w:noProof/>
+            <w:webHidden/>
+          </w:rPr>
+          <w:t>9</w:t>
+        </w:r>
+        <w:r>
+          <w:rPr>
+            <w:noProof/>
+            <w:webHidden/>
+          </w:rPr>
+          <w:fldChar w:fldCharType="end"/>
+        </w:r>
+      </w:hyperlink>
+    </w:p>
+    <w:p>
+      <w:pPr>
+        <w:pStyle w:val="TOC2"/>
+        <w:tabs>
+          <w:tab w:val="right" w:leader="dot" w:pos="8836"/>
+        </w:tabs>
+        <w:rPr>
+          <w:rFonts w:eastAsiaTheme="minorEastAsia" w:cstheme="minorBidi"/>
+          <w:b w:val="0"/>
+          <w:bCs w:val="0"/>
+          <w:noProof/>
+          <w:sz w:val="24"/>
+          <w:szCs w:val="24"/>
+        </w:rPr>
+      </w:pPr>
+      <w:hyperlink w:anchor="_Toc222788173" w:history="1">
+        <w:r>
+          <w:rPr>
+            <w:rStyle w:val="Hyperlink"/>
+            <w:rFonts w:ascii="Times New Roman" w:hAnsi="Times New Roman" w:cs="Times New Roman"/>
+            <w:noProof/>
+          </w:rPr>
+          <w:t>2.4. Обробка як попередній сигнал для нейронних мереж</w:t>
+        </w:r>
+        <w:r>
+          <w:rPr>
+            <w:noProof/>
+            <w:webHidden/>
+          </w:rPr>
+          <w:tab/>
+        </w:r>
+        <w:r>
+          <w:rPr>
+            <w:noProof/>
+            <w:webHidden/>
+          </w:rPr>
+          <w:fldChar w:fldCharType="begin"/>
+        </w:r>
+        <w:r>
+          <w:rPr>
+            <w:noProof/>
+            <w:webHidden/>
+          </w:rPr>
+          <w:instrText xml:space="preserve"> PAGEREF _Toc222788173 \h </w:instrText>
+        </w:r>
+        <w:r>
+          <w:rPr>
+            <w:noProof/>
+            <w:webHidden/>
+          </w:rPr>
+        </w:r>
+        <w:r>
+          <w:rPr>
+            <w:noProof/>
+            <w:webHidden/>
+          </w:rPr>
+          <w:fldChar w:fldCharType="separate"/>
+        </w:r>
+        <w:r>
+          <w:rPr>
+            <w:noProof/>
+            <w:webHidden/>
+          </w:rPr>
+          <w:t>10</w:t>
+        </w:r>
+        <w:r>
+          <w:rPr>
+            <w:noProof/>
+            <w:webHidden/>
+          </w:rPr>
+          <w:fldChar w:fldCharType="end"/>
+        </w:r>
+      </w:hyperlink>
+    </w:p>
+    <w:p>
+      <w:pPr>
+        <w:pStyle w:val="TOC3"/>
+        <w:tabs>
+          <w:tab w:val="right" w:leader="dot" w:pos="8836"/>
+        </w:tabs>
+        <w:rPr>
+          <w:rFonts w:eastAsiaTheme="minorEastAsia" w:cstheme="minorBidi"/>
+          <w:noProof/>
+          <w:sz w:val="24"/>
+          <w:szCs w:val="24"/>
+        </w:rPr>
+      </w:pPr>
+      <w:hyperlink w:anchor="_Toc222788174" w:history="1">
+        <w:r>
+          <w:rPr>
+            <w:rStyle w:val="Hyperlink"/>
+            <w:rFonts w:ascii="Times New Roman" w:hAnsi="Times New Roman" w:cs="Times New Roman"/>
+            <w:noProof/>
+          </w:rPr>
+          <w:t>2.4.1. Виявлення країв як попередній сигнал</w:t>
+        </w:r>
+        <w:r>
+          <w:rPr>
+            <w:noProof/>
+            <w:webHidden/>
+          </w:rPr>
+          <w:tab/>
+        </w:r>
+        <w:r>
+          <w:rPr>
+            <w:noProof/>
+            <w:webHidden/>
+          </w:rPr>
+          <w:fldChar w:fldCharType="begin"/>
+        </w:r>
+        <w:r>
+          <w:rPr>
+            <w:noProof/>
+            <w:webHidden/>
+          </w:rPr>
+          <w:instrText xml:space="preserve"> PAGEREF _Toc222788174 \h </w:instrText>
+        </w:r>
+        <w:r>
+          <w:rPr>
+            <w:noProof/>
+            <w:webHidden/>
+          </w:rPr>
+        </w:r>
+        <w:r>
+          <w:rPr>
+            <w:noProof/>
+            <w:webHidden/>
+          </w:rPr>
+          <w:fldChar w:fldCharType="separate"/>
+        </w:r>
+        <w:r>
+          <w:rPr>
+            <w:noProof/>
+            <w:webHidden/>
+          </w:rPr>
+          <w:t>10</w:t>
+        </w:r>
+        <w:r>
+          <w:rPr>
+            <w:noProof/>
+            <w:webHidden/>
+          </w:rPr>
+          <w:fldChar w:fldCharType="end"/>
+        </w:r>
+      </w:hyperlink>
+    </w:p>
+    <w:p>
+      <w:pPr>
+        <w:pStyle w:val="TOC3"/>
+        <w:tabs>
+          <w:tab w:val="right" w:leader="dot" w:pos="8836"/>
+        </w:tabs>
+        <w:rPr>
+          <w:rFonts w:eastAsiaTheme="minorEastAsia" w:cstheme="minorBidi"/>
+          <w:noProof/>
+          <w:sz w:val="24"/>
+          <w:szCs w:val="24"/>
+        </w:rPr>
+      </w:pPr>
+      <w:hyperlink w:anchor="_Toc222788175" w:history="1">
+        <w:r>
+          <w:rPr>
+            <w:rStyle w:val="Hyperlink"/>
+            <w:rFonts w:ascii="Times New Roman" w:hAnsi="Times New Roman" w:cs="Times New Roman"/>
+            <w:noProof/>
+          </w:rPr>
+          <w:t>2.4.2. Перетворення колірного простору</w:t>
+        </w:r>
+        <w:r>
+          <w:rPr>
+            <w:noProof/>
+            <w:webHidden/>
+          </w:rPr>
+          <w:tab/>
+        </w:r>
+        <w:r>
+          <w:rPr>
+            <w:noProof/>
+            <w:webHidden/>
+          </w:rPr>
+          <w:fldChar w:fldCharType="begin"/>
+        </w:r>
+        <w:r>
+          <w:rPr>
+            <w:noProof/>
+            <w:webHidden/>
+          </w:rPr>
+          <w:instrText xml:space="preserve"> PAGEREF _Toc222788175 \h </w:instrText>
+        </w:r>
+        <w:r>
+          <w:rPr>
+            <w:noProof/>
+            <w:webHidden/>
+          </w:rPr>
+        </w:r>
+        <w:r>
+          <w:rPr>
+            <w:noProof/>
+            <w:webHidden/>
+          </w:rPr>
+          <w:fldChar w:fldCharType="separate"/>
+        </w:r>
+        <w:r>
+          <w:rPr>
+            <w:noProof/>
+            <w:webHidden/>
+          </w:rPr>
+          <w:t>10</w:t>
+        </w:r>
+        <w:r>
+          <w:rPr>
+            <w:noProof/>
+            <w:webHidden/>
+          </w:rPr>
+          <w:fldChar w:fldCharType="end"/>
+        </w:r>
+      </w:hyperlink>
+    </w:p>
+    <w:p>
+      <w:pPr>
+        <w:pStyle w:val="TOC3"/>
+        <w:tabs>
+          <w:tab w:val="right" w:leader="dot" w:pos="8836"/>
+        </w:tabs>
+        <w:rPr>
+          <w:rFonts w:eastAsiaTheme="minorEastAsia" w:cstheme="minorBidi"/>
+          <w:noProof/>
+          <w:sz w:val="24"/>
+          <w:szCs w:val="24"/>
+        </w:rPr>
+      </w:pPr>
+      <w:hyperlink w:anchor="_Toc222788176" w:history="1">
+        <w:r>
+          <w:rPr>
+            <w:rStyle w:val="Hyperlink"/>
+            <w:rFonts w:ascii="Times New Roman" w:hAnsi="Times New Roman" w:cs="Times New Roman"/>
+            <w:noProof/>
+          </w:rPr>
+          <w:t>2.4.3. Масштабування та геометричні перетворення</w:t>
+        </w:r>
+        <w:r>
+          <w:rPr>
+            <w:noProof/>
+            <w:webHidden/>
+          </w:rPr>
+          <w:tab/>
+        </w:r>
+        <w:r>
+          <w:rPr>
+            <w:noProof/>
+            <w:webHidden/>
+          </w:rPr>
+          <w:fldChar w:fldCharType="begin"/>
+        </w:r>
+        <w:r>
+          <w:rPr>
+            <w:noProof/>
+            <w:webHidden/>
+          </w:rPr>
+          <w:instrText xml:space="preserve"> PAGEREF _Toc222788176 \h </w:instrText>
+        </w:r>
+        <w:r>
+          <w:rPr>
+            <w:noProof/>
+            <w:webHidden/>
+          </w:rPr>
+        </w:r>
+        <w:r>
+          <w:rPr>
+            <w:noProof/>
+            <w:webHidden/>
+          </w:rPr>
+          <w:fldChar w:fldCharType="separate"/>
+        </w:r>
+        <w:r>
+          <w:rPr>
+            <w:noProof/>
+            <w:webHidden/>
+          </w:rPr>
+          <w:t>10</w:t>
+        </w:r>
+        <w:r>
+          <w:rPr>
+            <w:noProof/>
+            <w:webHidden/>
+          </w:rPr>
+          <w:fldChar w:fldCharType="end"/>
+        </w:r>
+      </w:hyperlink>
+    </w:p>
+    <w:p>
+      <w:pPr>
+        <w:pStyle w:val="TOC2"/>
+        <w:tabs>
+          <w:tab w:val="right" w:leader="dot" w:pos="8836"/>
+        </w:tabs>
+        <w:rPr>
+          <w:rFonts w:eastAsiaTheme="minorEastAsia" w:cstheme="minorBidi"/>
+          <w:b w:val="0"/>
+          <w:bCs w:val="0"/>
+          <w:noProof/>
+          <w:sz w:val="24"/>
+          <w:szCs w:val="24"/>
+        </w:rPr>
+      </w:pPr>
+      <w:hyperlink w:anchor="_Toc222788177" w:history="1">
+        <w:r>
+          <w:rPr>
+            <w:rStyle w:val="Hyperlink"/>
+            <w:rFonts w:ascii="Times New Roman" w:hAnsi="Times New Roman" w:cs="Times New Roman"/>
+            <w:noProof/>
+          </w:rPr>
+          <w:t>2.5. Аугментація даних</w:t>
+        </w:r>
+        <w:r>
+          <w:rPr>
+            <w:noProof/>
+            <w:webHidden/>
+          </w:rPr>
+          <w:tab/>
+        </w:r>
+        <w:r>
+          <w:rPr>
+            <w:noProof/>
+            <w:webHidden/>
+          </w:rPr>
+          <w:fldChar w:fldCharType="begin"/>
+        </w:r>
+        <w:r>
+          <w:rPr>
+            <w:noProof/>
+            <w:webHidden/>
+          </w:rPr>
+          <w:instrText xml:space="preserve"> PAGEREF _Toc222788177 \h </w:instrText>
+        </w:r>
+        <w:r>
+          <w:rPr>
+            <w:noProof/>
+            <w:webHidden/>
+          </w:rPr>
+        </w:r>
+        <w:r>
+          <w:rPr>
+            <w:noProof/>
+            <w:webHidden/>
+          </w:rPr>
+          <w:fldChar w:fldCharType="separate"/>
+        </w:r>
+        <w:r>
+          <w:rPr>
+            <w:noProof/>
+            <w:webHidden/>
+          </w:rPr>
+          <w:t>11</w:t>
+        </w:r>
+        <w:r>
+          <w:rPr>
+            <w:noProof/>
+            <w:webHidden/>
+          </w:rPr>
+          <w:fldChar w:fldCharType="end"/>
+        </w:r>
+      </w:hyperlink>
+    </w:p>
+    <w:p>
+      <w:pPr>
+        <w:pStyle w:val="TOC3"/>
+        <w:tabs>
+          <w:tab w:val="right" w:leader="dot" w:pos="8836"/>
+        </w:tabs>
+        <w:rPr>
+          <w:rFonts w:eastAsiaTheme="minorEastAsia" w:cstheme="minorBidi"/>
+          <w:noProof/>
+          <w:sz w:val="24"/>
+          <w:szCs w:val="24"/>
+        </w:rPr>
+      </w:pPr>
+      <w:hyperlink w:anchor="_Toc222788178" w:history="1">
+        <w:r>
+          <w:rPr>
+            <w:rStyle w:val="Hyperlink"/>
+            <w:rFonts w:ascii="Times New Roman" w:hAnsi="Times New Roman" w:cs="Times New Roman"/>
+            <w:noProof/>
+          </w:rPr>
+          <w:t>2.5.1. Геометричні перетворення</w:t>
+        </w:r>
+        <w:r>
+          <w:rPr>
+            <w:noProof/>
+            <w:webHidden/>
+          </w:rPr>
+          <w:tab/>
+        </w:r>
+        <w:r>
+          <w:rPr>
+            <w:noProof/>
+            <w:webHidden/>
+          </w:rPr>
+          <w:fldChar w:fldCharType="begin"/>
+        </w:r>
+        <w:r>
+          <w:rPr>
+            <w:noProof/>
+            <w:webHidden/>
+          </w:rPr>
+          <w:instrText xml:space="preserve"> PAGEREF _Toc222788178 \h </w:instrText>
+        </w:r>
+        <w:r>
+          <w:rPr>
+            <w:noProof/>
+            <w:webHidden/>
+          </w:rPr>
+        </w:r>
+        <w:r>
+          <w:rPr>
+            <w:noProof/>
+            <w:webHidden/>
+          </w:rPr>
+          <w:fldChar w:fldCharType="separate"/>
+        </w:r>
+        <w:r>
+          <w:rPr>
+            <w:noProof/>
+            <w:webHidden/>
+          </w:rPr>
+          <w:t>11</w:t>
+        </w:r>
+        <w:r>
+          <w:rPr>
+            <w:noProof/>
+            <w:webHidden/>
+          </w:rPr>
+          <w:fldChar w:fldCharType="end"/>
+        </w:r>
+      </w:hyperlink>
+    </w:p>
+    <w:p>
+      <w:pPr>
+        <w:pStyle w:val="TOC3"/>
+        <w:tabs>
+          <w:tab w:val="right" w:leader="dot" w:pos="8836"/>
+        </w:tabs>
+        <w:rPr>
+          <w:rFonts w:eastAsiaTheme="minorEastAsia" w:cstheme="minorBidi"/>
+          <w:noProof/>
+          <w:sz w:val="24"/>
+          <w:szCs w:val="24"/>
+        </w:rPr>
+      </w:pPr>
+      <w:hyperlink w:anchor="_Toc222788179" w:history="1">
+        <w:r>
+          <w:rPr>
+            <w:rStyle w:val="Hyperlink"/>
+            <w:rFonts w:ascii="Times New Roman" w:hAnsi="Times New Roman" w:cs="Times New Roman"/>
+            <w:noProof/>
+          </w:rPr>
+          <w:t>2.5.2. Фотометричні перетворення</w:t>
+        </w:r>
+        <w:r>
+          <w:rPr>
+            <w:noProof/>
+            <w:webHidden/>
+          </w:rPr>
+          <w:tab/>
+        </w:r>
+        <w:r>
+          <w:rPr>
+            <w:noProof/>
+            <w:webHidden/>
+          </w:rPr>
+          <w:fldChar w:fldCharType="begin"/>
+        </w:r>
+        <w:r>
+          <w:rPr>
+            <w:noProof/>
+            <w:webHidden/>
+          </w:rPr>
+          <w:instrText xml:space="preserve"> PAGEREF _Toc222788179 \h </w:instrText>
+        </w:r>
+        <w:r>
+          <w:rPr>
+            <w:noProof/>
+            <w:webHidden/>
+          </w:rPr>
+        </w:r>
+        <w:r>
+          <w:rPr>
+            <w:noProof/>
+            <w:webHidden/>
+          </w:rPr>
+          <w:fldChar w:fldCharType="separate"/>
+        </w:r>
+        <w:r>
+          <w:rPr>
+            <w:noProof/>
+            <w:webHidden/>
+          </w:rPr>
+          <w:t>11</w:t>
+        </w:r>
+        <w:r>
+          <w:rPr>
+            <w:noProof/>
+            <w:webHidden/>
+          </w:rPr>
+          <w:fldChar w:fldCharType="end"/>
+        </w:r>
+      </w:hyperlink>
+    </w:p>
+    <w:p>
+      <w:pPr>
+        <w:pStyle w:val="TOC1"/>
+        <w:tabs>
+          <w:tab w:val="right" w:leader="dot" w:pos="8836"/>
+        </w:tabs>
+        <w:rPr>
+          <w:rFonts w:eastAsiaTheme="minorEastAsia" w:cstheme="minorBidi"/>
+          <w:b w:val="0"/>
+          <w:bCs w:val="0"/>
+          <w:i w:val="0"/>
+          <w:iCs w:val="0"/>
+          <w:noProof/>
+        </w:rPr>
+      </w:pPr>
+      <w:hyperlink w:anchor="_Toc222788180" w:history="1">
+        <w:r>
+          <w:rPr>
+            <w:rStyle w:val="Hyperlink"/>
+            <w:rFonts w:ascii="Times New Roman" w:hAnsi="Times New Roman" w:cs="Times New Roman"/>
+            <w:noProof/>
+          </w:rPr>
+          <w:t>3. НАПРЯМОК 2: АНАЛІЗ ЗОБРАЖЕНЬ МЕТОДАМИ ГЛИБОКОГО НАВЧАННЯ</w:t>
+        </w:r>
+        <w:r>
+          <w:rPr>
+            <w:noProof/>
+            <w:webHidden/>
+          </w:rPr>
+          <w:tab/>
+        </w:r>
+        <w:r>
+          <w:rPr>
+            <w:noProof/>
+            <w:webHidden/>
+          </w:rPr>
+          <w:fldChar w:fldCharType="begin"/>
+        </w:r>
+        <w:r>
+          <w:rPr>
+            <w:noProof/>
+            <w:webHidden/>
+          </w:rPr>
+          <w:instrText xml:space="preserve"> PAGEREF _Toc222788180 \h </w:instrText>
+        </w:r>
+        <w:r>
+          <w:rPr>
+            <w:noProof/>
+            <w:webHidden/>
+          </w:rPr>
+        </w:r>
+        <w:r>
+          <w:rPr>
+            <w:noProof/>
+            <w:webHidden/>
+          </w:rPr>
+          <w:fldChar w:fldCharType="separate"/>
+        </w:r>
+        <w:r>
+          <w:rPr>
+            <w:noProof/>
+            <w:webHidden/>
+          </w:rPr>
+          <w:t>12</w:t>
+        </w:r>
+        <w:r>
+          <w:rPr>
+            <w:noProof/>
+            <w:webHidden/>
+          </w:rPr>
+          <w:fldChar w:fldCharType="end"/>
+        </w:r>
+      </w:hyperlink>
+    </w:p>
+    <w:p>
+      <w:pPr>
+        <w:pStyle w:val="TOC2"/>
+        <w:tabs>
+          <w:tab w:val="right" w:leader="dot" w:pos="8836"/>
+        </w:tabs>
+        <w:rPr>
+          <w:rFonts w:eastAsiaTheme="minorEastAsia" w:cstheme="minorBidi"/>
+          <w:b w:val="0"/>
+          <w:bCs w:val="0"/>
+          <w:noProof/>
+          <w:sz w:val="24"/>
+          <w:szCs w:val="24"/>
+        </w:rPr>
+      </w:pPr>
+      <w:hyperlink w:anchor="_Toc222788181" w:history="1">
+        <w:r>
+          <w:rPr>
+            <w:rStyle w:val="Hyperlink"/>
+            <w:rFonts w:ascii="Times New Roman" w:hAnsi="Times New Roman" w:cs="Times New Roman"/>
+            <w:noProof/>
+          </w:rPr>
+          <w:t>3.1. Класифікація зображень</w:t>
+        </w:r>
+        <w:r>
+          <w:rPr>
+            <w:noProof/>
+            <w:webHidden/>
+          </w:rPr>
+          <w:tab/>
+        </w:r>
+        <w:r>
+          <w:rPr>
+            <w:noProof/>
+            <w:webHidden/>
+          </w:rPr>
+          <w:fldChar w:fldCharType="begin"/>
+        </w:r>
+        <w:r>
+          <w:rPr>
+            <w:noProof/>
+            <w:webHidden/>
+          </w:rPr>
+          <w:instrText xml:space="preserve"> PAGEREF _Toc222788181 \h </w:instrText>
+        </w:r>
+        <w:r>
+          <w:rPr>
+            <w:noProof/>
+            <w:webHidden/>
+          </w:rPr>
+        </w:r>
+        <w:r>
+          <w:rPr>
+            <w:noProof/>
+            <w:webHidden/>
+          </w:rPr>
+          <w:fldChar w:fldCharType="separate"/>
+        </w:r>
+        <w:r>
+          <w:rPr>
+            <w:noProof/>
+            <w:webHidden/>
+          </w:rPr>
+          <w:t>12</w:t>
+        </w:r>
+        <w:r>
+          <w:rPr>
+            <w:noProof/>
+            <w:webHidden/>
+          </w:rPr>
+          <w:fldChar w:fldCharType="end"/>
+        </w:r>
+      </w:hyperlink>
+    </w:p>
+    <w:p>
+      <w:pPr>
+        <w:pStyle w:val="TOC3"/>
+        <w:tabs>
+          <w:tab w:val="right" w:leader="dot" w:pos="8836"/>
+        </w:tabs>
+        <w:rPr>
+          <w:rFonts w:eastAsiaTheme="minorEastAsia" w:cstheme="minorBidi"/>
+          <w:noProof/>
+          <w:sz w:val="24"/>
+          <w:szCs w:val="24"/>
+        </w:rPr>
+      </w:pPr>
+      <w:hyperlink w:anchor="_Toc222788182" w:history="1">
+        <w:r>
+          <w:rPr>
+            <w:rStyle w:val="Hyperlink"/>
+            <w:rFonts w:ascii="Times New Roman" w:hAnsi="Times New Roman" w:cs="Times New Roman"/>
+            <w:noProof/>
+          </w:rPr>
+          <w:t>3.1.1. Еволюція CNN-архітектур для класифікації</w:t>
+        </w:r>
+        <w:r>
+          <w:rPr>
+            <w:noProof/>
+            <w:webHidden/>
+          </w:rPr>
+          <w:tab/>
+        </w:r>
+        <w:r>
+          <w:rPr>
+            <w:noProof/>
+            <w:webHidden/>
+          </w:rPr>
+          <w:fldChar w:fldCharType="begin"/>
+        </w:r>
+        <w:r>
+          <w:rPr>
+            <w:noProof/>
+            <w:webHidden/>
+          </w:rPr>
+          <w:instrText xml:space="preserve"> PAGEREF _Toc222788182 \h </w:instrText>
+        </w:r>
+        <w:r>
+          <w:rPr>
+            <w:noProof/>
+            <w:webHidden/>
+          </w:rPr>
+        </w:r>
+        <w:r>
+          <w:rPr>
+            <w:noProof/>
+            <w:webHidden/>
+          </w:rPr>
+          <w:fldChar w:fldCharType="separate"/>
+        </w:r>
+        <w:r>
+          <w:rPr>
+            <w:noProof/>
+            <w:webHidden/>
+          </w:rPr>
+          <w:t>12</w:t>
+        </w:r>
+        <w:r>
+          <w:rPr>
+            <w:noProof/>
+            <w:webHidden/>
+          </w:rPr>
+          <w:fldChar w:fldCharType="end"/>
+        </w:r>
+      </w:hyperlink>
+    </w:p>
+    <w:p>
+      <w:pPr>
+        <w:pStyle w:val="TOC2"/>
+        <w:tabs>
+          <w:tab w:val="right" w:leader="dot" w:pos="8836"/>
+        </w:tabs>
+        <w:rPr>
+          <w:rFonts w:eastAsiaTheme="minorEastAsia" w:cstheme="minorBidi"/>
+          <w:b w:val="0"/>
+          <w:bCs w:val="0"/>
+          <w:noProof/>
+          <w:sz w:val="24"/>
+          <w:szCs w:val="24"/>
+        </w:rPr>
+      </w:pPr>
+      <w:hyperlink w:anchor="_Toc222788183" w:history="1">
+        <w:r>
+          <w:rPr>
+            <w:rStyle w:val="Hyperlink"/>
+            <w:rFonts w:ascii="Times New Roman" w:hAnsi="Times New Roman" w:cs="Times New Roman"/>
+            <w:noProof/>
+          </w:rPr>
+          <w:t>3.2. Сегментація зображень</w:t>
+        </w:r>
+        <w:r>
+          <w:rPr>
+            <w:noProof/>
+            <w:webHidden/>
+          </w:rPr>
+          <w:tab/>
+        </w:r>
+        <w:r>
+          <w:rPr>
+            <w:noProof/>
+            <w:webHidden/>
+          </w:rPr>
+          <w:fldChar w:fldCharType="begin"/>
+        </w:r>
+        <w:r>
+          <w:rPr>
+            <w:noProof/>
+            <w:webHidden/>
+          </w:rPr>
+          <w:instrText xml:space="preserve"> PAGEREF _Toc222788183 \h </w:instrText>
+        </w:r>
+        <w:r>
+          <w:rPr>
+            <w:noProof/>
+            <w:webHidden/>
+          </w:rPr>
+        </w:r>
+        <w:r>
+          <w:rPr>
+            <w:noProof/>
+            <w:webHidden/>
+          </w:rPr>
+          <w:fldChar w:fldCharType="separate"/>
+        </w:r>
+        <w:r>
+          <w:rPr>
+            <w:noProof/>
+            <w:webHidden/>
+          </w:rPr>
+          <w:t>13</w:t>
+        </w:r>
+        <w:r>
+          <w:rPr>
+            <w:noProof/>
+            <w:webHidden/>
+          </w:rPr>
+          <w:fldChar w:fldCharType="end"/>
+        </w:r>
+      </w:hyperlink>
+    </w:p>
+    <w:p>
+      <w:pPr>
+        <w:pStyle w:val="TOC3"/>
+        <w:tabs>
+          <w:tab w:val="right" w:leader="dot" w:pos="8836"/>
+        </w:tabs>
+        <w:rPr>
+          <w:rFonts w:eastAsiaTheme="minorEastAsia" w:cstheme="minorBidi"/>
+          <w:noProof/>
+          <w:sz w:val="24"/>
+          <w:szCs w:val="24"/>
+        </w:rPr>
+      </w:pPr>
+      <w:hyperlink w:anchor="_Toc222788184" w:history="1">
+        <w:r>
+          <w:rPr>
+            <w:rStyle w:val="Hyperlink"/>
+            <w:rFonts w:ascii="Times New Roman" w:hAnsi="Times New Roman" w:cs="Times New Roman"/>
+            <w:noProof/>
+          </w:rPr>
+          <w:t>3.2.1. Семантична сегментація</w:t>
+        </w:r>
+        <w:r>
+          <w:rPr>
+            <w:noProof/>
+            <w:webHidden/>
+          </w:rPr>
+          <w:tab/>
+        </w:r>
+        <w:r>
+          <w:rPr>
+            <w:noProof/>
+            <w:webHidden/>
+          </w:rPr>
+          <w:fldChar w:fldCharType="begin"/>
+        </w:r>
+        <w:r>
+          <w:rPr>
+            <w:noProof/>
+            <w:webHidden/>
+          </w:rPr>
+          <w:instrText xml:space="preserve"> PAGEREF _Toc222788184 \h </w:instrText>
+        </w:r>
+        <w:r>
+          <w:rPr>
+            <w:noProof/>
+            <w:webHidden/>
+          </w:rPr>
+        </w:r>
+        <w:r>
+          <w:rPr>
+            <w:noProof/>
+            <w:webHidden/>
+          </w:rPr>
+          <w:fldChar w:fldCharType="separate"/>
+        </w:r>
+        <w:r>
+          <w:rPr>
+            <w:noProof/>
+            <w:webHidden/>
+          </w:rPr>
+          <w:t>13</w:t>
+        </w:r>
+        <w:r>
+          <w:rPr>
+            <w:noProof/>
+            <w:webHidden/>
+          </w:rPr>
+          <w:fldChar w:fldCharType="end"/>
+        </w:r>
+      </w:hyperlink>
+    </w:p>
+    <w:p>
+      <w:pPr>
+        <w:pStyle w:val="TOC3"/>
+        <w:tabs>
+          <w:tab w:val="right" w:leader="dot" w:pos="8836"/>
+        </w:tabs>
+        <w:rPr>
+          <w:rFonts w:eastAsiaTheme="minorEastAsia" w:cstheme="minorBidi"/>
+          <w:noProof/>
+          <w:sz w:val="24"/>
+          <w:szCs w:val="24"/>
+        </w:rPr>
+      </w:pPr>
+      <w:hyperlink w:anchor="_Toc222788185" w:history="1">
+        <w:r>
+          <w:rPr>
+            <w:rStyle w:val="Hyperlink"/>
+            <w:rFonts w:ascii="Times New Roman" w:hAnsi="Times New Roman" w:cs="Times New Roman"/>
+            <w:noProof/>
+          </w:rPr>
+          <w:t>3.2.2. Інстанційна та паноптична сегментація</w:t>
+        </w:r>
+        <w:r>
+          <w:rPr>
+            <w:noProof/>
+            <w:webHidden/>
+          </w:rPr>
+          <w:tab/>
+        </w:r>
+        <w:r>
+          <w:rPr>
+            <w:noProof/>
+            <w:webHidden/>
+          </w:rPr>
+          <w:fldChar w:fldCharType="begin"/>
+        </w:r>
+        <w:r>
+          <w:rPr>
+            <w:noProof/>
+            <w:webHidden/>
+          </w:rPr>
+          <w:instrText xml:space="preserve"> PAGEREF _Toc222788185 \h </w:instrText>
+        </w:r>
+        <w:r>
+          <w:rPr>
+            <w:noProof/>
+            <w:webHidden/>
+          </w:rPr>
+        </w:r>
+        <w:r>
+          <w:rPr>
+            <w:noProof/>
+            <w:webHidden/>
+          </w:rPr>
+          <w:fldChar w:fldCharType="separate"/>
+        </w:r>
+        <w:r>
+          <w:rPr>
+            <w:noProof/>
+            <w:webHidden/>
+          </w:rPr>
+          <w:t>13</w:t>
+        </w:r>
+        <w:r>
+          <w:rPr>
+            <w:noProof/>
+            <w:webHidden/>
+          </w:rPr>
+          <w:fldChar w:fldCharType="end"/>
+        </w:r>
+      </w:hyperlink>
+    </w:p>
+    <w:p>
+      <w:pPr>
+        <w:pStyle w:val="TOC2"/>
+        <w:tabs>
+          <w:tab w:val="right" w:leader="dot" w:pos="8836"/>
+        </w:tabs>
+        <w:rPr>
+          <w:rFonts w:eastAsiaTheme="minorEastAsia" w:cstheme="minorBidi"/>
+          <w:b w:val="0"/>
+          <w:bCs w:val="0"/>
+          <w:noProof/>
+          <w:sz w:val="24"/>
+          <w:szCs w:val="24"/>
+        </w:rPr>
+      </w:pPr>
+      <w:hyperlink w:anchor="_Toc222788186" w:history="1">
+        <w:r>
+          <w:rPr>
+            <w:rStyle w:val="Hyperlink"/>
+            <w:rFonts w:ascii="Times New Roman" w:hAnsi="Times New Roman" w:cs="Times New Roman"/>
+            <w:noProof/>
+          </w:rPr>
+          <w:t>3.3. Детекція об'єктів</w:t>
+        </w:r>
+        <w:r>
+          <w:rPr>
+            <w:noProof/>
+            <w:webHidden/>
+          </w:rPr>
+          <w:tab/>
+        </w:r>
+        <w:r>
+          <w:rPr>
+            <w:noProof/>
+            <w:webHidden/>
+          </w:rPr>
+          <w:fldChar w:fldCharType="begin"/>
+        </w:r>
+        <w:r>
+          <w:rPr>
+            <w:noProof/>
+            <w:webHidden/>
+          </w:rPr>
+          <w:instrText xml:space="preserve"> PAGEREF _Toc222788186 \h </w:instrText>
+        </w:r>
+        <w:r>
+          <w:rPr>
+            <w:noProof/>
+            <w:webHidden/>
+          </w:rPr>
+        </w:r>
+        <w:r>
+          <w:rPr>
+            <w:noProof/>
+            <w:webHidden/>
+          </w:rPr>
+          <w:fldChar w:fldCharType="separate"/>
+        </w:r>
+        <w:r>
+          <w:rPr>
+            <w:noProof/>
+            <w:webHidden/>
+          </w:rPr>
+          <w:t>14</w:t>
+        </w:r>
+        <w:r>
+          <w:rPr>
+            <w:noProof/>
+            <w:webHidden/>
+          </w:rPr>
+          <w:fldChar w:fldCharType="end"/>
+        </w:r>
+      </w:hyperlink>
+    </w:p>
+    <w:p>
+      <w:pPr>
+        <w:pStyle w:val="TOC3"/>
+        <w:tabs>
+          <w:tab w:val="right" w:leader="dot" w:pos="8836"/>
+        </w:tabs>
+        <w:rPr>
+          <w:rFonts w:eastAsiaTheme="minorEastAsia" w:cstheme="minorBidi"/>
+          <w:noProof/>
+          <w:sz w:val="24"/>
+          <w:szCs w:val="24"/>
+        </w:rPr>
+      </w:pPr>
+      <w:hyperlink w:anchor="_Toc222788187" w:history="1">
+        <w:r>
+          <w:rPr>
+            <w:rStyle w:val="Hyperlink"/>
+            <w:rFonts w:ascii="Times New Roman" w:hAnsi="Times New Roman" w:cs="Times New Roman"/>
+            <w:noProof/>
+          </w:rPr>
+          <w:t>3.3.1. Двоетапні детектори (Two-stage detectors)</w:t>
+        </w:r>
+        <w:r>
+          <w:rPr>
+            <w:noProof/>
+            <w:webHidden/>
+          </w:rPr>
+          <w:tab/>
+        </w:r>
+        <w:r>
+          <w:rPr>
+            <w:noProof/>
+            <w:webHidden/>
+          </w:rPr>
+          <w:fldChar w:fldCharType="begin"/>
+        </w:r>
+        <w:r>
+          <w:rPr>
+            <w:noProof/>
+            <w:webHidden/>
+          </w:rPr>
+          <w:instrText xml:space="preserve"> PAGEREF _Toc222788187 \h </w:instrText>
+        </w:r>
+        <w:r>
+          <w:rPr>
+            <w:noProof/>
+            <w:webHidden/>
+          </w:rPr>
+        </w:r>
+        <w:r>
+          <w:rPr>
+            <w:noProof/>
+            <w:webHidden/>
+          </w:rPr>
+          <w:fldChar w:fldCharType="separate"/>
+        </w:r>
+        <w:r>
+          <w:rPr>
+            <w:noProof/>
+            <w:webHidden/>
+          </w:rPr>
+          <w:t>14</w:t>
+        </w:r>
+        <w:r>
+          <w:rPr>
+            <w:noProof/>
+            <w:webHidden/>
+          </w:rPr>
+          <w:fldChar w:fldCharType="end"/>
+        </w:r>
+      </w:hyperlink>
+    </w:p>
+    <w:p>
+      <w:pPr>
+        <w:pStyle w:val="TOC3"/>
+        <w:tabs>
+          <w:tab w:val="right" w:leader="dot" w:pos="8836"/>
+        </w:tabs>
+        <w:rPr>
+          <w:rFonts w:eastAsiaTheme="minorEastAsia" w:cstheme="minorBidi"/>
+          <w:noProof/>
+          <w:sz w:val="24"/>
+          <w:szCs w:val="24"/>
+        </w:rPr>
+      </w:pPr>
+      <w:hyperlink w:anchor="_Toc222788188" w:history="1">
+        <w:r>
+          <w:rPr>
+            <w:rStyle w:val="Hyperlink"/>
+            <w:rFonts w:ascii="Times New Roman" w:hAnsi="Times New Roman" w:cs="Times New Roman"/>
+            <w:noProof/>
+          </w:rPr>
+          <w:t>3.3.2. Одноетапні детектори (One-stage detectors)</w:t>
+        </w:r>
+        <w:r>
+          <w:rPr>
+            <w:noProof/>
+            <w:webHidden/>
+          </w:rPr>
+          <w:tab/>
+        </w:r>
+        <w:r>
+          <w:rPr>
+            <w:noProof/>
+            <w:webHidden/>
+          </w:rPr>
+          <w:fldChar w:fldCharType="begin"/>
+        </w:r>
+        <w:r>
+          <w:rPr>
+            <w:noProof/>
+            <w:webHidden/>
+          </w:rPr>
+          <w:instrText xml:space="preserve"> PAGEREF _Toc222788188 \h </w:instrText>
+        </w:r>
+        <w:r>
+          <w:rPr>
+            <w:noProof/>
+            <w:webHidden/>
+          </w:rPr>
+        </w:r>
+        <w:r>
+          <w:rPr>
+            <w:noProof/>
+            <w:webHidden/>
+          </w:rPr>
+          <w:fldChar w:fldCharType="separate"/>
+        </w:r>
+        <w:r>
+          <w:rPr>
+            <w:noProof/>
+            <w:webHidden/>
+          </w:rPr>
+          <w:t>14</w:t>
+        </w:r>
+        <w:r>
+          <w:rPr>
+            <w:noProof/>
+            <w:webHidden/>
+          </w:rPr>
+          <w:fldChar w:fldCharType="end"/>
+        </w:r>
+      </w:hyperlink>
+    </w:p>
+    <w:p>
+      <w:pPr>
+        <w:pStyle w:val="TOC2"/>
+        <w:tabs>
+          <w:tab w:val="right" w:leader="dot" w:pos="8836"/>
+        </w:tabs>
+        <w:rPr>
+          <w:rFonts w:eastAsiaTheme="minorEastAsia" w:cstheme="minorBidi"/>
+          <w:b w:val="0"/>
+          <w:bCs w:val="0"/>
+          <w:noProof/>
+          <w:sz w:val="24"/>
+          <w:szCs w:val="24"/>
+        </w:rPr>
+      </w:pPr>
+      <w:hyperlink w:anchor="_Toc222788189" w:history="1">
+        <w:r>
+          <w:rPr>
+            <w:rStyle w:val="Hyperlink"/>
+            <w:rFonts w:ascii="Times New Roman" w:hAnsi="Times New Roman" w:cs="Times New Roman"/>
+            <w:noProof/>
+          </w:rPr>
+          <w:t>3.4. Детекція пішоходів як практичний приклад</w:t>
+        </w:r>
+        <w:r>
+          <w:rPr>
+            <w:noProof/>
+            <w:webHidden/>
+          </w:rPr>
+          <w:tab/>
+        </w:r>
+        <w:r>
+          <w:rPr>
+            <w:noProof/>
+            <w:webHidden/>
+          </w:rPr>
+          <w:fldChar w:fldCharType="begin"/>
+        </w:r>
+        <w:r>
+          <w:rPr>
+            <w:noProof/>
+            <w:webHidden/>
+          </w:rPr>
+          <w:instrText xml:space="preserve"> PAGEREF _Toc222788189 \h </w:instrText>
+        </w:r>
+        <w:r>
+          <w:rPr>
+            <w:noProof/>
+            <w:webHidden/>
+          </w:rPr>
+        </w:r>
+        <w:r>
+          <w:rPr>
+            <w:noProof/>
+            <w:webHidden/>
+          </w:rPr>
+          <w:fldChar w:fldCharType="separate"/>
+        </w:r>
+        <w:r>
+          <w:rPr>
+            <w:noProof/>
+            <w:webHidden/>
+          </w:rPr>
+          <w:t>15</w:t>
+        </w:r>
+        <w:r>
+          <w:rPr>
+            <w:noProof/>
+            <w:webHidden/>
+          </w:rPr>
+          <w:fldChar w:fldCharType="end"/>
+        </w:r>
+      </w:hyperlink>
+    </w:p>
+    <w:p>
+      <w:pPr>
+        <w:pStyle w:val="TOC3"/>
+        <w:tabs>
+          <w:tab w:val="right" w:leader="dot" w:pos="8836"/>
+        </w:tabs>
+        <w:rPr>
+          <w:rFonts w:eastAsiaTheme="minorEastAsia" w:cstheme="minorBidi"/>
+          <w:noProof/>
+          <w:sz w:val="24"/>
+          <w:szCs w:val="24"/>
+        </w:rPr>
+      </w:pPr>
+      <w:hyperlink w:anchor="_Toc222788190" w:history="1">
+        <w:r>
+          <w:rPr>
+            <w:rStyle w:val="Hyperlink"/>
+            <w:rFonts w:ascii="Times New Roman" w:hAnsi="Times New Roman" w:cs="Times New Roman"/>
+            <w:noProof/>
+          </w:rPr>
+          <w:t>3.4.1. Специфіка задачі детекції пішоходів</w:t>
+        </w:r>
+        <w:r>
+          <w:rPr>
+            <w:noProof/>
+            <w:webHidden/>
+          </w:rPr>
+          <w:tab/>
+        </w:r>
+        <w:r>
+          <w:rPr>
+            <w:noProof/>
+            <w:webHidden/>
+          </w:rPr>
+          <w:fldChar w:fldCharType="begin"/>
+        </w:r>
+        <w:r>
+          <w:rPr>
+            <w:noProof/>
+            <w:webHidden/>
+          </w:rPr>
+          <w:instrText xml:space="preserve"> PAGEREF _Toc222788190 \h </w:instrText>
+        </w:r>
+        <w:r>
+          <w:rPr>
+            <w:noProof/>
+            <w:webHidden/>
+          </w:rPr>
+        </w:r>
+        <w:r>
+          <w:rPr>
+            <w:noProof/>
+            <w:webHidden/>
+          </w:rPr>
+          <w:fldChar w:fldCharType="separate"/>
+        </w:r>
+        <w:r>
+          <w:rPr>
+            <w:noProof/>
+            <w:webHidden/>
+          </w:rPr>
+          <w:t>15</w:t>
+        </w:r>
+        <w:r>
+          <w:rPr>
+            <w:noProof/>
+            <w:webHidden/>
+          </w:rPr>
+          <w:fldChar w:fldCharType="end"/>
+        </w:r>
+      </w:hyperlink>
+    </w:p>
+    <w:p>
+      <w:pPr>
+        <w:pStyle w:val="TOC3"/>
+        <w:tabs>
+          <w:tab w:val="right" w:leader="dot" w:pos="8836"/>
+        </w:tabs>
+        <w:rPr>
+          <w:rFonts w:eastAsiaTheme="minorEastAsia" w:cstheme="minorBidi"/>
+          <w:noProof/>
+          <w:sz w:val="24"/>
+          <w:szCs w:val="24"/>
+        </w:rPr>
+      </w:pPr>
+      <w:hyperlink w:anchor="_Toc222788191" w:history="1">
+        <w:r>
+          <w:rPr>
+            <w:rStyle w:val="Hyperlink"/>
+            <w:rFonts w:ascii="Times New Roman" w:hAnsi="Times New Roman" w:cs="Times New Roman"/>
+            <w:noProof/>
+          </w:rPr>
+          <w:t>3.4.2. Пайплайн системи детекції пішоходів</w:t>
+        </w:r>
+        <w:r>
+          <w:rPr>
+            <w:noProof/>
+            <w:webHidden/>
+          </w:rPr>
+          <w:tab/>
+        </w:r>
+        <w:r>
+          <w:rPr>
+            <w:noProof/>
+            <w:webHidden/>
+          </w:rPr>
+          <w:fldChar w:fldCharType="begin"/>
+        </w:r>
+        <w:r>
+          <w:rPr>
+            <w:noProof/>
+            <w:webHidden/>
+          </w:rPr>
+          <w:instrText xml:space="preserve"> PAGEREF _Toc222788191 \h </w:instrText>
+        </w:r>
+        <w:r>
+          <w:rPr>
+            <w:noProof/>
+            <w:webHidden/>
+          </w:rPr>
+        </w:r>
+        <w:r>
+          <w:rPr>
+            <w:noProof/>
+            <w:webHidden/>
+          </w:rPr>
+          <w:fldChar w:fldCharType="separate"/>
+        </w:r>
+        <w:r>
+          <w:rPr>
+            <w:noProof/>
+            <w:webHidden/>
+          </w:rPr>
+          <w:t>16</w:t>
+        </w:r>
+        <w:r>
+          <w:rPr>
+            <w:noProof/>
+            <w:webHidden/>
+          </w:rPr>
+          <w:fldChar w:fldCharType="end"/>
+        </w:r>
+      </w:hyperlink>
+    </w:p>
+    <w:p>
+      <w:pPr>
+        <w:pStyle w:val="TOC3"/>
+        <w:tabs>
+          <w:tab w:val="right" w:leader="dot" w:pos="8836"/>
+        </w:tabs>
+        <w:rPr>
+          <w:rFonts w:eastAsiaTheme="minorEastAsia" w:cstheme="minorBidi"/>
+          <w:noProof/>
+          <w:sz w:val="24"/>
+          <w:szCs w:val="24"/>
+        </w:rPr>
+      </w:pPr>
+      <w:hyperlink w:anchor="_Toc222788192" w:history="1">
+        <w:r>
+          <w:rPr>
+            <w:rStyle w:val="Hyperlink"/>
+            <w:rFonts w:ascii="Times New Roman" w:hAnsi="Times New Roman" w:cs="Times New Roman"/>
+            <w:noProof/>
+          </w:rPr>
+          <w:t>3.4.3. Сучасні підходи та архітектури</w:t>
+        </w:r>
+        <w:r>
+          <w:rPr>
+            <w:noProof/>
+            <w:webHidden/>
+          </w:rPr>
+          <w:tab/>
+        </w:r>
+        <w:r>
+          <w:rPr>
+            <w:noProof/>
+            <w:webHidden/>
+          </w:rPr>
+          <w:fldChar w:fldCharType="begin"/>
+        </w:r>
+        <w:r>
+          <w:rPr>
+            <w:noProof/>
+            <w:webHidden/>
+          </w:rPr>
+          <w:instrText xml:space="preserve"> PAGEREF _Toc222788192 \h </w:instrText>
+        </w:r>
+        <w:r>
+          <w:rPr>
+            <w:noProof/>
+            <w:webHidden/>
+          </w:rPr>
+        </w:r>
+        <w:r>
+          <w:rPr>
+            <w:noProof/>
+            <w:webHidden/>
+          </w:rPr>
+          <w:fldChar w:fldCharType="separate"/>
+        </w:r>
+        <w:r>
+          <w:rPr>
+            <w:noProof/>
+            <w:webHidden/>
+          </w:rPr>
+          <w:t>16</w:t>
+        </w:r>
+        <w:r>
+          <w:rPr>
+            <w:noProof/>
+            <w:webHidden/>
+          </w:rPr>
+          <w:fldChar w:fldCharType="end"/>
+        </w:r>
+      </w:hyperlink>
+    </w:p>
+    <w:p>
+      <w:pPr>
+        <w:pStyle w:val="TOC3"/>
+        <w:tabs>
+          <w:tab w:val="right" w:leader="dot" w:pos="8836"/>
+        </w:tabs>
+        <w:rPr>
+          <w:rFonts w:eastAsiaTheme="minorEastAsia" w:cstheme="minorBidi"/>
+          <w:noProof/>
+          <w:sz w:val="24"/>
+          <w:szCs w:val="24"/>
+        </w:rPr>
+      </w:pPr>
+      <w:hyperlink w:anchor="_Toc222788193" w:history="1">
+        <w:r>
+          <w:rPr>
+            <w:rStyle w:val="Hyperlink"/>
+            <w:rFonts w:ascii="Times New Roman" w:hAnsi="Times New Roman" w:cs="Times New Roman"/>
+            <w:noProof/>
+          </w:rPr>
+          <w:t>3.4.4. Доменна адаптація для різних умов</w:t>
+        </w:r>
+        <w:r>
+          <w:rPr>
+            <w:noProof/>
+            <w:webHidden/>
+          </w:rPr>
+          <w:tab/>
+        </w:r>
+        <w:r>
+          <w:rPr>
+            <w:noProof/>
+            <w:webHidden/>
+          </w:rPr>
+          <w:fldChar w:fldCharType="begin"/>
+        </w:r>
+        <w:r>
+          <w:rPr>
+            <w:noProof/>
+            <w:webHidden/>
+          </w:rPr>
+          <w:instrText xml:space="preserve"> PAGEREF _Toc222788193 \h </w:instrText>
+        </w:r>
+        <w:r>
+          <w:rPr>
+            <w:noProof/>
+            <w:webHidden/>
+          </w:rPr>
+        </w:r>
+        <w:r>
+          <w:rPr>
+            <w:noProof/>
+            <w:webHidden/>
+          </w:rPr>
+          <w:fldChar w:fldCharType="separate"/>
+        </w:r>
+        <w:r>
+          <w:rPr>
+            <w:noProof/>
+            <w:webHidden/>
+          </w:rPr>
+          <w:t>17</w:t>
+        </w:r>
+        <w:r>
+          <w:rPr>
+            <w:noProof/>
+            <w:webHidden/>
+          </w:rPr>
+          <w:fldChar w:fldCharType="end"/>
+        </w:r>
+      </w:hyperlink>
+    </w:p>
+    <w:p>
+      <w:pPr>
+        <w:pStyle w:val="TOC1"/>
+        <w:tabs>
+          <w:tab w:val="right" w:leader="dot" w:pos="8836"/>
+        </w:tabs>
+        <w:rPr>
+          <w:rFonts w:eastAsiaTheme="minorEastAsia" w:cstheme="minorBidi"/>
+          <w:b w:val="0"/>
+          <w:bCs w:val="0"/>
+          <w:i w:val="0"/>
+          <w:iCs w:val="0"/>
+          <w:noProof/>
+        </w:rPr>
+      </w:pPr>
+      <w:hyperlink w:anchor="_Toc222788194" w:history="1">
+        <w:r>
+          <w:rPr>
+            <w:rStyle w:val="Hyperlink"/>
+            <w:rFonts w:ascii="Times New Roman" w:hAnsi="Times New Roman" w:cs="Times New Roman"/>
+            <w:noProof/>
+          </w:rPr>
+          <w:t>4. СУЧАСНІ ДАТАСЕТИ ТА БЕНЧМАРКИ</w:t>
+        </w:r>
+        <w:r>
+          <w:rPr>
+            <w:noProof/>
+            <w:webHidden/>
+          </w:rPr>
+          <w:tab/>
+        </w:r>
+        <w:r>
+          <w:rPr>
+            <w:noProof/>
+            <w:webHidden/>
+          </w:rPr>
+          <w:fldChar w:fldCharType="begin"/>
+        </w:r>
+        <w:r>
+          <w:rPr>
+            <w:noProof/>
+            <w:webHidden/>
+          </w:rPr>
+          <w:instrText xml:space="preserve"> PAGEREF _Toc222788194 \h </w:instrText>
+        </w:r>
+        <w:r>
+          <w:rPr>
+            <w:noProof/>
+            <w:webHidden/>
+          </w:rPr>
+        </w:r>
+        <w:r>
+          <w:rPr>
+            <w:noProof/>
+            <w:webHidden/>
+          </w:rPr>
+          <w:fldChar w:fldCharType="separate"/>
+        </w:r>
+        <w:r>
+          <w:rPr>
+            <w:noProof/>
+            <w:webHidden/>
+          </w:rPr>
+          <w:t>18</w:t>
+        </w:r>
+        <w:r>
+          <w:rPr>
+            <w:noProof/>
+            <w:webHidden/>
+          </w:rPr>
+          <w:fldChar w:fldCharType="end"/>
+        </w:r>
+      </w:hyperlink>
+    </w:p>
+    <w:p>
+      <w:pPr>
+        <w:pStyle w:val="TOC2"/>
+        <w:tabs>
+          <w:tab w:val="right" w:leader="dot" w:pos="8836"/>
+        </w:tabs>
+        <w:rPr>
+          <w:rFonts w:eastAsiaTheme="minorEastAsia" w:cstheme="minorBidi"/>
+          <w:b w:val="0"/>
+          <w:bCs w:val="0"/>
+          <w:noProof/>
+          <w:sz w:val="24"/>
+          <w:szCs w:val="24"/>
+        </w:rPr>
+      </w:pPr>
+      <w:hyperlink w:anchor="_Toc222788195" w:history="1">
+        <w:r>
+          <w:rPr>
+            <w:rStyle w:val="Hyperlink"/>
+            <w:rFonts w:ascii="Times New Roman" w:hAnsi="Times New Roman" w:cs="Times New Roman"/>
+            <w:noProof/>
+          </w:rPr>
+          <w:t>4.1. Датасети для класифікації</w:t>
+        </w:r>
+        <w:r>
+          <w:rPr>
+            <w:noProof/>
+            <w:webHidden/>
+          </w:rPr>
+          <w:tab/>
+        </w:r>
+        <w:r>
+          <w:rPr>
+            <w:noProof/>
+            <w:webHidden/>
+          </w:rPr>
+          <w:fldChar w:fldCharType="begin"/>
+        </w:r>
+        <w:r>
+          <w:rPr>
+            <w:noProof/>
+            <w:webHidden/>
+          </w:rPr>
+          <w:instrText xml:space="preserve"> PAGEREF _Toc222788195 \h </w:instrText>
+        </w:r>
+        <w:r>
+          <w:rPr>
+            <w:noProof/>
+            <w:webHidden/>
+          </w:rPr>
+        </w:r>
+        <w:r>
+          <w:rPr>
+            <w:noProof/>
+            <w:webHidden/>
+          </w:rPr>
+          <w:fldChar w:fldCharType="separate"/>
+        </w:r>
+        <w:r>
+          <w:rPr>
+            <w:noProof/>
+            <w:webHidden/>
+          </w:rPr>
+          <w:t>18</w:t>
+        </w:r>
+        <w:r>
+          <w:rPr>
+            <w:noProof/>
+            <w:webHidden/>
+          </w:rPr>
+          <w:fldChar w:fldCharType="end"/>
+        </w:r>
+      </w:hyperlink>
+    </w:p>
+    <w:p>
+      <w:pPr>
+        <w:pStyle w:val="TOC2"/>
+        <w:tabs>
+          <w:tab w:val="right" w:leader="dot" w:pos="8836"/>
+        </w:tabs>
+        <w:rPr>
+          <w:rFonts w:eastAsiaTheme="minorEastAsia" w:cstheme="minorBidi"/>
+          <w:b w:val="0"/>
+          <w:bCs w:val="0"/>
+          <w:noProof/>
+          <w:sz w:val="24"/>
+          <w:szCs w:val="24"/>
+        </w:rPr>
+      </w:pPr>
+      <w:hyperlink w:anchor="_Toc222788196" w:history="1">
+        <w:r>
+          <w:rPr>
+            <w:rStyle w:val="Hyperlink"/>
+            <w:rFonts w:ascii="Times New Roman" w:hAnsi="Times New Roman" w:cs="Times New Roman"/>
+            <w:noProof/>
+          </w:rPr>
+          <w:t>4.2. Датасети для детекції об'єктів</w:t>
+        </w:r>
+        <w:r>
+          <w:rPr>
+            <w:noProof/>
+            <w:webHidden/>
+          </w:rPr>
+          <w:tab/>
+        </w:r>
+        <w:r>
+          <w:rPr>
+            <w:noProof/>
+            <w:webHidden/>
+          </w:rPr>
+          <w:fldChar w:fldCharType="begin"/>
+        </w:r>
+        <w:r>
+          <w:rPr>
+            <w:noProof/>
+            <w:webHidden/>
+          </w:rPr>
+          <w:instrText xml:space="preserve"> PAGEREF _Toc222788196 \h </w:instrText>
+        </w:r>
+        <w:r>
+          <w:rPr>
+            <w:noProof/>
+            <w:webHidden/>
+          </w:rPr>
+        </w:r>
+        <w:r>
+          <w:rPr>
+            <w:noProof/>
+            <w:webHidden/>
+          </w:rPr>
+          <w:fldChar w:fldCharType="separate"/>
+        </w:r>
+        <w:r>
+          <w:rPr>
+            <w:noProof/>
+            <w:webHidden/>
+          </w:rPr>
+          <w:t>18</w:t>
+        </w:r>
+        <w:r>
+          <w:rPr>
+            <w:noProof/>
+            <w:webHidden/>
+          </w:rPr>
+          <w:fldChar w:fldCharType="end"/>
+        </w:r>
+      </w:hyperlink>
+    </w:p>
+    <w:p>
+      <w:pPr>
+        <w:pStyle w:val="TOC2"/>
+        <w:tabs>
+          <w:tab w:val="right" w:leader="dot" w:pos="8836"/>
+        </w:tabs>
+        <w:rPr>
+          <w:rFonts w:eastAsiaTheme="minorEastAsia" w:cstheme="minorBidi"/>
+          <w:b w:val="0"/>
+          <w:bCs w:val="0"/>
+          <w:noProof/>
+          <w:sz w:val="24"/>
+          <w:szCs w:val="24"/>
+        </w:rPr>
+      </w:pPr>
+      <w:hyperlink w:anchor="_Toc222788197" w:history="1">
+        <w:r>
+          <w:rPr>
+            <w:rStyle w:val="Hyperlink"/>
+            <w:rFonts w:ascii="Times New Roman" w:hAnsi="Times New Roman" w:cs="Times New Roman"/>
+            <w:noProof/>
+          </w:rPr>
+          <w:t>4.3. Датасети для сегментації</w:t>
+        </w:r>
+        <w:r>
+          <w:rPr>
+            <w:noProof/>
+            <w:webHidden/>
+          </w:rPr>
+          <w:tab/>
+        </w:r>
+        <w:r>
+          <w:rPr>
+            <w:noProof/>
+            <w:webHidden/>
+          </w:rPr>
+          <w:fldChar w:fldCharType="begin"/>
+        </w:r>
+        <w:r>
+          <w:rPr>
+            <w:noProof/>
+            <w:webHidden/>
+          </w:rPr>
+          <w:instrText xml:space="preserve"> PAGEREF _Toc222788197 \h </w:instrText>
+        </w:r>
+        <w:r>
+          <w:rPr>
+            <w:noProof/>
+            <w:webHidden/>
+          </w:rPr>
+        </w:r>
+        <w:r>
+          <w:rPr>
+            <w:noProof/>
+            <w:webHidden/>
+          </w:rPr>
+          <w:fldChar w:fldCharType="separate"/>
+        </w:r>
+        <w:r>
+          <w:rPr>
+            <w:noProof/>
+            <w:webHidden/>
+          </w:rPr>
+          <w:t>18</w:t>
+        </w:r>
+        <w:r>
+          <w:rPr>
+            <w:noProof/>
+            <w:webHidden/>
+          </w:rPr>
+          <w:fldChar w:fldCharType="end"/>
+        </w:r>
+      </w:hyperlink>
+    </w:p>
+    <w:p>
+      <w:pPr>
+        <w:pStyle w:val="TOC2"/>
+        <w:tabs>
+          <w:tab w:val="right" w:leader="dot" w:pos="8836"/>
+        </w:tabs>
+        <w:rPr>
+          <w:rFonts w:eastAsiaTheme="minorEastAsia" w:cstheme="minorBidi"/>
+          <w:b w:val="0"/>
+          <w:bCs w:val="0"/>
+          <w:noProof/>
+          <w:sz w:val="24"/>
+          <w:szCs w:val="24"/>
+        </w:rPr>
+      </w:pPr>
+      <w:hyperlink w:anchor="_Toc222788198" w:history="1">
+        <w:r>
+          <w:rPr>
+            <w:rStyle w:val="Hyperlink"/>
+            <w:rFonts w:ascii="Times New Roman" w:hAnsi="Times New Roman" w:cs="Times New Roman"/>
+            <w:noProof/>
+          </w:rPr>
+          <w:t>4.4. Датасети для детекції пішоходів</w:t>
+        </w:r>
+        <w:r>
+          <w:rPr>
+            <w:noProof/>
+            <w:webHidden/>
+          </w:rPr>
+          <w:tab/>
+        </w:r>
+        <w:r>
+          <w:rPr>
+            <w:noProof/>
+            <w:webHidden/>
+          </w:rPr>
+          <w:fldChar w:fldCharType="begin"/>
+        </w:r>
+        <w:r>
+          <w:rPr>
+            <w:noProof/>
+            <w:webHidden/>
+          </w:rPr>
+          <w:instrText xml:space="preserve"> PAGEREF _Toc222788198 \h </w:instrText>
+        </w:r>
+        <w:r>
+          <w:rPr>
+            <w:noProof/>
+            <w:webHidden/>
+          </w:rPr>
+        </w:r>
+        <w:r>
+          <w:rPr>
+            <w:noProof/>
+            <w:webHidden/>
+          </w:rPr>
+          <w:fldChar w:fldCharType="separate"/>
+        </w:r>
+        <w:r>
+          <w:rPr>
+            <w:noProof/>
+            <w:webHidden/>
+          </w:rPr>
+          <w:t>19</w:t>
+        </w:r>
+        <w:r>
+          <w:rPr>
+            <w:noProof/>
+            <w:webHidden/>
+          </w:rPr>
+          <w:fldChar w:fldCharType="end"/>
+        </w:r>
+      </w:hyperlink>
+    </w:p>
+    <w:p>
+      <w:pPr>
+        <w:pStyle w:val="TOC2"/>
+        <w:tabs>
+          <w:tab w:val="right" w:leader="dot" w:pos="8836"/>
+        </w:tabs>
+        <w:rPr>
+          <w:rFonts w:eastAsiaTheme="minorEastAsia" w:cstheme="minorBidi"/>
+          <w:b w:val="0"/>
+          <w:bCs w:val="0"/>
+          <w:noProof/>
+          <w:sz w:val="24"/>
+          <w:szCs w:val="24"/>
+        </w:rPr>
+      </w:pPr>
+      <w:hyperlink w:anchor="_Toc222788199" w:history="1">
+        <w:r>
+          <w:rPr>
+            <w:rStyle w:val="Hyperlink"/>
+            <w:rFonts w:ascii="Times New Roman" w:hAnsi="Times New Roman" w:cs="Times New Roman"/>
+            <w:noProof/>
+          </w:rPr>
+          <w:t>4.5. Метрики оцінки</w:t>
+        </w:r>
+        <w:r>
+          <w:rPr>
+            <w:noProof/>
+            <w:webHidden/>
+          </w:rPr>
+          <w:tab/>
+        </w:r>
+        <w:r>
+          <w:rPr>
+            <w:noProof/>
+            <w:webHidden/>
+          </w:rPr>
+          <w:fldChar w:fldCharType="begin"/>
+        </w:r>
+        <w:r>
+          <w:rPr>
+            <w:noProof/>
+            <w:webHidden/>
+          </w:rPr>
+          <w:instrText xml:space="preserve"> PAGEREF _Toc222788199 \h </w:instrText>
+        </w:r>
+        <w:r>
+          <w:rPr>
+            <w:noProof/>
+            <w:webHidden/>
+          </w:rPr>
+        </w:r>
+        <w:r>
+          <w:rPr>
+            <w:noProof/>
+            <w:webHidden/>
+          </w:rPr>
+          <w:fldChar w:fldCharType="separate"/>
+        </w:r>
+        <w:r>
+          <w:rPr>
+            <w:noProof/>
+            <w:webHidden/>
+          </w:rPr>
+          <w:t>19</w:t>
+        </w:r>
+        <w:r>
+          <w:rPr>
+            <w:noProof/>
+            <w:webHidden/>
+          </w:rPr>
+          <w:fldChar w:fldCharType="end"/>
+        </w:r>
+      </w:hyperlink>
+    </w:p>
+    <w:p>
+      <w:pPr>
+        <w:pStyle w:val="TOC3"/>
+        <w:tabs>
+          <w:tab w:val="right" w:leader="dot" w:pos="8836"/>
+        </w:tabs>
+        <w:rPr>
+          <w:rFonts w:eastAsiaTheme="minorEastAsia" w:cstheme="minorBidi"/>
+          <w:noProof/>
+          <w:sz w:val="24"/>
+          <w:szCs w:val="24"/>
+        </w:rPr>
+      </w:pPr>
+      <w:hyperlink w:anchor="_Toc222788200" w:history="1">
+        <w:r>
+          <w:rPr>
+            <w:rStyle w:val="Hyperlink"/>
+            <w:rFonts w:ascii="Times New Roman" w:hAnsi="Times New Roman" w:cs="Times New Roman"/>
+            <w:noProof/>
+          </w:rPr>
+          <w:t>4.5.1. Метрики детекції об'єктів</w:t>
+        </w:r>
+        <w:r>
+          <w:rPr>
+            <w:noProof/>
+            <w:webHidden/>
+          </w:rPr>
+          <w:tab/>
+        </w:r>
+        <w:r>
+          <w:rPr>
+            <w:noProof/>
+            <w:webHidden/>
+          </w:rPr>
+          <w:fldChar w:fldCharType="begin"/>
+        </w:r>
+        <w:r>
+          <w:rPr>
+            <w:noProof/>
+            <w:webHidden/>
+          </w:rPr>
+          <w:instrText xml:space="preserve"> PAGEREF _Toc222788200 \h </w:instrText>
+        </w:r>
+        <w:r>
+          <w:rPr>
+            <w:noProof/>
+            <w:webHidden/>
+          </w:rPr>
+        </w:r>
+        <w:r>
+          <w:rPr>
+            <w:noProof/>
+            <w:webHidden/>
+          </w:rPr>
+          <w:fldChar w:fldCharType="separate"/>
+        </w:r>
+        <w:r>
+          <w:rPr>
+            <w:noProof/>
+            <w:webHidden/>
+          </w:rPr>
+          <w:t>19</w:t>
+        </w:r>
+        <w:r>
+          <w:rPr>
+            <w:noProof/>
+            <w:webHidden/>
+          </w:rPr>
+          <w:fldChar w:fldCharType="end"/>
+        </w:r>
+      </w:hyperlink>
+    </w:p>
+    <w:p>
+      <w:pPr>
+        <w:pStyle w:val="TOC3"/>
+        <w:tabs>
+          <w:tab w:val="right" w:leader="dot" w:pos="8836"/>
+        </w:tabs>
+        <w:rPr>
+          <w:rFonts w:eastAsiaTheme="minorEastAsia" w:cstheme="minorBidi"/>
+          <w:noProof/>
+          <w:sz w:val="24"/>
+          <w:szCs w:val="24"/>
+        </w:rPr>
+      </w:pPr>
+      <w:hyperlink w:anchor="_Toc222788201" w:history="1">
+        <w:r>
+          <w:rPr>
+            <w:rStyle w:val="Hyperlink"/>
+            <w:rFonts w:ascii="Times New Roman" w:hAnsi="Times New Roman" w:cs="Times New Roman"/>
+            <w:noProof/>
+          </w:rPr>
+          <w:t>4.5.2. Метрики сегментації</w:t>
+        </w:r>
+        <w:r>
+          <w:rPr>
+            <w:noProof/>
+            <w:webHidden/>
+          </w:rPr>
+          <w:tab/>
+        </w:r>
+        <w:r>
+          <w:rPr>
+            <w:noProof/>
+            <w:webHidden/>
+          </w:rPr>
+          <w:fldChar w:fldCharType="begin"/>
+        </w:r>
+        <w:r>
+          <w:rPr>
+            <w:noProof/>
+            <w:webHidden/>
+          </w:rPr>
+          <w:instrText xml:space="preserve"> PAGEREF _Toc222788201 \h </w:instrText>
+        </w:r>
+        <w:r>
+          <w:rPr>
+            <w:noProof/>
+            <w:webHidden/>
+          </w:rPr>
+        </w:r>
+        <w:r>
+          <w:rPr>
+            <w:noProof/>
+            <w:webHidden/>
+          </w:rPr>
+          <w:fldChar w:fldCharType="separate"/>
+        </w:r>
+        <w:r>
+          <w:rPr>
+            <w:noProof/>
+            <w:webHidden/>
+          </w:rPr>
+          <w:t>19</w:t>
+        </w:r>
+        <w:r>
+          <w:rPr>
+            <w:noProof/>
+            <w:webHidden/>
+          </w:rPr>
+          <w:fldChar w:fldCharType="end"/>
+        </w:r>
+      </w:hyperlink>
+    </w:p>
+    <w:p>
+      <w:pPr>
+        <w:pStyle w:val="TOC1"/>
+        <w:tabs>
+          <w:tab w:val="right" w:leader="dot" w:pos="8836"/>
+        </w:tabs>
+        <w:rPr>
+          <w:rFonts w:eastAsiaTheme="minorEastAsia" w:cstheme="minorBidi"/>
+          <w:b w:val="0"/>
+          <w:bCs w:val="0"/>
+          <w:i w:val="0"/>
+          <w:iCs w:val="0"/>
+          <w:noProof/>
+        </w:rPr>
+      </w:pPr>
+      <w:hyperlink w:anchor="_Toc222788202" w:history="1">
+        <w:r>
+          <w:rPr>
+            <w:rStyle w:val="Hyperlink"/>
+            <w:rFonts w:ascii="Times New Roman" w:hAnsi="Times New Roman" w:cs="Times New Roman"/>
+            <w:noProof/>
+          </w:rPr>
+          <w:t>5. ПОРІВНЯЛЬНИЙ АНАЛІЗ АРХІТЕКТУР ТА МЕТОДІВ</w:t>
+        </w:r>
+        <w:r>
+          <w:rPr>
+            <w:noProof/>
+            <w:webHidden/>
+          </w:rPr>
+          <w:tab/>
+        </w:r>
+        <w:r>
+          <w:rPr>
+            <w:noProof/>
+            <w:webHidden/>
+          </w:rPr>
+          <w:fldChar w:fldCharType="begin"/>
+        </w:r>
+        <w:r>
+          <w:rPr>
+            <w:noProof/>
+            <w:webHidden/>
+          </w:rPr>
+          <w:instrText xml:space="preserve"> PAGEREF _Toc222788202 \h </w:instrText>
+        </w:r>
+        <w:r>
+          <w:rPr>
+            <w:noProof/>
+            <w:webHidden/>
+          </w:rPr>
+        </w:r>
+        <w:r>
+          <w:rPr>
+            <w:noProof/>
+            <w:webHidden/>
+          </w:rPr>
+          <w:fldChar w:fldCharType="separate"/>
+        </w:r>
+        <w:r>
+          <w:rPr>
+            <w:noProof/>
+            <w:webHidden/>
+          </w:rPr>
+          <w:t>19</w:t>
+        </w:r>
+        <w:r>
+          <w:rPr>
+            <w:noProof/>
+            <w:webHidden/>
+          </w:rPr>
+          <w:fldChar w:fldCharType="end"/>
+        </w:r>
+      </w:hyperlink>
+    </w:p>
+    <w:p>
+      <w:pPr>
+        <w:pStyle w:val="TOC2"/>
+        <w:tabs>
+          <w:tab w:val="right" w:leader="dot" w:pos="8836"/>
+        </w:tabs>
+        <w:rPr>
+          <w:rFonts w:eastAsiaTheme="minorEastAsia" w:cstheme="minorBidi"/>
+          <w:b w:val="0"/>
+          <w:bCs w:val="0"/>
+          <w:noProof/>
+          <w:sz w:val="24"/>
+          <w:szCs w:val="24"/>
+        </w:rPr>
+      </w:pPr>
+      <w:hyperlink w:anchor="_Toc222788203" w:history="1">
+        <w:r>
+          <w:rPr>
+            <w:rStyle w:val="Hyperlink"/>
+            <w:rFonts w:ascii="Times New Roman" w:hAnsi="Times New Roman" w:cs="Times New Roman"/>
+            <w:noProof/>
+          </w:rPr>
+          <w:t>5.1. Порівняння методів сегментації</w:t>
+        </w:r>
+        <w:r>
+          <w:rPr>
+            <w:noProof/>
+            <w:webHidden/>
+          </w:rPr>
+          <w:tab/>
+        </w:r>
+        <w:r>
+          <w:rPr>
+            <w:noProof/>
+            <w:webHidden/>
+          </w:rPr>
+          <w:fldChar w:fldCharType="begin"/>
+        </w:r>
+        <w:r>
+          <w:rPr>
+            <w:noProof/>
+            <w:webHidden/>
+          </w:rPr>
+          <w:instrText xml:space="preserve"> PAGEREF _Toc222788203 \h </w:instrText>
+        </w:r>
+        <w:r>
+          <w:rPr>
+            <w:noProof/>
+            <w:webHidden/>
+          </w:rPr>
+        </w:r>
+        <w:r>
+          <w:rPr>
+            <w:noProof/>
+            <w:webHidden/>
+          </w:rPr>
+          <w:fldChar w:fldCharType="separate"/>
+        </w:r>
+        <w:r>
+          <w:rPr>
+            <w:noProof/>
+            <w:webHidden/>
+          </w:rPr>
+          <w:t>20</w:t>
+        </w:r>
+        <w:r>
+          <w:rPr>
+            <w:noProof/>
+            <w:webHidden/>
+          </w:rPr>
+          <w:fldChar w:fldCharType="end"/>
+        </w:r>
+      </w:hyperlink>
+    </w:p>
+    <w:p>
+      <w:pPr>
+        <w:pStyle w:val="TOC2"/>
+        <w:tabs>
+          <w:tab w:val="right" w:leader="dot" w:pos="8836"/>
+        </w:tabs>
+        <w:rPr>
+          <w:rFonts w:eastAsiaTheme="minorEastAsia" w:cstheme="minorBidi"/>
+          <w:b w:val="0"/>
+          <w:bCs w:val="0"/>
+          <w:noProof/>
+          <w:sz w:val="24"/>
+          <w:szCs w:val="24"/>
+        </w:rPr>
+      </w:pPr>
+      <w:hyperlink w:anchor="_Toc222788204" w:history="1">
+        <w:r>
+          <w:rPr>
+            <w:rStyle w:val="Hyperlink"/>
+            <w:rFonts w:ascii="Times New Roman" w:hAnsi="Times New Roman" w:cs="Times New Roman"/>
+            <w:noProof/>
+          </w:rPr>
+          <w:t>5.2. Порівняння методів попередньої обробки для підвищення точності детекції</w:t>
+        </w:r>
+        <w:r>
+          <w:rPr>
+            <w:noProof/>
+            <w:webHidden/>
+          </w:rPr>
+          <w:tab/>
+        </w:r>
+        <w:r>
+          <w:rPr>
+            <w:noProof/>
+            <w:webHidden/>
+          </w:rPr>
+          <w:fldChar w:fldCharType="begin"/>
+        </w:r>
+        <w:r>
+          <w:rPr>
+            <w:noProof/>
+            <w:webHidden/>
+          </w:rPr>
+          <w:instrText xml:space="preserve"> PAGEREF _Toc222788204 \h </w:instrText>
+        </w:r>
+        <w:r>
+          <w:rPr>
+            <w:noProof/>
+            <w:webHidden/>
+          </w:rPr>
+        </w:r>
+        <w:r>
+          <w:rPr>
+            <w:noProof/>
+            <w:webHidden/>
+          </w:rPr>
+          <w:fldChar w:fldCharType="separate"/>
+        </w:r>
+        <w:r>
+          <w:rPr>
+            <w:noProof/>
+            <w:webHidden/>
+          </w:rPr>
+          <w:t>20</w:t>
+        </w:r>
+        <w:r>
+          <w:rPr>
+            <w:noProof/>
+            <w:webHidden/>
+          </w:rPr>
+          <w:fldChar w:fldCharType="end"/>
+        </w:r>
+      </w:hyperlink>
+    </w:p>
+    <w:p>
+      <w:pPr>
+        <w:pStyle w:val="TOC2"/>
+        <w:tabs>
+          <w:tab w:val="right" w:leader="dot" w:pos="8836"/>
+        </w:tabs>
+        <w:rPr>
+          <w:rFonts w:eastAsiaTheme="minorEastAsia" w:cstheme="minorBidi"/>
+          <w:b w:val="0"/>
+          <w:bCs w:val="0"/>
+          <w:noProof/>
+          <w:sz w:val="24"/>
+          <w:szCs w:val="24"/>
+        </w:rPr>
+      </w:pPr>
+      <w:hyperlink w:anchor="_Toc222788205" w:history="1">
+        <w:r>
+          <w:rPr>
+            <w:rStyle w:val="Hyperlink"/>
+            <w:rFonts w:ascii="Times New Roman" w:hAnsi="Times New Roman" w:cs="Times New Roman"/>
+            <w:noProof/>
+          </w:rPr>
+          <w:t>5.3. Вибір архітектури залежно від задачі</w:t>
+        </w:r>
+        <w:r>
+          <w:rPr>
+            <w:noProof/>
+            <w:webHidden/>
+          </w:rPr>
+          <w:tab/>
+        </w:r>
+        <w:r>
+          <w:rPr>
+            <w:noProof/>
+            <w:webHidden/>
+          </w:rPr>
+          <w:fldChar w:fldCharType="begin"/>
+        </w:r>
+        <w:r>
+          <w:rPr>
+            <w:noProof/>
+            <w:webHidden/>
+          </w:rPr>
+          <w:instrText xml:space="preserve"> PAGEREF _Toc222788205 \h </w:instrText>
+        </w:r>
+        <w:r>
+          <w:rPr>
+            <w:noProof/>
+            <w:webHidden/>
+          </w:rPr>
+        </w:r>
+        <w:r>
+          <w:rPr>
+            <w:noProof/>
+            <w:webHidden/>
+          </w:rPr>
+          <w:fldChar w:fldCharType="separate"/>
+        </w:r>
+        <w:r>
+          <w:rPr>
+            <w:noProof/>
+            <w:webHidden/>
+          </w:rPr>
+          <w:t>20</w:t>
+        </w:r>
+        <w:r>
+          <w:rPr>
+            <w:noProof/>
+            <w:webHidden/>
+          </w:rPr>
+          <w:fldChar w:fldCharType="end"/>
+        </w:r>
+      </w:hyperlink>
+    </w:p>
+    <w:p>
+      <w:pPr>
+        <w:pStyle w:val="TOC1"/>
+        <w:tabs>
+          <w:tab w:val="right" w:leader="dot" w:pos="8836"/>
+        </w:tabs>
+        <w:rPr>
+          <w:rFonts w:eastAsiaTheme="minorEastAsia" w:cstheme="minorBidi"/>
+          <w:b w:val="0"/>
+          <w:bCs w:val="0"/>
+          <w:i w:val="0"/>
+          <w:iCs w:val="0"/>
+          <w:noProof/>
+        </w:rPr>
+      </w:pPr>
+      <w:hyperlink w:anchor="_Toc222788206" w:history="1">
+        <w:r>
+          <w:rPr>
+            <w:rStyle w:val="Hyperlink"/>
+            <w:rFonts w:ascii="Times New Roman" w:hAnsi="Times New Roman" w:cs="Times New Roman"/>
+            <w:noProof/>
+          </w:rPr>
+          <w:t>6. ТЕНДЕНЦІЇ ТА ПЕРСПЕКТИВИ РОЗВИТКУ</w:t>
+        </w:r>
+        <w:r>
+          <w:rPr>
+            <w:noProof/>
+            <w:webHidden/>
+          </w:rPr>
+          <w:tab/>
+        </w:r>
+        <w:r>
+          <w:rPr>
+            <w:noProof/>
+            <w:webHidden/>
+          </w:rPr>
+          <w:fldChar w:fldCharType="begin"/>
+        </w:r>
+        <w:r>
+          <w:rPr>
+            <w:noProof/>
+            <w:webHidden/>
+          </w:rPr>
+          <w:instrText xml:space="preserve"> PAGEREF _Toc222788206 \h </w:instrText>
+        </w:r>
+        <w:r>
+          <w:rPr>
+            <w:noProof/>
+            <w:webHidden/>
+          </w:rPr>
+        </w:r>
+        <w:r>
+          <w:rPr>
+            <w:noProof/>
+            <w:webHidden/>
+          </w:rPr>
+          <w:fldChar w:fldCharType="separate"/>
+        </w:r>
+        <w:r>
+          <w:rPr>
+            <w:noProof/>
+            <w:webHidden/>
+          </w:rPr>
+          <w:t>22</w:t>
+        </w:r>
+        <w:r>
+          <w:rPr>
+            <w:noProof/>
+            <w:webHidden/>
+          </w:rPr>
+          <w:fldChar w:fldCharType="end"/>
+        </w:r>
+      </w:hyperlink>
+    </w:p>
+    <w:p>
+      <w:pPr>
+        <w:pStyle w:val="TOC2"/>
+        <w:tabs>
+          <w:tab w:val="right" w:leader="dot" w:pos="8836"/>
+        </w:tabs>
+        <w:rPr>
+          <w:rFonts w:eastAsiaTheme="minorEastAsia" w:cstheme="minorBidi"/>
+          <w:b w:val="0"/>
+          <w:bCs w:val="0"/>
+          <w:noProof/>
+          <w:sz w:val="24"/>
+          <w:szCs w:val="24"/>
+        </w:rPr>
+      </w:pPr>
+      <w:hyperlink w:anchor="_Toc222788207" w:history="1">
+        <w:r>
+          <w:rPr>
+            <w:rStyle w:val="Hyperlink"/>
+            <w:rFonts w:ascii="Times New Roman" w:hAnsi="Times New Roman" w:cs="Times New Roman"/>
+            <w:noProof/>
+          </w:rPr>
+          <w:t>6.1. Foundation Models та Zero-Shot підходи</w:t>
+        </w:r>
+        <w:r>
+          <w:rPr>
+            <w:noProof/>
+            <w:webHidden/>
+          </w:rPr>
+          <w:tab/>
+        </w:r>
+        <w:r>
+          <w:rPr>
+            <w:noProof/>
+            <w:webHidden/>
+          </w:rPr>
+          <w:fldChar w:fldCharType="begin"/>
+        </w:r>
+        <w:r>
+          <w:rPr>
+            <w:noProof/>
+            <w:webHidden/>
+          </w:rPr>
+          <w:instrText xml:space="preserve"> PAGEREF _Toc222788207 \h </w:instrText>
+        </w:r>
+        <w:r>
+          <w:rPr>
+            <w:noProof/>
+            <w:webHidden/>
+          </w:rPr>
+        </w:r>
+        <w:r>
+          <w:rPr>
+            <w:noProof/>
+            <w:webHidden/>
+          </w:rPr>
+          <w:fldChar w:fldCharType="separate"/>
+        </w:r>
+        <w:r>
+          <w:rPr>
+            <w:noProof/>
+            <w:webHidden/>
+          </w:rPr>
+          <w:t>22</w:t>
+        </w:r>
+        <w:r>
+          <w:rPr>
+            <w:noProof/>
+            <w:webHidden/>
+          </w:rPr>
+          <w:fldChar w:fldCharType="end"/>
+        </w:r>
+      </w:hyperlink>
+    </w:p>
+    <w:p>
+      <w:pPr>
+        <w:pStyle w:val="TOC2"/>
+        <w:tabs>
+          <w:tab w:val="right" w:leader="dot" w:pos="8836"/>
+        </w:tabs>
+        <w:rPr>
+          <w:rFonts w:eastAsiaTheme="minorEastAsia" w:cstheme="minorBidi"/>
+          <w:b w:val="0"/>
+          <w:bCs w:val="0"/>
+          <w:noProof/>
+          <w:sz w:val="24"/>
+          <w:szCs w:val="24"/>
+        </w:rPr>
+      </w:pPr>
+      <w:hyperlink w:anchor="_Toc222788208" w:history="1">
+        <w:r>
+          <w:rPr>
+            <w:rStyle w:val="Hyperlink"/>
+            <w:rFonts w:ascii="Times New Roman" w:hAnsi="Times New Roman" w:cs="Times New Roman"/>
+            <w:noProof/>
+          </w:rPr>
+          <w:t>6.2. Vision Transformers та гібридні архітектури</w:t>
+        </w:r>
+        <w:r>
+          <w:rPr>
+            <w:noProof/>
+            <w:webHidden/>
+          </w:rPr>
+          <w:tab/>
+        </w:r>
+        <w:r>
+          <w:rPr>
+            <w:noProof/>
+            <w:webHidden/>
+          </w:rPr>
+          <w:fldChar w:fldCharType="begin"/>
+        </w:r>
+        <w:r>
+          <w:rPr>
+            <w:noProof/>
+            <w:webHidden/>
+          </w:rPr>
+          <w:instrText xml:space="preserve"> PAGEREF _Toc222788208 \h </w:instrText>
+        </w:r>
+        <w:r>
+          <w:rPr>
+            <w:noProof/>
+            <w:webHidden/>
+          </w:rPr>
+        </w:r>
+        <w:r>
+          <w:rPr>
+            <w:noProof/>
+            <w:webHidden/>
+          </w:rPr>
+          <w:fldChar w:fldCharType="separate"/>
+        </w:r>
+        <w:r>
+          <w:rPr>
+            <w:noProof/>
+            <w:webHidden/>
+          </w:rPr>
+          <w:t>22</w:t>
+        </w:r>
+        <w:r>
+          <w:rPr>
+            <w:noProof/>
+            <w:webHidden/>
+          </w:rPr>
+          <w:fldChar w:fldCharType="end"/>
+        </w:r>
+      </w:hyperlink>
+    </w:p>
+    <w:p>
+      <w:pPr>
+        <w:pStyle w:val="TOC2"/>
+        <w:tabs>
+          <w:tab w:val="right" w:leader="dot" w:pos="8836"/>
+        </w:tabs>
+        <w:rPr>
+          <w:rFonts w:eastAsiaTheme="minorEastAsia" w:cstheme="minorBidi"/>
+          <w:b w:val="0"/>
+          <w:bCs w:val="0"/>
+          <w:noProof/>
+          <w:sz w:val="24"/>
+          <w:szCs w:val="24"/>
+        </w:rPr>
+      </w:pPr>
+      <w:hyperlink w:anchor="_Toc222788209" w:history="1">
+        <w:r>
+          <w:rPr>
+            <w:rStyle w:val="Hyperlink"/>
+            <w:rFonts w:ascii="Times New Roman" w:hAnsi="Times New Roman" w:cs="Times New Roman"/>
+            <w:noProof/>
+          </w:rPr>
+          <w:t>6.3. Ефективні архітектури та Edge AI</w:t>
+        </w:r>
+        <w:r>
+          <w:rPr>
+            <w:noProof/>
+            <w:webHidden/>
+          </w:rPr>
+          <w:tab/>
+        </w:r>
+        <w:r>
+          <w:rPr>
+            <w:noProof/>
+            <w:webHidden/>
+          </w:rPr>
+          <w:fldChar w:fldCharType="begin"/>
+        </w:r>
+        <w:r>
+          <w:rPr>
+            <w:noProof/>
+            <w:webHidden/>
+          </w:rPr>
+          <w:instrText xml:space="preserve"> PAGEREF _Toc222788209 \h </w:instrText>
+        </w:r>
+        <w:r>
+          <w:rPr>
+            <w:noProof/>
+            <w:webHidden/>
+          </w:rPr>
+        </w:r>
+        <w:r>
+          <w:rPr>
+            <w:noProof/>
+            <w:webHidden/>
+          </w:rPr>
+          <w:fldChar w:fldCharType="separate"/>
+        </w:r>
+        <w:r>
+          <w:rPr>
+            <w:noProof/>
+            <w:webHidden/>
+          </w:rPr>
+          <w:t>22</w:t>
+        </w:r>
+        <w:r>
+          <w:rPr>
+            <w:noProof/>
+            <w:webHidden/>
+          </w:rPr>
+          <w:fldChar w:fldCharType="end"/>
+        </w:r>
+      </w:hyperlink>
+    </w:p>
+    <w:p>
+      <w:pPr>
+        <w:pStyle w:val="TOC2"/>
+        <w:tabs>
+          <w:tab w:val="right" w:leader="dot" w:pos="8836"/>
+        </w:tabs>
+        <w:rPr>
+          <w:rFonts w:eastAsiaTheme="minorEastAsia" w:cstheme="minorBidi"/>
+          <w:b w:val="0"/>
+          <w:bCs w:val="0"/>
+          <w:noProof/>
+          <w:sz w:val="24"/>
+          <w:szCs w:val="24"/>
+        </w:rPr>
+      </w:pPr>
+      <w:hyperlink w:anchor="_Toc222788210" w:history="1">
+        <w:r>
+          <w:rPr>
+            <w:rStyle w:val="Hyperlink"/>
+            <w:rFonts w:ascii="Times New Roman" w:hAnsi="Times New Roman" w:cs="Times New Roman"/>
+            <w:noProof/>
+          </w:rPr>
+          <w:t>6.4. Мультимодальні підходи</w:t>
+        </w:r>
+        <w:r>
+          <w:rPr>
+            <w:noProof/>
+            <w:webHidden/>
+          </w:rPr>
+          <w:tab/>
+        </w:r>
+        <w:r>
+          <w:rPr>
+            <w:noProof/>
+            <w:webHidden/>
+          </w:rPr>
+          <w:fldChar w:fldCharType="begin"/>
+        </w:r>
+        <w:r>
+          <w:rPr>
+            <w:noProof/>
+            <w:webHidden/>
+          </w:rPr>
+          <w:instrText xml:space="preserve"> PAGEREF _Toc222788210 \h </w:instrText>
+        </w:r>
+        <w:r>
+          <w:rPr>
+            <w:noProof/>
+            <w:webHidden/>
+          </w:rPr>
+        </w:r>
+        <w:r>
+          <w:rPr>
+            <w:noProof/>
+            <w:webHidden/>
+          </w:rPr>
+          <w:fldChar w:fldCharType="separate"/>
+        </w:r>
+        <w:r>
+          <w:rPr>
+            <w:noProof/>
+            <w:webHidden/>
+          </w:rPr>
+          <w:t>22</w:t>
+        </w:r>
+        <w:r>
+          <w:rPr>
+            <w:noProof/>
+            <w:webHidden/>
+          </w:rPr>
+          <w:fldChar w:fldCharType="end"/>
+        </w:r>
+      </w:hyperlink>
+    </w:p>
+    <w:p>
+      <w:pPr>
+        <w:pStyle w:val="TOC2"/>
+        <w:tabs>
+          <w:tab w:val="right" w:leader="dot" w:pos="8836"/>
+        </w:tabs>
+        <w:rPr>
+          <w:rFonts w:eastAsiaTheme="minorEastAsia" w:cstheme="minorBidi"/>
+          <w:b w:val="0"/>
+          <w:bCs w:val="0"/>
+          <w:noProof/>
+          <w:sz w:val="24"/>
+          <w:szCs w:val="24"/>
+        </w:rPr>
+      </w:pPr>
+      <w:hyperlink w:anchor="_Toc222788211" w:history="1">
+        <w:r>
+          <w:rPr>
+            <w:rStyle w:val="Hyperlink"/>
+            <w:rFonts w:ascii="Times New Roman" w:hAnsi="Times New Roman" w:cs="Times New Roman"/>
+            <w:noProof/>
+          </w:rPr>
+          <w:t>6.5. Synthetic Data та AIGC</w:t>
+        </w:r>
+        <w:r>
+          <w:rPr>
+            <w:noProof/>
+            <w:webHidden/>
+          </w:rPr>
+          <w:tab/>
+        </w:r>
+        <w:r>
+          <w:rPr>
+            <w:noProof/>
+            <w:webHidden/>
+          </w:rPr>
+          <w:fldChar w:fldCharType="begin"/>
+        </w:r>
+        <w:r>
+          <w:rPr>
+            <w:noProof/>
+            <w:webHidden/>
+          </w:rPr>
+          <w:instrText xml:space="preserve"> PAGEREF _Toc222788211 \h </w:instrText>
+        </w:r>
+        <w:r>
+          <w:rPr>
+            <w:noProof/>
+            <w:webHidden/>
+          </w:rPr>
+        </w:r>
+        <w:r>
+          <w:rPr>
+            <w:noProof/>
+            <w:webHidden/>
+          </w:rPr>
+          <w:fldChar w:fldCharType="separate"/>
+        </w:r>
+        <w:r>
+          <w:rPr>
+            <w:noProof/>
+            <w:webHidden/>
+          </w:rPr>
+          <w:t>23</w:t>
+        </w:r>
+        <w:r>
+          <w:rPr>
+            <w:noProof/>
+            <w:webHidden/>
+          </w:rPr>
+          <w:fldChar w:fldCharType="end"/>
+        </w:r>
+      </w:hyperlink>
+    </w:p>
+    <w:p>
+      <w:pPr>
+        <w:pStyle w:val="TOC2"/>
+        <w:tabs>
+          <w:tab w:val="right" w:leader="dot" w:pos="8836"/>
+        </w:tabs>
+        <w:rPr>
+          <w:rFonts w:eastAsiaTheme="minorEastAsia" w:cstheme="minorBidi"/>
+          <w:b w:val="0"/>
+          <w:bCs w:val="0"/>
+          <w:noProof/>
+          <w:sz w:val="24"/>
+          <w:szCs w:val="24"/>
+        </w:rPr>
+      </w:pPr>
+      <w:hyperlink w:anchor="_Toc222788212" w:history="1">
+        <w:r>
+          <w:rPr>
+            <w:rStyle w:val="Hyperlink"/>
+            <w:rFonts w:ascii="Times New Roman" w:hAnsi="Times New Roman" w:cs="Times New Roman"/>
+            <w:noProof/>
+          </w:rPr>
+          <w:t>6.6. Interpretability та Explainable AI</w:t>
+        </w:r>
+        <w:r>
+          <w:rPr>
+            <w:noProof/>
+            <w:webHidden/>
+          </w:rPr>
+          <w:tab/>
+        </w:r>
+        <w:r>
+          <w:rPr>
+            <w:noProof/>
+            <w:webHidden/>
+          </w:rPr>
+          <w:fldChar w:fldCharType="begin"/>
+        </w:r>
+        <w:r>
+          <w:rPr>
+            <w:noProof/>
+            <w:webHidden/>
+          </w:rPr>
+          <w:instrText xml:space="preserve"> PAGEREF _Toc222788212 \h </w:instrText>
+        </w:r>
+        <w:r>
+          <w:rPr>
+            <w:noProof/>
+            <w:webHidden/>
+          </w:rPr>
+        </w:r>
+        <w:r>
+          <w:rPr>
+            <w:noProof/>
+            <w:webHidden/>
+          </w:rPr>
+          <w:fldChar w:fldCharType="separate"/>
+        </w:r>
+        <w:r>
+          <w:rPr>
+            <w:noProof/>
+            <w:webHidden/>
+          </w:rPr>
+          <w:t>23</w:t>
+        </w:r>
+        <w:r>
+          <w:rPr>
+            <w:noProof/>
+            <w:webHidden/>
+          </w:rPr>
+          <w:fldChar w:fldCharType="end"/>
+        </w:r>
+      </w:hyperlink>
+    </w:p>
+    <w:p>
+      <w:pPr>
+        <w:pStyle w:val="TOC1"/>
+        <w:tabs>
+          <w:tab w:val="right" w:leader="dot" w:pos="8836"/>
+        </w:tabs>
+        <w:rPr>
+          <w:rFonts w:eastAsiaTheme="minorEastAsia" w:cstheme="minorBidi"/>
+          <w:b w:val="0"/>
+          <w:bCs w:val="0"/>
+          <w:i w:val="0"/>
+          <w:iCs w:val="0"/>
+          <w:noProof/>
+        </w:rPr>
+      </w:pPr>
+      <w:hyperlink w:anchor="_Toc222788213" w:history="1">
+        <w:r>
+          <w:rPr>
+            <w:rStyle w:val="Hyperlink"/>
+            <w:rFonts w:ascii="Times New Roman" w:hAnsi="Times New Roman" w:cs="Times New Roman"/>
+            <w:noProof/>
+          </w:rPr>
+          <w:t>7. ВИСНОВКИ</w:t>
+        </w:r>
+        <w:r>
+          <w:rPr>
+            <w:noProof/>
+            <w:webHidden/>
+          </w:rPr>
+          <w:tab/>
+        </w:r>
+        <w:r>
+          <w:rPr>
+            <w:noProof/>
+            <w:webHidden/>
+          </w:rPr>
+          <w:fldChar w:fldCharType="begin"/>
+        </w:r>
+        <w:r>
+          <w:rPr>
+            <w:noProof/>
+            <w:webHidden/>
+          </w:rPr>
+          <w:instrText xml:space="preserve"> PAGEREF _Toc222788213 \h </w:instrText>
+        </w:r>
+        <w:r>
+          <w:rPr>
+            <w:noProof/>
+            <w:webHidden/>
+          </w:rPr>
+        </w:r>
+        <w:r>
+          <w:rPr>
+            <w:noProof/>
+            <w:webHidden/>
+          </w:rPr>
+          <w:fldChar w:fldCharType="separate"/>
+        </w:r>
+        <w:r>
+          <w:rPr>
+            <w:noProof/>
+            <w:webHidden/>
+          </w:rPr>
+          <w:t>24</w:t>
+        </w:r>
+        <w:r>
+          <w:rPr>
+            <w:noProof/>
+            <w:webHidden/>
+          </w:rPr>
+          <w:fldChar w:fldCharType="end"/>
+        </w:r>
+      </w:hyperlink>
+    </w:p>
+    <w:p>
+      <w:pPr>
+        <w:pStyle w:val="TOC1"/>
+        <w:tabs>
+          <w:tab w:val="right" w:leader="dot" w:pos="8836"/>
+        </w:tabs>
+        <w:rPr>
+          <w:rFonts w:eastAsiaTheme="minorEastAsia" w:cstheme="minorBidi"/>
+          <w:b w:val="0"/>
+          <w:bCs w:val="0"/>
+          <w:i w:val="0"/>
+          <w:iCs w:val="0"/>
+          <w:noProof/>
+        </w:rPr>
+      </w:pPr>
+      <w:hyperlink w:anchor="_Toc222788214" w:history="1">
+        <w:r>
+          <w:rPr>
+            <w:rStyle w:val="Hyperlink"/>
+            <w:rFonts w:ascii="Times New Roman" w:hAnsi="Times New Roman" w:cs="Times New Roman"/>
+            <w:noProof/>
+          </w:rPr>
+          <w:t>СПИСОК ВИКОРИСТАНИХ ДЖЕРЕЛ</w:t>
+        </w:r>
+        <w:r>
+          <w:rPr>
+            <w:noProof/>
+            <w:webHidden/>
+          </w:rPr>
+          <w:tab/>
+        </w:r>
+        <w:r>
+          <w:rPr>
+            <w:noProof/>
+            <w:webHidden/>
+          </w:rPr>
+          <w:fldChar w:fldCharType="begin"/>
+        </w:r>
+        <w:r>
+          <w:rPr>
+            <w:noProof/>
+            <w:webHidden/>
+          </w:rPr>
+          <w:instrText xml:space="preserve"> PAGEREF _Toc222788214 \h </w:instrText>
+        </w:r>
+        <w:r>
+          <w:rPr>
+            <w:noProof/>
+            <w:webHidden/>
+          </w:rPr>
+        </w:r>
+        <w:r>
+          <w:rPr>
+            <w:noProof/>
+            <w:webHidden/>
+          </w:rPr>
+          <w:fldChar w:fldCharType="separate"/>
+        </w:r>
+        <w:r>
+          <w:rPr>
+            <w:noProof/>
+            <w:webHidden/>
+          </w:rPr>
+          <w:t>25</w:t>
+        </w:r>
+        <w:r>
+          <w:rPr>
+            <w:noProof/>
+            <w:webHidden/>
+          </w:rPr>
+          <w:fldChar w:fldCharType="end"/>
+        </w:r>
+      </w:hyperlink>
+    </w:p>
+    <w:p>
+      <w:pPr>
+        <w:rPr>
+          <w:rFonts w:ascii="Times New Roman" w:hAnsi="Times New Roman" w:cs="Times New Roman"/>
+        </w:rPr>
+      </w:pPr>
+      <w:r>
+        <w:rPr>
+          <w:rFonts w:ascii="Times New Roman" w:hAnsi="Times New Roman" w:cs="Times New Roman"/>
+        </w:rPr>
+        <w:fldChar w:fldCharType="end"/>
+      </w:r>
+      <w:r>
+        <w:rPr>
+          <w:rFonts w:ascii="Times New Roman" w:hAnsi="Times New Roman" w:cs="Times New Roman"/>
+        </w:rPr>
+        <w:br w:type="page"/>
+      </w:r>
+    </w:p>
+    <w:p>
+      <w:pPr>
+        <w:pStyle w:val="Heading1"/>
+        <w:rPr>
+          <w:rFonts w:ascii="Times New Roman" w:hAnsi="Times New Roman" w:cs="Times New Roman"/>
+        </w:rPr>
+      </w:pPr>
+      <w:bookmarkStart w:id="2" w:name="_Toc222788160"/>
+      <w:r>
+        <w:rPr>
+          <w:rFonts w:ascii="Times New Roman" w:hAnsi="Times New Roman" w:cs="Times New Roman"/>
+        </w:rPr>
+        <w:lastRenderedPageBreak/>
+        <w:t>1. ВСТУП</w:t>
+      </w:r>
+      <w:bookmarkEnd w:id="2"/>
     </w:p>
     <w:p>
       <w:pPr>
@@ -680,7 +4914,7 @@
         <w:rPr>
           <w:rFonts w:ascii="Times New Roman" w:hAnsi="Times New Roman" w:cs="Times New Roman"/>
         </w:rPr>
-        <w:t>АНОТАЦІЯ</w:t>
+        <w:t>Обробка зображень є одним із фундаментальних напрямків сучасної комп'ютерної науки та штучного інтелекту. Із стрімким розвитком глибокого навчання протягом останнього десятиліття відбулась революція у підходах до аналізу візуальної інформації — системи на основі згорткових нейронних мереж (CNN) досягли і перевершили рівень людського сприйняття в низці задач класифікації та детекції.</w:t>
       </w:r>
     </w:p>
     <w:p>
@@ -695,7 +4929,7 @@
         <w:rPr>
           <w:rFonts w:ascii="Times New Roman" w:hAnsi="Times New Roman" w:cs="Times New Roman"/>
         </w:rPr>
-        <w:t>1. ВСТУП</w:t>
+        <w:t>Проте будь-яка система глибокого навчання починається з якості вхідних даних. Попередня обробка зображень — фільтрація шуму, нормалізація, морфологічні перетворення — безпосередньо впливає на точність та швидкість навчання нейронних мереж. Саме тому дослідження методів обробки зображень зберігає свою актуальність навіть в епоху end-to-end архітектур.</w:t>
       </w:r>
     </w:p>
     <w:p>
@@ -710,304 +4944,6 @@
         <w:rPr>
           <w:rFonts w:ascii="Times New Roman" w:hAnsi="Times New Roman" w:cs="Times New Roman"/>
         </w:rPr>
-        <w:t>2. НАПРЯМОК 1: ПОПЕРЕДНЯ ОБРОБКА ЗОБРАЖЕНЬ</w:t>
-      </w:r>
-    </w:p>
-    <w:p>
-      <w:pPr>
-        <w:spacing w:before="80" w:after="80" w:line="280" w:lineRule="auto"/>
-        <w:jc w:val="both"/>
-        <w:rPr>
-          <w:rFonts w:ascii="Times New Roman" w:hAnsi="Times New Roman" w:cs="Times New Roman"/>
-        </w:rPr>
-      </w:pPr>
-      <w:r>
-        <w:rPr>
-          <w:rFonts w:ascii="Times New Roman" w:hAnsi="Times New Roman" w:cs="Times New Roman"/>
-        </w:rPr>
-        <w:t xml:space="preserve">   2.1. Очищення зображень</w:t>
-      </w:r>
-    </w:p>
-    <w:p>
-      <w:pPr>
-        <w:spacing w:before="80" w:after="80" w:line="280" w:lineRule="auto"/>
-        <w:jc w:val="both"/>
-        <w:rPr>
-          <w:rFonts w:ascii="Times New Roman" w:hAnsi="Times New Roman" w:cs="Times New Roman"/>
-        </w:rPr>
-      </w:pPr>
-      <w:r>
-        <w:rPr>
-          <w:rFonts w:ascii="Times New Roman" w:hAnsi="Times New Roman" w:cs="Times New Roman"/>
-        </w:rPr>
-        <w:t xml:space="preserve">   2.2. Фільтри для зменшення шуму</w:t>
-      </w:r>
-    </w:p>
-    <w:p>
-      <w:pPr>
-        <w:spacing w:before="80" w:after="80" w:line="280" w:lineRule="auto"/>
-        <w:jc w:val="both"/>
-        <w:rPr>
-          <w:rFonts w:ascii="Times New Roman" w:hAnsi="Times New Roman" w:cs="Times New Roman"/>
-        </w:rPr>
-      </w:pPr>
-      <w:r>
-        <w:rPr>
-          <w:rFonts w:ascii="Times New Roman" w:hAnsi="Times New Roman" w:cs="Times New Roman"/>
-        </w:rPr>
-        <w:t xml:space="preserve">   2.3. Морфологічна обробка зображень</w:t>
-      </w:r>
-    </w:p>
-    <w:p>
-      <w:pPr>
-        <w:spacing w:before="80" w:after="80" w:line="280" w:lineRule="auto"/>
-        <w:jc w:val="both"/>
-        <w:rPr>
-          <w:rFonts w:ascii="Times New Roman" w:hAnsi="Times New Roman" w:cs="Times New Roman"/>
-        </w:rPr>
-      </w:pPr>
-      <w:r>
-        <w:rPr>
-          <w:rFonts w:ascii="Times New Roman" w:hAnsi="Times New Roman" w:cs="Times New Roman"/>
-        </w:rPr>
-        <w:t xml:space="preserve">   2.4. Обробка як попередній сигнал для нейронних мереж</w:t>
-      </w:r>
-    </w:p>
-    <w:p>
-      <w:pPr>
-        <w:spacing w:before="80" w:after="80" w:line="280" w:lineRule="auto"/>
-        <w:jc w:val="both"/>
-        <w:rPr>
-          <w:rFonts w:ascii="Times New Roman" w:hAnsi="Times New Roman" w:cs="Times New Roman"/>
-        </w:rPr>
-      </w:pPr>
-      <w:r>
-        <w:rPr>
-          <w:rFonts w:ascii="Times New Roman" w:hAnsi="Times New Roman" w:cs="Times New Roman"/>
-        </w:rPr>
-        <w:t xml:space="preserve">   2.5. Аугментація даних</w:t>
-      </w:r>
-    </w:p>
-    <w:p>
-      <w:pPr>
-        <w:spacing w:before="80" w:after="80" w:line="280" w:lineRule="auto"/>
-        <w:jc w:val="both"/>
-        <w:rPr>
-          <w:rFonts w:ascii="Times New Roman" w:hAnsi="Times New Roman" w:cs="Times New Roman"/>
-        </w:rPr>
-      </w:pPr>
-      <w:r>
-        <w:rPr>
-          <w:rFonts w:ascii="Times New Roman" w:hAnsi="Times New Roman" w:cs="Times New Roman"/>
-        </w:rPr>
-        <w:t>3. НАПРЯМОК 2: АНАЛІЗ ЗОБРАЖЕНЬ МЕТОДАМИ ГЛИБОКОГО НАВЧАННЯ</w:t>
-      </w:r>
-    </w:p>
-    <w:p>
-      <w:pPr>
-        <w:spacing w:before="80" w:after="80" w:line="280" w:lineRule="auto"/>
-        <w:jc w:val="both"/>
-        <w:rPr>
-          <w:rFonts w:ascii="Times New Roman" w:hAnsi="Times New Roman" w:cs="Times New Roman"/>
-        </w:rPr>
-      </w:pPr>
-      <w:r>
-        <w:rPr>
-          <w:rFonts w:ascii="Times New Roman" w:hAnsi="Times New Roman" w:cs="Times New Roman"/>
-        </w:rPr>
-        <w:t xml:space="preserve">   3.1. Класифікація зображень</w:t>
-      </w:r>
-    </w:p>
-    <w:p>
-      <w:pPr>
-        <w:spacing w:before="80" w:after="80" w:line="280" w:lineRule="auto"/>
-        <w:jc w:val="both"/>
-        <w:rPr>
-          <w:rFonts w:ascii="Times New Roman" w:hAnsi="Times New Roman" w:cs="Times New Roman"/>
-        </w:rPr>
-      </w:pPr>
-      <w:r>
-        <w:rPr>
-          <w:rFonts w:ascii="Times New Roman" w:hAnsi="Times New Roman" w:cs="Times New Roman"/>
-        </w:rPr>
-        <w:t xml:space="preserve">   3.2. Сегментація зображень</w:t>
-      </w:r>
-    </w:p>
-    <w:p>
-      <w:pPr>
-        <w:spacing w:before="80" w:after="80" w:line="280" w:lineRule="auto"/>
-        <w:jc w:val="both"/>
-        <w:rPr>
-          <w:rFonts w:ascii="Times New Roman" w:hAnsi="Times New Roman" w:cs="Times New Roman"/>
-        </w:rPr>
-      </w:pPr>
-      <w:r>
-        <w:rPr>
-          <w:rFonts w:ascii="Times New Roman" w:hAnsi="Times New Roman" w:cs="Times New Roman"/>
-        </w:rPr>
-        <w:t xml:space="preserve">   3.3. Детекція об'єктів</w:t>
-      </w:r>
-    </w:p>
-    <w:p>
-      <w:pPr>
-        <w:spacing w:before="80" w:after="80" w:line="280" w:lineRule="auto"/>
-        <w:jc w:val="both"/>
-        <w:rPr>
-          <w:rFonts w:ascii="Times New Roman" w:hAnsi="Times New Roman" w:cs="Times New Roman"/>
-        </w:rPr>
-      </w:pPr>
-      <w:r>
-        <w:rPr>
-          <w:rFonts w:ascii="Times New Roman" w:hAnsi="Times New Roman" w:cs="Times New Roman"/>
-        </w:rPr>
-        <w:t xml:space="preserve">   3.4. Детекція пішоходів як практичний приклад</w:t>
-      </w:r>
-    </w:p>
-    <w:p>
-      <w:pPr>
-        <w:spacing w:before="80" w:after="80" w:line="280" w:lineRule="auto"/>
-        <w:jc w:val="both"/>
-        <w:rPr>
-          <w:rFonts w:ascii="Times New Roman" w:hAnsi="Times New Roman" w:cs="Times New Roman"/>
-        </w:rPr>
-      </w:pPr>
-      <w:r>
-        <w:rPr>
-          <w:rFonts w:ascii="Times New Roman" w:hAnsi="Times New Roman" w:cs="Times New Roman"/>
-        </w:rPr>
-        <w:t>4. СУЧАСНІ ДАТАСЕТИ ТА БЕНЧМАРКИ</w:t>
-      </w:r>
-    </w:p>
-    <w:p>
-      <w:pPr>
-        <w:spacing w:before="80" w:after="80" w:line="280" w:lineRule="auto"/>
-        <w:jc w:val="both"/>
-        <w:rPr>
-          <w:rFonts w:ascii="Times New Roman" w:hAnsi="Times New Roman" w:cs="Times New Roman"/>
-        </w:rPr>
-      </w:pPr>
-      <w:r>
-        <w:rPr>
-          <w:rFonts w:ascii="Times New Roman" w:hAnsi="Times New Roman" w:cs="Times New Roman"/>
-        </w:rPr>
-        <w:t>5. ПОРІВНЯЛЬНИЙ АНАЛІЗ АРХІТЕКТУР ТА МЕТОДІВ</w:t>
-      </w:r>
-    </w:p>
-    <w:p>
-      <w:pPr>
-        <w:spacing w:before="80" w:after="80" w:line="280" w:lineRule="auto"/>
-        <w:jc w:val="both"/>
-        <w:rPr>
-          <w:rFonts w:ascii="Times New Roman" w:hAnsi="Times New Roman" w:cs="Times New Roman"/>
-        </w:rPr>
-      </w:pPr>
-      <w:r>
-        <w:rPr>
-          <w:rFonts w:ascii="Times New Roman" w:hAnsi="Times New Roman" w:cs="Times New Roman"/>
-        </w:rPr>
-        <w:t>6. ТЕНДЕНЦІЇ ТА ПЕРСПЕКТИВИ РОЗВИТКУ</w:t>
-      </w:r>
-    </w:p>
-    <w:p>
-      <w:pPr>
-        <w:spacing w:before="80" w:after="80" w:line="280" w:lineRule="auto"/>
-        <w:jc w:val="both"/>
-        <w:rPr>
-          <w:rFonts w:ascii="Times New Roman" w:hAnsi="Times New Roman" w:cs="Times New Roman"/>
-        </w:rPr>
-      </w:pPr>
-      <w:r>
-        <w:rPr>
-          <w:rFonts w:ascii="Times New Roman" w:hAnsi="Times New Roman" w:cs="Times New Roman"/>
-        </w:rPr>
-        <w:t>7. ВИСНОВКИ</w:t>
-      </w:r>
-    </w:p>
-    <w:p>
-      <w:pPr>
-        <w:spacing w:before="80" w:after="80" w:line="280" w:lineRule="auto"/>
-        <w:jc w:val="both"/>
-        <w:rPr>
-          <w:rFonts w:ascii="Times New Roman" w:hAnsi="Times New Roman" w:cs="Times New Roman"/>
-        </w:rPr>
-      </w:pPr>
-      <w:r>
-        <w:rPr>
-          <w:rFonts w:ascii="Times New Roman" w:hAnsi="Times New Roman" w:cs="Times New Roman"/>
-        </w:rPr>
-        <w:t>СПИСОК ВИКОРИСТАНИХ ДЖЕРЕЛ</w:t>
-      </w:r>
-    </w:p>
-    <w:p>
-      <w:pPr>
-        <w:rPr>
-          <w:rFonts w:ascii="Times New Roman" w:hAnsi="Times New Roman" w:cs="Times New Roman"/>
-        </w:rPr>
-      </w:pPr>
-      <w:r>
-        <w:rPr>
-          <w:rFonts w:ascii="Times New Roman" w:hAnsi="Times New Roman" w:cs="Times New Roman"/>
-        </w:rPr>
-        <w:br w:type="page"/>
-      </w:r>
-    </w:p>
-    <w:p>
-      <w:pPr>
-        <w:pStyle w:val="Heading1"/>
-        <w:rPr>
-          <w:rFonts w:ascii="Times New Roman" w:hAnsi="Times New Roman" w:cs="Times New Roman"/>
-        </w:rPr>
-      </w:pPr>
-      <w:r>
-        <w:rPr>
-          <w:rFonts w:ascii="Times New Roman" w:hAnsi="Times New Roman" w:cs="Times New Roman"/>
-        </w:rPr>
-        <w:lastRenderedPageBreak/>
-        <w:t>1. ВСТУП</w:t>
-      </w:r>
-    </w:p>
-    <w:p>
-      <w:pPr>
-        <w:spacing w:before="80" w:after="80" w:line="280" w:lineRule="auto"/>
-        <w:jc w:val="both"/>
-        <w:rPr>
-          <w:rFonts w:ascii="Times New Roman" w:hAnsi="Times New Roman" w:cs="Times New Roman"/>
-        </w:rPr>
-      </w:pPr>
-      <w:r>
-        <w:rPr>
-          <w:rFonts w:ascii="Times New Roman" w:hAnsi="Times New Roman" w:cs="Times New Roman"/>
-        </w:rPr>
-        <w:t>Обробка зображень є одним із фундаментальних напрямків сучасної комп'ютерної науки та штучного інтелекту. Із стрімким розвитком глибокого навчання протягом останнього десятиліття відбулась революція у підходах до аналізу візуальної інформації — системи на основі згорткових нейронних мереж (CNN) досягли і перевершили рівень людського сприйняття в низці задач класифікації та детекції.</w:t>
-      </w:r>
-    </w:p>
-    <w:p>
-      <w:pPr>
-        <w:spacing w:before="80" w:after="80" w:line="280" w:lineRule="auto"/>
-        <w:jc w:val="both"/>
-        <w:rPr>
-          <w:rFonts w:ascii="Times New Roman" w:hAnsi="Times New Roman" w:cs="Times New Roman"/>
-        </w:rPr>
-      </w:pPr>
-      <w:r>
-        <w:rPr>
-          <w:rFonts w:ascii="Times New Roman" w:hAnsi="Times New Roman" w:cs="Times New Roman"/>
-        </w:rPr>
-        <w:t>Проте будь-яка система глибокого навчання починається з якості вхідних даних. Попередня обробка зображень — фільтрація шуму, нормалізація, морфологічні перетворення — безпосередньо впливає на точність та швидкість навчання нейронних мереж. Саме тому дослідження методів обробки зображень зберігає свою актуальність навіть в епоху end-to-end архітектур.</w:t>
-      </w:r>
-    </w:p>
-    <w:p>
-      <w:pPr>
-        <w:spacing w:before="80" w:after="80" w:line="280" w:lineRule="auto"/>
-        <w:jc w:val="both"/>
-        <w:rPr>
-          <w:rFonts w:ascii="Times New Roman" w:hAnsi="Times New Roman" w:cs="Times New Roman"/>
-        </w:rPr>
-      </w:pPr>
-      <w:r>
-        <w:rPr>
-          <w:rFonts w:ascii="Times New Roman" w:hAnsi="Times New Roman" w:cs="Times New Roman"/>
-        </w:rPr>
         <w:t>Актуальність даної роботи обумовлена кількома факторами. По-перше, зростаючий попит на системи комп'ютерного зору в автономних транспортних засобах, медичній діагностиці, промисловій автоматизації та системах безпеки вимагає глибокого розуміння всього пайплайну обробки зображень. По-друге, сучасні моделі глибокого навчання, незважаючи на свою потужність, залишаються чутливими до якості та формату вхідних даних. По-третє, правильно побудований пайплайн попередньої обробки може суттєво скоротити необхідний обсяг навчальних даних та підвищити узагальнюючу здатність моделей.</w:t>
       </w:r>
     </w:p>
@@ -1018,12 +4954,14 @@
           <w:rFonts w:ascii="Times New Roman" w:hAnsi="Times New Roman" w:cs="Times New Roman"/>
         </w:rPr>
       </w:pPr>
+      <w:bookmarkStart w:id="3" w:name="_Toc222788161"/>
       <w:r>
         <w:rPr>
           <w:rFonts w:ascii="Times New Roman" w:hAnsi="Times New Roman" w:cs="Times New Roman"/>
         </w:rPr>
         <w:t>1.1. Мета та завдання дослідження</w:t>
       </w:r>
+      <w:bookmarkEnd w:id="3"/>
     </w:p>
     <w:p>
       <w:pPr>
@@ -1157,12 +5095,14 @@
           <w:rFonts w:ascii="Times New Roman" w:hAnsi="Times New Roman" w:cs="Times New Roman"/>
         </w:rPr>
       </w:pPr>
+      <w:bookmarkStart w:id="4" w:name="_Toc222788162"/>
       <w:r>
         <w:rPr>
           <w:rFonts w:ascii="Times New Roman" w:hAnsi="Times New Roman" w:cs="Times New Roman"/>
         </w:rPr>
         <w:t>1.2. Структура звіту</w:t>
       </w:r>
+      <w:bookmarkEnd w:id="4"/>
     </w:p>
     <w:p>
       <w:pPr>
@@ -1186,6 +5126,7 @@
           <w:rFonts w:ascii="Times New Roman" w:hAnsi="Times New Roman" w:cs="Times New Roman"/>
         </w:rPr>
       </w:pPr>
+      <w:bookmarkStart w:id="5" w:name="_Toc222788163"/>
       <w:r>
         <w:rPr>
           <w:rFonts w:ascii="Times New Roman" w:hAnsi="Times New Roman" w:cs="Times New Roman"/>
@@ -1193,6 +5134,7 @@
         <w:lastRenderedPageBreak/>
         <w:t>2. НАПРЯМОК 1: ПОПЕРЕДНЯ ОБРОБКА ЗОБРАЖЕНЬ</w:t>
       </w:r>
+      <w:bookmarkEnd w:id="5"/>
     </w:p>
     <w:p>
       <w:pPr>
@@ -1231,12 +5173,14 @@
           <w:rFonts w:ascii="Times New Roman" w:hAnsi="Times New Roman" w:cs="Times New Roman"/>
         </w:rPr>
       </w:pPr>
+      <w:bookmarkStart w:id="6" w:name="_Toc222788164"/>
       <w:r>
         <w:rPr>
           <w:rFonts w:ascii="Times New Roman" w:hAnsi="Times New Roman" w:cs="Times New Roman"/>
         </w:rPr>
         <w:t>2.1. Очищення зображень</w:t>
       </w:r>
+      <w:bookmarkEnd w:id="6"/>
     </w:p>
     <w:p>
       <w:pPr>
@@ -1378,12 +5322,14 @@
           <w:rFonts w:ascii="Times New Roman" w:hAnsi="Times New Roman" w:cs="Times New Roman"/>
         </w:rPr>
       </w:pPr>
+      <w:bookmarkStart w:id="7" w:name="_Toc222788165"/>
       <w:r>
         <w:rPr>
           <w:rFonts w:ascii="Times New Roman" w:hAnsi="Times New Roman" w:cs="Times New Roman"/>
         </w:rPr>
         <w:t>2.1.1. Нормалізація яскравості та контрасту</w:t>
       </w:r>
+      <w:bookmarkEnd w:id="7"/>
     </w:p>
     <w:p>
       <w:pPr>
@@ -1526,12 +5472,14 @@
           <w:rFonts w:ascii="Times New Roman" w:hAnsi="Times New Roman" w:cs="Times New Roman"/>
         </w:rPr>
       </w:pPr>
+      <w:bookmarkStart w:id="8" w:name="_Toc222788166"/>
       <w:r>
         <w:rPr>
           <w:rFonts w:ascii="Times New Roman" w:hAnsi="Times New Roman" w:cs="Times New Roman"/>
         </w:rPr>
         <w:t>2.2. Фільтри для зменшення шуму</w:t>
       </w:r>
+      <w:bookmarkEnd w:id="8"/>
     </w:p>
     <w:p>
       <w:pPr>
@@ -1555,12 +5503,14 @@
           <w:rFonts w:ascii="Times New Roman" w:hAnsi="Times New Roman" w:cs="Times New Roman"/>
         </w:rPr>
       </w:pPr>
+      <w:bookmarkStart w:id="9" w:name="_Toc222788167"/>
       <w:r>
         <w:rPr>
           <w:rFonts w:ascii="Times New Roman" w:hAnsi="Times New Roman" w:cs="Times New Roman"/>
         </w:rPr>
         <w:t>2.2.1. Лінійні просторові фільтри</w:t>
       </w:r>
+      <w:bookmarkEnd w:id="9"/>
     </w:p>
     <w:p>
       <w:pPr>
@@ -1653,12 +5603,14 @@
           <w:rFonts w:ascii="Times New Roman" w:hAnsi="Times New Roman" w:cs="Times New Roman"/>
         </w:rPr>
       </w:pPr>
+      <w:bookmarkStart w:id="10" w:name="_Toc222788168"/>
       <w:r>
         <w:rPr>
           <w:rFonts w:ascii="Times New Roman" w:hAnsi="Times New Roman" w:cs="Times New Roman"/>
         </w:rPr>
         <w:t>2.2.2. Нелінійні просторові фільтри</w:t>
       </w:r>
+      <w:bookmarkEnd w:id="10"/>
     </w:p>
     <w:p>
       <w:pPr>
@@ -1807,12 +5759,6 @@
         <w:gridCol w:w="2460"/>
       </w:tblGrid>
       <w:tr>
-        <w:tblPrEx>
-          <w:tblCellMar>
-            <w:top w:w="0" w:type="dxa"/>
-            <w:bottom w:w="0" w:type="dxa"/>
-          </w:tblCellMar>
-        </w:tblPrEx>
         <w:trPr>
           <w:tblHeader/>
         </w:trPr>
@@ -2003,12 +5949,6 @@
         </w:tc>
       </w:tr>
       <w:tr>
-        <w:tblPrEx>
-          <w:tblCellMar>
-            <w:top w:w="0" w:type="dxa"/>
-            <w:bottom w:w="0" w:type="dxa"/>
-          </w:tblCellMar>
-        </w:tblPrEx>
         <w:tc>
           <w:tcPr>
             <w:tcW w:w="2200" w:type="dxa"/>
@@ -2176,12 +6116,6 @@
         </w:tc>
       </w:tr>
       <w:tr>
-        <w:tblPrEx>
-          <w:tblCellMar>
-            <w:top w:w="0" w:type="dxa"/>
-            <w:bottom w:w="0" w:type="dxa"/>
-          </w:tblCellMar>
-        </w:tblPrEx>
         <w:tc>
           <w:tcPr>
             <w:tcW w:w="2200" w:type="dxa"/>
@@ -2349,12 +6283,6 @@
         </w:tc>
       </w:tr>
       <w:tr>
-        <w:tblPrEx>
-          <w:tblCellMar>
-            <w:top w:w="0" w:type="dxa"/>
-            <w:bottom w:w="0" w:type="dxa"/>
-          </w:tblCellMar>
-        </w:tblPrEx>
         <w:tc>
           <w:tcPr>
             <w:tcW w:w="2200" w:type="dxa"/>
@@ -2522,12 +6450,6 @@
         </w:tc>
       </w:tr>
       <w:tr>
-        <w:tblPrEx>
-          <w:tblCellMar>
-            <w:top w:w="0" w:type="dxa"/>
-            <w:bottom w:w="0" w:type="dxa"/>
-          </w:tblCellMar>
-        </w:tblPrEx>
         <w:tc>
           <w:tcPr>
             <w:tcW w:w="2200" w:type="dxa"/>
@@ -2695,12 +6617,6 @@
         </w:tc>
       </w:tr>
       <w:tr>
-        <w:tblPrEx>
-          <w:tblCellMar>
-            <w:top w:w="0" w:type="dxa"/>
-            <w:bottom w:w="0" w:type="dxa"/>
-          </w:tblCellMar>
-        </w:tblPrEx>
         <w:tc>
           <w:tcPr>
             <w:tcW w:w="2200" w:type="dxa"/>
@@ -2868,12 +6784,6 @@
         </w:tc>
       </w:tr>
       <w:tr>
-        <w:tblPrEx>
-          <w:tblCellMar>
-            <w:top w:w="0" w:type="dxa"/>
-            <w:bottom w:w="0" w:type="dxa"/>
-          </w:tblCellMar>
-        </w:tblPrEx>
         <w:tc>
           <w:tcPr>
             <w:tcW w:w="2200" w:type="dxa"/>
@@ -3076,12 +6986,14 @@
           <w:rFonts w:ascii="Times New Roman" w:hAnsi="Times New Roman" w:cs="Times New Roman"/>
         </w:rPr>
       </w:pPr>
+      <w:bookmarkStart w:id="11" w:name="_Toc222788169"/>
       <w:r>
         <w:rPr>
           <w:rFonts w:ascii="Times New Roman" w:hAnsi="Times New Roman" w:cs="Times New Roman"/>
         </w:rPr>
         <w:t>2.2.3. Частотна фільтрація</w:t>
       </w:r>
+      <w:bookmarkEnd w:id="11"/>
     </w:p>
     <w:p>
       <w:pPr>
@@ -3120,12 +7032,14 @@
           <w:rFonts w:ascii="Times New Roman" w:hAnsi="Times New Roman" w:cs="Times New Roman"/>
         </w:rPr>
       </w:pPr>
+      <w:bookmarkStart w:id="12" w:name="_Toc222788170"/>
       <w:r>
         <w:rPr>
           <w:rFonts w:ascii="Times New Roman" w:hAnsi="Times New Roman" w:cs="Times New Roman"/>
         </w:rPr>
         <w:t>2.3. Морфологічна обробка зображень</w:t>
       </w:r>
+      <w:bookmarkEnd w:id="12"/>
     </w:p>
     <w:p>
       <w:pPr>
@@ -3165,12 +7079,14 @@
           <w:rFonts w:ascii="Times New Roman" w:hAnsi="Times New Roman" w:cs="Times New Roman"/>
         </w:rPr>
       </w:pPr>
+      <w:bookmarkStart w:id="13" w:name="_Toc222788171"/>
       <w:r>
         <w:rPr>
           <w:rFonts w:ascii="Times New Roman" w:hAnsi="Times New Roman" w:cs="Times New Roman"/>
         </w:rPr>
         <w:t>2.3.1. Базові морфологічні операції</w:t>
       </w:r>
+      <w:bookmarkEnd w:id="13"/>
     </w:p>
     <w:p>
       <w:pPr>
@@ -3317,12 +7233,14 @@
           <w:rFonts w:ascii="Times New Roman" w:hAnsi="Times New Roman" w:cs="Times New Roman"/>
         </w:rPr>
       </w:pPr>
+      <w:bookmarkStart w:id="14" w:name="_Toc222788172"/>
       <w:r>
         <w:rPr>
           <w:rFonts w:ascii="Times New Roman" w:hAnsi="Times New Roman" w:cs="Times New Roman"/>
         </w:rPr>
         <w:t>2.3.2. Морфологія у пайплайнах глибокого навчання</w:t>
       </w:r>
+      <w:bookmarkEnd w:id="14"/>
     </w:p>
     <w:p>
       <w:pPr>
@@ -3465,12 +7383,14 @@
           <w:rFonts w:ascii="Times New Roman" w:hAnsi="Times New Roman" w:cs="Times New Roman"/>
         </w:rPr>
       </w:pPr>
+      <w:bookmarkStart w:id="15" w:name="_Toc222788173"/>
       <w:r>
         <w:rPr>
           <w:rFonts w:ascii="Times New Roman" w:hAnsi="Times New Roman" w:cs="Times New Roman"/>
         </w:rPr>
         <w:t>2.4. Обробка як попередній сигнал для нейронних мереж</w:t>
       </w:r>
+      <w:bookmarkEnd w:id="15"/>
     </w:p>
     <w:p>
       <w:pPr>
@@ -3494,12 +7414,14 @@
           <w:rFonts w:ascii="Times New Roman" w:hAnsi="Times New Roman" w:cs="Times New Roman"/>
         </w:rPr>
       </w:pPr>
+      <w:bookmarkStart w:id="16" w:name="_Toc222788174"/>
       <w:r>
         <w:rPr>
           <w:rFonts w:ascii="Times New Roman" w:hAnsi="Times New Roman" w:cs="Times New Roman"/>
         </w:rPr>
         <w:t>2.4.1. Виявлення країв як попередній сигнал</w:t>
       </w:r>
+      <w:bookmarkEnd w:id="16"/>
     </w:p>
     <w:p>
       <w:pPr>
@@ -3538,12 +7460,14 @@
           <w:rFonts w:ascii="Times New Roman" w:hAnsi="Times New Roman" w:cs="Times New Roman"/>
         </w:rPr>
       </w:pPr>
+      <w:bookmarkStart w:id="17" w:name="_Toc222788175"/>
       <w:r>
         <w:rPr>
           <w:rFonts w:ascii="Times New Roman" w:hAnsi="Times New Roman" w:cs="Times New Roman"/>
         </w:rPr>
         <w:t>2.4.2. Перетворення колірного простору</w:t>
       </w:r>
+      <w:bookmarkEnd w:id="17"/>
     </w:p>
     <w:p>
       <w:pPr>
@@ -3643,12 +7567,14 @@
           <w:rFonts w:ascii="Times New Roman" w:hAnsi="Times New Roman" w:cs="Times New Roman"/>
         </w:rPr>
       </w:pPr>
+      <w:bookmarkStart w:id="18" w:name="_Toc222788176"/>
       <w:r>
         <w:rPr>
           <w:rFonts w:ascii="Times New Roman" w:hAnsi="Times New Roman" w:cs="Times New Roman"/>
         </w:rPr>
         <w:t>2.4.3. Масштабування та геометричні перетворення</w:t>
       </w:r>
+      <w:bookmarkEnd w:id="18"/>
     </w:p>
     <w:p>
       <w:pPr>
@@ -3749,12 +7675,14 @@
           <w:rFonts w:ascii="Times New Roman" w:hAnsi="Times New Roman" w:cs="Times New Roman"/>
         </w:rPr>
       </w:pPr>
+      <w:bookmarkStart w:id="19" w:name="_Toc222788177"/>
       <w:r>
         <w:rPr>
           <w:rFonts w:ascii="Times New Roman" w:hAnsi="Times New Roman" w:cs="Times New Roman"/>
         </w:rPr>
         <w:t>2.5. Аугментація даних</w:t>
       </w:r>
+      <w:bookmarkEnd w:id="19"/>
     </w:p>
     <w:p>
       <w:pPr>
@@ -3778,12 +7706,14 @@
           <w:rFonts w:ascii="Times New Roman" w:hAnsi="Times New Roman" w:cs="Times New Roman"/>
         </w:rPr>
       </w:pPr>
+      <w:bookmarkStart w:id="20" w:name="_Toc222788178"/>
       <w:r>
         <w:rPr>
           <w:rFonts w:ascii="Times New Roman" w:hAnsi="Times New Roman" w:cs="Times New Roman"/>
         </w:rPr>
         <w:t>2.5.1. Геометричні перетворення</w:t>
       </w:r>
+      <w:bookmarkEnd w:id="20"/>
     </w:p>
     <w:p>
       <w:pPr>
@@ -3925,12 +7855,14 @@
           <w:rFonts w:ascii="Times New Roman" w:hAnsi="Times New Roman" w:cs="Times New Roman"/>
         </w:rPr>
       </w:pPr>
+      <w:bookmarkStart w:id="21" w:name="_Toc222788179"/>
       <w:r>
         <w:rPr>
           <w:rFonts w:ascii="Times New Roman" w:hAnsi="Times New Roman" w:cs="Times New Roman"/>
         </w:rPr>
         <w:t>2.5.2. Фотометричні перетворення</w:t>
       </w:r>
+      <w:bookmarkEnd w:id="21"/>
     </w:p>
     <w:p>
       <w:pPr>
@@ -4085,6 +8017,7 @@
           <w:rFonts w:ascii="Times New Roman" w:hAnsi="Times New Roman" w:cs="Times New Roman"/>
         </w:rPr>
       </w:pPr>
+      <w:bookmarkStart w:id="22" w:name="_Toc222788180"/>
       <w:r>
         <w:rPr>
           <w:rFonts w:ascii="Times New Roman" w:hAnsi="Times New Roman" w:cs="Times New Roman"/>
@@ -4092,6 +8025,7 @@
         <w:lastRenderedPageBreak/>
         <w:t>3. НАПРЯМОК 2: АНАЛІЗ ЗОБРАЖЕНЬ МЕТОДАМИ ГЛИБОКОГО НАВЧАННЯ</w:t>
       </w:r>
+      <w:bookmarkEnd w:id="22"/>
     </w:p>
     <w:p>
       <w:pPr>
@@ -4130,12 +8064,14 @@
           <w:rFonts w:ascii="Times New Roman" w:hAnsi="Times New Roman" w:cs="Times New Roman"/>
         </w:rPr>
       </w:pPr>
+      <w:bookmarkStart w:id="23" w:name="_Toc222788181"/>
       <w:r>
         <w:rPr>
           <w:rFonts w:ascii="Times New Roman" w:hAnsi="Times New Roman" w:cs="Times New Roman"/>
         </w:rPr>
         <w:t>3.1. Класифікація зображень</w:t>
       </w:r>
+      <w:bookmarkEnd w:id="23"/>
     </w:p>
     <w:p>
       <w:pPr>
@@ -4159,12 +8095,14 @@
           <w:rFonts w:ascii="Times New Roman" w:hAnsi="Times New Roman" w:cs="Times New Roman"/>
         </w:rPr>
       </w:pPr>
+      <w:bookmarkStart w:id="24" w:name="_Toc222788182"/>
       <w:r>
         <w:rPr>
           <w:rFonts w:ascii="Times New Roman" w:hAnsi="Times New Roman" w:cs="Times New Roman"/>
         </w:rPr>
         <w:t>3.1.1. Еволюція CNN-архітектур для класифікації</w:t>
       </w:r>
+      <w:bookmarkEnd w:id="24"/>
     </w:p>
     <w:p>
       <w:pPr>
@@ -4381,12 +8319,14 @@
           <w:rFonts w:ascii="Times New Roman" w:hAnsi="Times New Roman" w:cs="Times New Roman"/>
         </w:rPr>
       </w:pPr>
+      <w:bookmarkStart w:id="25" w:name="_Toc222788183"/>
       <w:r>
         <w:rPr>
           <w:rFonts w:ascii="Times New Roman" w:hAnsi="Times New Roman" w:cs="Times New Roman"/>
         </w:rPr>
         <w:t>3.2. Сегментація зображень</w:t>
       </w:r>
+      <w:bookmarkEnd w:id="25"/>
     </w:p>
     <w:p>
       <w:pPr>
@@ -4410,12 +8350,14 @@
           <w:rFonts w:ascii="Times New Roman" w:hAnsi="Times New Roman" w:cs="Times New Roman"/>
         </w:rPr>
       </w:pPr>
+      <w:bookmarkStart w:id="26" w:name="_Toc222788184"/>
       <w:r>
         <w:rPr>
           <w:rFonts w:ascii="Times New Roman" w:hAnsi="Times New Roman" w:cs="Times New Roman"/>
         </w:rPr>
         <w:t>3.2.1. Семантична сегментація</w:t>
       </w:r>
+      <w:bookmarkEnd w:id="26"/>
     </w:p>
     <w:p>
       <w:pPr>
@@ -4562,12 +8504,14 @@
           <w:rFonts w:ascii="Times New Roman" w:hAnsi="Times New Roman" w:cs="Times New Roman"/>
         </w:rPr>
       </w:pPr>
+      <w:bookmarkStart w:id="27" w:name="_Toc222788185"/>
       <w:r>
         <w:rPr>
           <w:rFonts w:ascii="Times New Roman" w:hAnsi="Times New Roman" w:cs="Times New Roman"/>
         </w:rPr>
         <w:t>3.2.2. Інстанційна та паноптична сегментація</w:t>
       </w:r>
+      <w:bookmarkEnd w:id="27"/>
     </w:p>
     <w:p>
       <w:pPr>
@@ -4669,12 +8613,14 @@
           <w:rFonts w:ascii="Times New Roman" w:hAnsi="Times New Roman" w:cs="Times New Roman"/>
         </w:rPr>
       </w:pPr>
+      <w:bookmarkStart w:id="28" w:name="_Toc222788186"/>
       <w:r>
         <w:rPr>
           <w:rFonts w:ascii="Times New Roman" w:hAnsi="Times New Roman" w:cs="Times New Roman"/>
         </w:rPr>
         <w:t>3.3. Детекція об'єктів</w:t>
       </w:r>
+      <w:bookmarkEnd w:id="28"/>
     </w:p>
     <w:p>
       <w:pPr>
@@ -4698,12 +8644,14 @@
           <w:rFonts w:ascii="Times New Roman" w:hAnsi="Times New Roman" w:cs="Times New Roman"/>
         </w:rPr>
       </w:pPr>
+      <w:bookmarkStart w:id="29" w:name="_Toc222788187"/>
       <w:r>
         <w:rPr>
           <w:rFonts w:ascii="Times New Roman" w:hAnsi="Times New Roman" w:cs="Times New Roman"/>
         </w:rPr>
         <w:t>3.3.1. Двоетапні детектори (Two-stage detectors)</w:t>
       </w:r>
+      <w:bookmarkEnd w:id="29"/>
     </w:p>
     <w:p>
       <w:pPr>
@@ -4827,12 +8775,14 @@
           <w:rFonts w:ascii="Times New Roman" w:hAnsi="Times New Roman" w:cs="Times New Roman"/>
         </w:rPr>
       </w:pPr>
+      <w:bookmarkStart w:id="30" w:name="_Toc222788188"/>
       <w:r>
         <w:rPr>
           <w:rFonts w:ascii="Times New Roman" w:hAnsi="Times New Roman" w:cs="Times New Roman"/>
         </w:rPr>
         <w:t>3.3.2. Одноетапні детектори (One-stage detectors)</w:t>
       </w:r>
+      <w:bookmarkEnd w:id="30"/>
     </w:p>
     <w:p>
       <w:pPr>
@@ -5029,12 +8979,6 @@
         <w:gridCol w:w="1234"/>
       </w:tblGrid>
       <w:tr>
-        <w:tblPrEx>
-          <w:tblCellMar>
-            <w:top w:w="0" w:type="dxa"/>
-            <w:bottom w:w="0" w:type="dxa"/>
-          </w:tblCellMar>
-        </w:tblPrEx>
         <w:trPr>
           <w:tblHeader/>
         </w:trPr>
@@ -5225,12 +9169,6 @@
         </w:tc>
       </w:tr>
       <w:tr>
-        <w:tblPrEx>
-          <w:tblCellMar>
-            <w:top w:w="0" w:type="dxa"/>
-            <w:bottom w:w="0" w:type="dxa"/>
-          </w:tblCellMar>
-        </w:tblPrEx>
         <w:tc>
           <w:tcPr>
             <w:tcW w:w="2000" w:type="dxa"/>
@@ -5398,12 +9336,6 @@
         </w:tc>
       </w:tr>
       <w:tr>
-        <w:tblPrEx>
-          <w:tblCellMar>
-            <w:top w:w="0" w:type="dxa"/>
-            <w:bottom w:w="0" w:type="dxa"/>
-          </w:tblCellMar>
-        </w:tblPrEx>
         <w:tc>
           <w:tcPr>
             <w:tcW w:w="2000" w:type="dxa"/>
@@ -5571,12 +9503,6 @@
         </w:tc>
       </w:tr>
       <w:tr>
-        <w:tblPrEx>
-          <w:tblCellMar>
-            <w:top w:w="0" w:type="dxa"/>
-            <w:bottom w:w="0" w:type="dxa"/>
-          </w:tblCellMar>
-        </w:tblPrEx>
         <w:tc>
           <w:tcPr>
             <w:tcW w:w="2000" w:type="dxa"/>
@@ -5744,12 +9670,6 @@
         </w:tc>
       </w:tr>
       <w:tr>
-        <w:tblPrEx>
-          <w:tblCellMar>
-            <w:top w:w="0" w:type="dxa"/>
-            <w:bottom w:w="0" w:type="dxa"/>
-          </w:tblCellMar>
-        </w:tblPrEx>
         <w:tc>
           <w:tcPr>
             <w:tcW w:w="2000" w:type="dxa"/>
@@ -5917,12 +9837,6 @@
         </w:tc>
       </w:tr>
       <w:tr>
-        <w:tblPrEx>
-          <w:tblCellMar>
-            <w:top w:w="0" w:type="dxa"/>
-            <w:bottom w:w="0" w:type="dxa"/>
-          </w:tblCellMar>
-        </w:tblPrEx>
         <w:tc>
           <w:tcPr>
             <w:tcW w:w="2000" w:type="dxa"/>
@@ -6090,12 +10004,6 @@
         </w:tc>
       </w:tr>
       <w:tr>
-        <w:tblPrEx>
-          <w:tblCellMar>
-            <w:top w:w="0" w:type="dxa"/>
-            <w:bottom w:w="0" w:type="dxa"/>
-          </w:tblCellMar>
-        </w:tblPrEx>
         <w:tc>
           <w:tcPr>
             <w:tcW w:w="2000" w:type="dxa"/>
@@ -6263,12 +10171,6 @@
         </w:tc>
       </w:tr>
       <w:tr>
-        <w:tblPrEx>
-          <w:tblCellMar>
-            <w:top w:w="0" w:type="dxa"/>
-            <w:bottom w:w="0" w:type="dxa"/>
-          </w:tblCellMar>
-        </w:tblPrEx>
         <w:tc>
           <w:tcPr>
             <w:tcW w:w="2000" w:type="dxa"/>
@@ -6436,12 +10338,6 @@
         </w:tc>
       </w:tr>
       <w:tr>
-        <w:tblPrEx>
-          <w:tblCellMar>
-            <w:top w:w="0" w:type="dxa"/>
-            <w:bottom w:w="0" w:type="dxa"/>
-          </w:tblCellMar>
-        </w:tblPrEx>
         <w:tc>
           <w:tcPr>
             <w:tcW w:w="2000" w:type="dxa"/>
@@ -6644,12 +10540,14 @@
           <w:rFonts w:ascii="Times New Roman" w:hAnsi="Times New Roman" w:cs="Times New Roman"/>
         </w:rPr>
       </w:pPr>
+      <w:bookmarkStart w:id="31" w:name="_Toc222788189"/>
       <w:r>
         <w:rPr>
           <w:rFonts w:ascii="Times New Roman" w:hAnsi="Times New Roman" w:cs="Times New Roman"/>
         </w:rPr>
         <w:t>3.4. Детекція пішоходів як практичний приклад</w:t>
       </w:r>
+      <w:bookmarkEnd w:id="31"/>
     </w:p>
     <w:p>
       <w:pPr>
@@ -6673,12 +10571,14 @@
           <w:rFonts w:ascii="Times New Roman" w:hAnsi="Times New Roman" w:cs="Times New Roman"/>
         </w:rPr>
       </w:pPr>
+      <w:bookmarkStart w:id="32" w:name="_Toc222788190"/>
       <w:r>
         <w:rPr>
           <w:rFonts w:ascii="Times New Roman" w:hAnsi="Times New Roman" w:cs="Times New Roman"/>
         </w:rPr>
         <w:t>3.4.1. Специфіка задачі детекції пішоходів</w:t>
       </w:r>
+      <w:bookmarkEnd w:id="32"/>
     </w:p>
     <w:p>
       <w:pPr>
@@ -6817,12 +10717,14 @@
           <w:rFonts w:ascii="Times New Roman" w:hAnsi="Times New Roman" w:cs="Times New Roman"/>
         </w:rPr>
       </w:pPr>
+      <w:bookmarkStart w:id="33" w:name="_Toc222788191"/>
       <w:r>
         <w:rPr>
           <w:rFonts w:ascii="Times New Roman" w:hAnsi="Times New Roman" w:cs="Times New Roman"/>
         </w:rPr>
         <w:t>3.4.2. Пайплайн системи детекції пішоходів</w:t>
       </w:r>
+      <w:bookmarkEnd w:id="33"/>
     </w:p>
     <w:p>
       <w:pPr>
@@ -6983,12 +10885,14 @@
           <w:rFonts w:ascii="Times New Roman" w:hAnsi="Times New Roman" w:cs="Times New Roman"/>
         </w:rPr>
       </w:pPr>
+      <w:bookmarkStart w:id="34" w:name="_Toc222788192"/>
       <w:r>
         <w:rPr>
           <w:rFonts w:ascii="Times New Roman" w:hAnsi="Times New Roman" w:cs="Times New Roman"/>
         </w:rPr>
         <w:t>3.4.3. Сучасні підходи та архітектури</w:t>
       </w:r>
+      <w:bookmarkEnd w:id="34"/>
     </w:p>
     <w:p>
       <w:pPr>
@@ -7151,12 +11055,14 @@
           <w:rFonts w:ascii="Times New Roman" w:hAnsi="Times New Roman" w:cs="Times New Roman"/>
         </w:rPr>
       </w:pPr>
+      <w:bookmarkStart w:id="35" w:name="_Toc222788193"/>
       <w:r>
         <w:rPr>
           <w:rFonts w:ascii="Times New Roman" w:hAnsi="Times New Roman" w:cs="Times New Roman"/>
         </w:rPr>
         <w:t>3.4.4. Доменна адаптація для різних умов</w:t>
       </w:r>
+      <w:bookmarkEnd w:id="35"/>
     </w:p>
     <w:p>
       <w:pPr>
@@ -7269,6 +11175,7 @@
           <w:rFonts w:ascii="Times New Roman" w:hAnsi="Times New Roman" w:cs="Times New Roman"/>
         </w:rPr>
       </w:pPr>
+      <w:bookmarkStart w:id="36" w:name="_Toc222788194"/>
       <w:r>
         <w:rPr>
           <w:rFonts w:ascii="Times New Roman" w:hAnsi="Times New Roman" w:cs="Times New Roman"/>
@@ -7276,6 +11183,7 @@
         <w:lastRenderedPageBreak/>
         <w:t>4. СУЧАСНІ ДАТАСЕТИ ТА БЕНЧМАРКИ</w:t>
       </w:r>
+      <w:bookmarkEnd w:id="36"/>
     </w:p>
     <w:p>
       <w:pPr>
@@ -7299,12 +11207,14 @@
           <w:rFonts w:ascii="Times New Roman" w:hAnsi="Times New Roman" w:cs="Times New Roman"/>
         </w:rPr>
       </w:pPr>
+      <w:bookmarkStart w:id="37" w:name="_Toc222788195"/>
       <w:r>
         <w:rPr>
           <w:rFonts w:ascii="Times New Roman" w:hAnsi="Times New Roman" w:cs="Times New Roman"/>
         </w:rPr>
         <w:t>4.1. Датасети для класифікації</w:t>
       </w:r>
+      <w:bookmarkEnd w:id="37"/>
     </w:p>
     <w:p>
       <w:pPr>
@@ -7405,12 +11315,14 @@
           <w:rFonts w:ascii="Times New Roman" w:hAnsi="Times New Roman" w:cs="Times New Roman"/>
         </w:rPr>
       </w:pPr>
+      <w:bookmarkStart w:id="38" w:name="_Toc222788196"/>
       <w:r>
         <w:rPr>
           <w:rFonts w:ascii="Times New Roman" w:hAnsi="Times New Roman" w:cs="Times New Roman"/>
         </w:rPr>
         <w:t>4.2. Датасети для детекції об'єктів</w:t>
       </w:r>
+      <w:bookmarkEnd w:id="38"/>
     </w:p>
     <w:p>
       <w:pPr>
@@ -7511,12 +11423,14 @@
           <w:rFonts w:ascii="Times New Roman" w:hAnsi="Times New Roman" w:cs="Times New Roman"/>
         </w:rPr>
       </w:pPr>
+      <w:bookmarkStart w:id="39" w:name="_Toc222788197"/>
       <w:r>
         <w:rPr>
           <w:rFonts w:ascii="Times New Roman" w:hAnsi="Times New Roman" w:cs="Times New Roman"/>
         </w:rPr>
         <w:t>4.3. Датасети для сегментації</w:t>
       </w:r>
+      <w:bookmarkEnd w:id="39"/>
     </w:p>
     <w:p>
       <w:pPr>
@@ -7641,12 +11555,14 @@
           <w:rFonts w:ascii="Times New Roman" w:hAnsi="Times New Roman" w:cs="Times New Roman"/>
         </w:rPr>
       </w:pPr>
+      <w:bookmarkStart w:id="40" w:name="_Toc222788198"/>
       <w:r>
         <w:rPr>
           <w:rFonts w:ascii="Times New Roman" w:hAnsi="Times New Roman" w:cs="Times New Roman"/>
         </w:rPr>
         <w:t>4.4. Датасети для детекції пішоходів</w:t>
       </w:r>
+      <w:bookmarkEnd w:id="40"/>
     </w:p>
     <w:tbl>
       <w:tblPr>
@@ -7673,12 +11589,6 @@
         <w:gridCol w:w="2333"/>
       </w:tblGrid>
       <w:tr>
-        <w:tblPrEx>
-          <w:tblCellMar>
-            <w:top w:w="0" w:type="dxa"/>
-            <w:bottom w:w="0" w:type="dxa"/>
-          </w:tblCellMar>
-        </w:tblPrEx>
         <w:trPr>
           <w:tblHeader/>
         </w:trPr>
@@ -7869,12 +11779,6 @@
         </w:tc>
       </w:tr>
       <w:tr>
-        <w:tblPrEx>
-          <w:tblCellMar>
-            <w:top w:w="0" w:type="dxa"/>
-            <w:bottom w:w="0" w:type="dxa"/>
-          </w:tblCellMar>
-        </w:tblPrEx>
         <w:tc>
           <w:tcPr>
             <w:tcW w:w="1700" w:type="dxa"/>
@@ -8042,12 +11946,6 @@
         </w:tc>
       </w:tr>
       <w:tr>
-        <w:tblPrEx>
-          <w:tblCellMar>
-            <w:top w:w="0" w:type="dxa"/>
-            <w:bottom w:w="0" w:type="dxa"/>
-          </w:tblCellMar>
-        </w:tblPrEx>
         <w:tc>
           <w:tcPr>
             <w:tcW w:w="1700" w:type="dxa"/>
@@ -8215,12 +12113,6 @@
         </w:tc>
       </w:tr>
       <w:tr>
-        <w:tblPrEx>
-          <w:tblCellMar>
-            <w:top w:w="0" w:type="dxa"/>
-            <w:bottom w:w="0" w:type="dxa"/>
-          </w:tblCellMar>
-        </w:tblPrEx>
         <w:tc>
           <w:tcPr>
             <w:tcW w:w="1700" w:type="dxa"/>
@@ -8388,12 +12280,6 @@
         </w:tc>
       </w:tr>
       <w:tr>
-        <w:tblPrEx>
-          <w:tblCellMar>
-            <w:top w:w="0" w:type="dxa"/>
-            <w:bottom w:w="0" w:type="dxa"/>
-          </w:tblCellMar>
-        </w:tblPrEx>
         <w:tc>
           <w:tcPr>
             <w:tcW w:w="1700" w:type="dxa"/>
@@ -8561,12 +12447,6 @@
         </w:tc>
       </w:tr>
       <w:tr>
-        <w:tblPrEx>
-          <w:tblCellMar>
-            <w:top w:w="0" w:type="dxa"/>
-            <w:bottom w:w="0" w:type="dxa"/>
-          </w:tblCellMar>
-        </w:tblPrEx>
         <w:tc>
           <w:tcPr>
             <w:tcW w:w="1700" w:type="dxa"/>
@@ -8734,12 +12614,6 @@
         </w:tc>
       </w:tr>
       <w:tr>
-        <w:tblPrEx>
-          <w:tblCellMar>
-            <w:top w:w="0" w:type="dxa"/>
-            <w:bottom w:w="0" w:type="dxa"/>
-          </w:tblCellMar>
-        </w:tblPrEx>
         <w:tc>
           <w:tcPr>
             <w:tcW w:w="1700" w:type="dxa"/>
@@ -8907,12 +12781,6 @@
         </w:tc>
       </w:tr>
       <w:tr>
-        <w:tblPrEx>
-          <w:tblCellMar>
-            <w:top w:w="0" w:type="dxa"/>
-            <w:bottom w:w="0" w:type="dxa"/>
-          </w:tblCellMar>
-        </w:tblPrEx>
         <w:tc>
           <w:tcPr>
             <w:tcW w:w="1700" w:type="dxa"/>
@@ -9115,12 +12983,14 @@
           <w:rFonts w:ascii="Times New Roman" w:hAnsi="Times New Roman" w:cs="Times New Roman"/>
         </w:rPr>
       </w:pPr>
+      <w:bookmarkStart w:id="41" w:name="_Toc222788199"/>
       <w:r>
         <w:rPr>
           <w:rFonts w:ascii="Times New Roman" w:hAnsi="Times New Roman" w:cs="Times New Roman"/>
         </w:rPr>
         <w:t>4.5. Метрики оцінки</w:t>
       </w:r>
+      <w:bookmarkEnd w:id="41"/>
     </w:p>
     <w:p>
       <w:pPr>
@@ -9129,12 +12999,14 @@
           <w:rFonts w:ascii="Times New Roman" w:hAnsi="Times New Roman" w:cs="Times New Roman"/>
         </w:rPr>
       </w:pPr>
+      <w:bookmarkStart w:id="42" w:name="_Toc222788200"/>
       <w:r>
         <w:rPr>
           <w:rFonts w:ascii="Times New Roman" w:hAnsi="Times New Roman" w:cs="Times New Roman"/>
         </w:rPr>
         <w:t>4.5.1. Метрики детекції об'єктів</w:t>
       </w:r>
+      <w:bookmarkEnd w:id="42"/>
     </w:p>
     <w:p>
       <w:pPr>
@@ -9212,12 +13084,14 @@
           <w:rFonts w:ascii="Times New Roman" w:hAnsi="Times New Roman" w:cs="Times New Roman"/>
         </w:rPr>
       </w:pPr>
+      <w:bookmarkStart w:id="43" w:name="_Toc222788201"/>
       <w:r>
         <w:rPr>
           <w:rFonts w:ascii="Times New Roman" w:hAnsi="Times New Roman" w:cs="Times New Roman"/>
         </w:rPr>
         <w:t>4.5.2. Метрики сегментації</w:t>
       </w:r>
+      <w:bookmarkEnd w:id="43"/>
     </w:p>
     <w:p>
       <w:pPr>
@@ -9295,12 +13169,14 @@
           <w:rFonts w:ascii="Times New Roman" w:hAnsi="Times New Roman" w:cs="Times New Roman"/>
         </w:rPr>
       </w:pPr>
+      <w:bookmarkStart w:id="44" w:name="_Toc222788202"/>
       <w:r>
         <w:rPr>
           <w:rFonts w:ascii="Times New Roman" w:hAnsi="Times New Roman" w:cs="Times New Roman"/>
         </w:rPr>
         <w:t>5. ПОРІВНЯЛЬНИЙ АНАЛІЗ АРХІТЕКТУР ТА МЕТОДІВ</w:t>
       </w:r>
+      <w:bookmarkEnd w:id="44"/>
     </w:p>
     <w:p>
       <w:pPr>
@@ -9309,6 +13185,7 @@
           <w:rFonts w:ascii="Times New Roman" w:hAnsi="Times New Roman" w:cs="Times New Roman"/>
         </w:rPr>
       </w:pPr>
+      <w:bookmarkStart w:id="45" w:name="_Toc222788203"/>
       <w:r>
         <w:rPr>
           <w:rFonts w:ascii="Times New Roman" w:hAnsi="Times New Roman" w:cs="Times New Roman"/>
@@ -9316,6 +13193,7 @@
         <w:lastRenderedPageBreak/>
         <w:t>5.1. Порівняння методів сегментації</w:t>
       </w:r>
+      <w:bookmarkEnd w:id="45"/>
     </w:p>
     <w:tbl>
       <w:tblPr>
@@ -9343,12 +13221,6 @@
         <w:gridCol w:w="944"/>
       </w:tblGrid>
       <w:tr>
-        <w:tblPrEx>
-          <w:tblCellMar>
-            <w:top w:w="0" w:type="dxa"/>
-            <w:bottom w:w="0" w:type="dxa"/>
-          </w:tblCellMar>
-        </w:tblPrEx>
         <w:trPr>
           <w:tblHeader/>
         </w:trPr>
@@ -9576,12 +13448,6 @@
         </w:tc>
       </w:tr>
       <w:tr>
-        <w:tblPrEx>
-          <w:tblCellMar>
-            <w:top w:w="0" w:type="dxa"/>
-            <w:bottom w:w="0" w:type="dxa"/>
-          </w:tblCellMar>
-        </w:tblPrEx>
         <w:tc>
           <w:tcPr>
             <w:tcW w:w="2000" w:type="dxa"/>
@@ -9782,12 +13648,6 @@
         </w:tc>
       </w:tr>
       <w:tr>
-        <w:tblPrEx>
-          <w:tblCellMar>
-            <w:top w:w="0" w:type="dxa"/>
-            <w:bottom w:w="0" w:type="dxa"/>
-          </w:tblCellMar>
-        </w:tblPrEx>
         <w:tc>
           <w:tcPr>
             <w:tcW w:w="2000" w:type="dxa"/>
@@ -9988,12 +13848,6 @@
         </w:tc>
       </w:tr>
       <w:tr>
-        <w:tblPrEx>
-          <w:tblCellMar>
-            <w:top w:w="0" w:type="dxa"/>
-            <w:bottom w:w="0" w:type="dxa"/>
-          </w:tblCellMar>
-        </w:tblPrEx>
         <w:tc>
           <w:tcPr>
             <w:tcW w:w="2000" w:type="dxa"/>
@@ -10194,12 +14048,6 @@
         </w:tc>
       </w:tr>
       <w:tr>
-        <w:tblPrEx>
-          <w:tblCellMar>
-            <w:top w:w="0" w:type="dxa"/>
-            <w:bottom w:w="0" w:type="dxa"/>
-          </w:tblCellMar>
-        </w:tblPrEx>
         <w:tc>
           <w:tcPr>
             <w:tcW w:w="2000" w:type="dxa"/>
@@ -10400,12 +14248,6 @@
         </w:tc>
       </w:tr>
       <w:tr>
-        <w:tblPrEx>
-          <w:tblCellMar>
-            <w:top w:w="0" w:type="dxa"/>
-            <w:bottom w:w="0" w:type="dxa"/>
-          </w:tblCellMar>
-        </w:tblPrEx>
         <w:tc>
           <w:tcPr>
             <w:tcW w:w="2000" w:type="dxa"/>
@@ -10606,12 +14448,6 @@
         </w:tc>
       </w:tr>
       <w:tr>
-        <w:tblPrEx>
-          <w:tblCellMar>
-            <w:top w:w="0" w:type="dxa"/>
-            <w:bottom w:w="0" w:type="dxa"/>
-          </w:tblCellMar>
-        </w:tblPrEx>
         <w:tc>
           <w:tcPr>
             <w:tcW w:w="2000" w:type="dxa"/>
@@ -10812,12 +14648,6 @@
         </w:tc>
       </w:tr>
       <w:tr>
-        <w:tblPrEx>
-          <w:tblCellMar>
-            <w:top w:w="0" w:type="dxa"/>
-            <w:bottom w:w="0" w:type="dxa"/>
-          </w:tblCellMar>
-        </w:tblPrEx>
         <w:tc>
           <w:tcPr>
             <w:tcW w:w="2000" w:type="dxa"/>
@@ -11053,12 +14883,14 @@
           <w:rFonts w:ascii="Times New Roman" w:hAnsi="Times New Roman" w:cs="Times New Roman"/>
         </w:rPr>
       </w:pPr>
+      <w:bookmarkStart w:id="46" w:name="_Toc222788204"/>
       <w:r>
         <w:rPr>
           <w:rFonts w:ascii="Times New Roman" w:hAnsi="Times New Roman" w:cs="Times New Roman"/>
         </w:rPr>
         <w:t>5.2. Порівняння методів попередньої обробки для підвищення точності детекції</w:t>
       </w:r>
+      <w:bookmarkEnd w:id="46"/>
     </w:p>
     <w:tbl>
       <w:tblPr>
@@ -11085,12 +14917,6 @@
         <w:gridCol w:w="3145"/>
       </w:tblGrid>
       <w:tr>
-        <w:tblPrEx>
-          <w:tblCellMar>
-            <w:top w:w="0" w:type="dxa"/>
-            <w:bottom w:w="0" w:type="dxa"/>
-          </w:tblCellMar>
-        </w:tblPrEx>
         <w:trPr>
           <w:tblHeader/>
         </w:trPr>
@@ -11281,12 +15107,6 @@
         </w:tc>
       </w:tr>
       <w:tr>
-        <w:tblPrEx>
-          <w:tblCellMar>
-            <w:top w:w="0" w:type="dxa"/>
-            <w:bottom w:w="0" w:type="dxa"/>
-          </w:tblCellMar>
-        </w:tblPrEx>
         <w:tc>
           <w:tcPr>
             <w:tcW w:w="2000" w:type="dxa"/>
@@ -11454,12 +15274,6 @@
         </w:tc>
       </w:tr>
       <w:tr>
-        <w:tblPrEx>
-          <w:tblCellMar>
-            <w:top w:w="0" w:type="dxa"/>
-            <w:bottom w:w="0" w:type="dxa"/>
-          </w:tblCellMar>
-        </w:tblPrEx>
         <w:tc>
           <w:tcPr>
             <w:tcW w:w="2000" w:type="dxa"/>
@@ -11627,12 +15441,6 @@
         </w:tc>
       </w:tr>
       <w:tr>
-        <w:tblPrEx>
-          <w:tblCellMar>
-            <w:top w:w="0" w:type="dxa"/>
-            <w:bottom w:w="0" w:type="dxa"/>
-          </w:tblCellMar>
-        </w:tblPrEx>
         <w:tc>
           <w:tcPr>
             <w:tcW w:w="2000" w:type="dxa"/>
@@ -11800,12 +15608,6 @@
         </w:tc>
       </w:tr>
       <w:tr>
-        <w:tblPrEx>
-          <w:tblCellMar>
-            <w:top w:w="0" w:type="dxa"/>
-            <w:bottom w:w="0" w:type="dxa"/>
-          </w:tblCellMar>
-        </w:tblPrEx>
         <w:tc>
           <w:tcPr>
             <w:tcW w:w="2000" w:type="dxa"/>
@@ -11973,12 +15775,6 @@
         </w:tc>
       </w:tr>
       <w:tr>
-        <w:tblPrEx>
-          <w:tblCellMar>
-            <w:top w:w="0" w:type="dxa"/>
-            <w:bottom w:w="0" w:type="dxa"/>
-          </w:tblCellMar>
-        </w:tblPrEx>
         <w:tc>
           <w:tcPr>
             <w:tcW w:w="2000" w:type="dxa"/>
@@ -12146,12 +15942,6 @@
         </w:tc>
       </w:tr>
       <w:tr>
-        <w:tblPrEx>
-          <w:tblCellMar>
-            <w:top w:w="0" w:type="dxa"/>
-            <w:bottom w:w="0" w:type="dxa"/>
-          </w:tblCellMar>
-        </w:tblPrEx>
         <w:tc>
           <w:tcPr>
             <w:tcW w:w="2000" w:type="dxa"/>
@@ -12319,12 +16109,6 @@
         </w:tc>
       </w:tr>
       <w:tr>
-        <w:tblPrEx>
-          <w:tblCellMar>
-            <w:top w:w="0" w:type="dxa"/>
-            <w:bottom w:w="0" w:type="dxa"/>
-          </w:tblCellMar>
-        </w:tblPrEx>
         <w:tc>
           <w:tcPr>
             <w:tcW w:w="2000" w:type="dxa"/>
@@ -12492,12 +16276,6 @@
         </w:tc>
       </w:tr>
       <w:tr>
-        <w:tblPrEx>
-          <w:tblCellMar>
-            <w:top w:w="0" w:type="dxa"/>
-            <w:bottom w:w="0" w:type="dxa"/>
-          </w:tblCellMar>
-        </w:tblPrEx>
         <w:tc>
           <w:tcPr>
             <w:tcW w:w="2000" w:type="dxa"/>
@@ -12700,12 +16478,14 @@
           <w:rFonts w:ascii="Times New Roman" w:hAnsi="Times New Roman" w:cs="Times New Roman"/>
         </w:rPr>
       </w:pPr>
+      <w:bookmarkStart w:id="47" w:name="_Toc222788205"/>
       <w:r>
         <w:rPr>
           <w:rFonts w:ascii="Times New Roman" w:hAnsi="Times New Roman" w:cs="Times New Roman"/>
         </w:rPr>
         <w:t>5.3. Вибір архітектури залежно від задачі</w:t>
       </w:r>
+      <w:bookmarkEnd w:id="47"/>
     </w:p>
     <w:tbl>
       <w:tblPr>
@@ -12731,12 +16511,6 @@
         <w:gridCol w:w="2124"/>
       </w:tblGrid>
       <w:tr>
-        <w:tblPrEx>
-          <w:tblCellMar>
-            <w:top w:w="0" w:type="dxa"/>
-            <w:bottom w:w="0" w:type="dxa"/>
-          </w:tblCellMar>
-        </w:tblPrEx>
         <w:trPr>
           <w:tblHeader/>
         </w:trPr>
@@ -12890,12 +16664,6 @@
         </w:tc>
       </w:tr>
       <w:tr>
-        <w:tblPrEx>
-          <w:tblCellMar>
-            <w:top w:w="0" w:type="dxa"/>
-            <w:bottom w:w="0" w:type="dxa"/>
-          </w:tblCellMar>
-        </w:tblPrEx>
         <w:tc>
           <w:tcPr>
             <w:tcW w:w="2200" w:type="dxa"/>
@@ -13030,12 +16798,6 @@
         </w:tc>
       </w:tr>
       <w:tr>
-        <w:tblPrEx>
-          <w:tblCellMar>
-            <w:top w:w="0" w:type="dxa"/>
-            <w:bottom w:w="0" w:type="dxa"/>
-          </w:tblCellMar>
-        </w:tblPrEx>
         <w:tc>
           <w:tcPr>
             <w:tcW w:w="2200" w:type="dxa"/>
@@ -13171,12 +16933,6 @@
         </w:tc>
       </w:tr>
       <w:tr>
-        <w:tblPrEx>
-          <w:tblCellMar>
-            <w:top w:w="0" w:type="dxa"/>
-            <w:bottom w:w="0" w:type="dxa"/>
-          </w:tblCellMar>
-        </w:tblPrEx>
         <w:tc>
           <w:tcPr>
             <w:tcW w:w="2200" w:type="dxa"/>
@@ -13311,12 +17067,6 @@
         </w:tc>
       </w:tr>
       <w:tr>
-        <w:tblPrEx>
-          <w:tblCellMar>
-            <w:top w:w="0" w:type="dxa"/>
-            <w:bottom w:w="0" w:type="dxa"/>
-          </w:tblCellMar>
-        </w:tblPrEx>
         <w:tc>
           <w:tcPr>
             <w:tcW w:w="2200" w:type="dxa"/>
@@ -13451,12 +17201,6 @@
         </w:tc>
       </w:tr>
       <w:tr>
-        <w:tblPrEx>
-          <w:tblCellMar>
-            <w:top w:w="0" w:type="dxa"/>
-            <w:bottom w:w="0" w:type="dxa"/>
-          </w:tblCellMar>
-        </w:tblPrEx>
         <w:tc>
           <w:tcPr>
             <w:tcW w:w="2200" w:type="dxa"/>
@@ -13591,12 +17335,6 @@
         </w:tc>
       </w:tr>
       <w:tr>
-        <w:tblPrEx>
-          <w:tblCellMar>
-            <w:top w:w="0" w:type="dxa"/>
-            <w:bottom w:w="0" w:type="dxa"/>
-          </w:tblCellMar>
-        </w:tblPrEx>
         <w:tc>
           <w:tcPr>
             <w:tcW w:w="2200" w:type="dxa"/>
@@ -13731,12 +17469,6 @@
         </w:tc>
       </w:tr>
       <w:tr>
-        <w:tblPrEx>
-          <w:tblCellMar>
-            <w:top w:w="0" w:type="dxa"/>
-            <w:bottom w:w="0" w:type="dxa"/>
-          </w:tblCellMar>
-        </w:tblPrEx>
         <w:tc>
           <w:tcPr>
             <w:tcW w:w="2200" w:type="dxa"/>
@@ -13871,12 +17603,6 @@
         </w:tc>
       </w:tr>
       <w:tr>
-        <w:tblPrEx>
-          <w:tblCellMar>
-            <w:top w:w="0" w:type="dxa"/>
-            <w:bottom w:w="0" w:type="dxa"/>
-          </w:tblCellMar>
-        </w:tblPrEx>
         <w:tc>
           <w:tcPr>
             <w:tcW w:w="2200" w:type="dxa"/>
@@ -14059,6 +17785,7 @@
           <w:rFonts w:ascii="Times New Roman" w:hAnsi="Times New Roman" w:cs="Times New Roman"/>
         </w:rPr>
       </w:pPr>
+      <w:bookmarkStart w:id="48" w:name="_Toc222788206"/>
       <w:r>
         <w:rPr>
           <w:rFonts w:ascii="Times New Roman" w:hAnsi="Times New Roman" w:cs="Times New Roman"/>
@@ -14066,6 +17793,7 @@
         <w:lastRenderedPageBreak/>
         <w:t>6. ТЕНДЕНЦІЇ ТА ПЕРСПЕКТИВИ РОЗВИТКУ</w:t>
       </w:r>
+      <w:bookmarkEnd w:id="48"/>
     </w:p>
     <w:p>
       <w:pPr>
@@ -14074,12 +17802,14 @@
           <w:rFonts w:ascii="Times New Roman" w:hAnsi="Times New Roman" w:cs="Times New Roman"/>
         </w:rPr>
       </w:pPr>
+      <w:bookmarkStart w:id="49" w:name="_Toc222788207"/>
       <w:r>
         <w:rPr>
           <w:rFonts w:ascii="Times New Roman" w:hAnsi="Times New Roman" w:cs="Times New Roman"/>
         </w:rPr>
         <w:t>6.1. Foundation Models та Zero-Shot підходи</w:t>
       </w:r>
+      <w:bookmarkEnd w:id="49"/>
     </w:p>
     <w:p>
       <w:pPr>
@@ -14118,12 +17848,14 @@
           <w:rFonts w:ascii="Times New Roman" w:hAnsi="Times New Roman" w:cs="Times New Roman"/>
         </w:rPr>
       </w:pPr>
+      <w:bookmarkStart w:id="50" w:name="_Toc222788208"/>
       <w:r>
         <w:rPr>
           <w:rFonts w:ascii="Times New Roman" w:hAnsi="Times New Roman" w:cs="Times New Roman"/>
         </w:rPr>
         <w:t>6.2. Vision Transformers та гібридні архітектури</w:t>
       </w:r>
+      <w:bookmarkEnd w:id="50"/>
     </w:p>
     <w:p>
       <w:pPr>
@@ -14147,12 +17879,14 @@
           <w:rFonts w:ascii="Times New Roman" w:hAnsi="Times New Roman" w:cs="Times New Roman"/>
         </w:rPr>
       </w:pPr>
+      <w:bookmarkStart w:id="51" w:name="_Toc222788209"/>
       <w:r>
         <w:rPr>
           <w:rFonts w:ascii="Times New Roman" w:hAnsi="Times New Roman" w:cs="Times New Roman"/>
         </w:rPr>
         <w:t>6.3. Ефективні архітектури та Edge AI</w:t>
       </w:r>
+      <w:bookmarkEnd w:id="51"/>
     </w:p>
     <w:p>
       <w:pPr>
@@ -14271,12 +18005,14 @@
           <w:rFonts w:ascii="Times New Roman" w:hAnsi="Times New Roman" w:cs="Times New Roman"/>
         </w:rPr>
       </w:pPr>
+      <w:bookmarkStart w:id="52" w:name="_Toc222788210"/>
       <w:r>
         <w:rPr>
           <w:rFonts w:ascii="Times New Roman" w:hAnsi="Times New Roman" w:cs="Times New Roman"/>
         </w:rPr>
         <w:t>6.4. Мультимодальні підходи</w:t>
       </w:r>
+      <w:bookmarkEnd w:id="52"/>
     </w:p>
     <w:p>
       <w:pPr>
@@ -14322,12 +18058,14 @@
           <w:rFonts w:ascii="Times New Roman" w:hAnsi="Times New Roman" w:cs="Times New Roman"/>
         </w:rPr>
       </w:pPr>
+      <w:bookmarkStart w:id="53" w:name="_Toc222788211"/>
       <w:r>
         <w:rPr>
           <w:rFonts w:ascii="Times New Roman" w:hAnsi="Times New Roman" w:cs="Times New Roman"/>
         </w:rPr>
         <w:t>6.5. Synthetic Data та AIGC</w:t>
       </w:r>
+      <w:bookmarkEnd w:id="53"/>
     </w:p>
     <w:p>
       <w:pPr>
@@ -14366,12 +18104,14 @@
           <w:rFonts w:ascii="Times New Roman" w:hAnsi="Times New Roman" w:cs="Times New Roman"/>
         </w:rPr>
       </w:pPr>
+      <w:bookmarkStart w:id="54" w:name="_Toc222788212"/>
       <w:r>
         <w:rPr>
           <w:rFonts w:ascii="Times New Roman" w:hAnsi="Times New Roman" w:cs="Times New Roman"/>
         </w:rPr>
         <w:t>6.6. Interpretability та Explainable AI</w:t>
       </w:r>
+      <w:bookmarkEnd w:id="54"/>
     </w:p>
     <w:p>
       <w:pPr>
@@ -14484,6 +18224,7 @@
           <w:rFonts w:ascii="Times New Roman" w:hAnsi="Times New Roman" w:cs="Times New Roman"/>
         </w:rPr>
       </w:pPr>
+      <w:bookmarkStart w:id="55" w:name="_Toc222788213"/>
       <w:r>
         <w:rPr>
           <w:rFonts w:ascii="Times New Roman" w:hAnsi="Times New Roman" w:cs="Times New Roman"/>
@@ -14491,6 +18232,7 @@
         <w:lastRenderedPageBreak/>
         <w:t>7. ВИСНОВКИ</w:t>
       </w:r>
+      <w:bookmarkEnd w:id="55"/>
     </w:p>
     <w:p>
       <w:pPr>
@@ -14744,6 +18486,7 @@
           <w:rFonts w:ascii="Times New Roman" w:hAnsi="Times New Roman" w:cs="Times New Roman"/>
         </w:rPr>
       </w:pPr>
+      <w:bookmarkStart w:id="56" w:name="_Toc222788214"/>
       <w:r>
         <w:rPr>
           <w:rFonts w:ascii="Times New Roman" w:hAnsi="Times New Roman" w:cs="Times New Roman"/>
@@ -14751,6 +18494,7 @@
         <w:lastRenderedPageBreak/>
         <w:t>СПИСОК ВИКОРИСТАНИХ ДЖЕРЕЛ</w:t>
       </w:r>
+      <w:bookmarkEnd w:id="56"/>
     </w:p>
     <w:p>
       <w:pPr>
@@ -15129,8 +18873,8 @@
       </w:r>
     </w:p>
     <w:sectPr>
-      <w:footerReference w:type="even" r:id="rId7"/>
-      <w:footerReference w:type="default" r:id="rId8"/>
+      <w:footerReference w:type="even" r:id="rId8"/>
+      <w:footerReference w:type="default" r:id="rId9"/>
       <w:pgSz w:w="11906" w:h="16838"/>
       <w:pgMar w:top="1440" w:right="1260" w:bottom="1440" w:left="1800" w:header="708" w:footer="708" w:gutter="0"/>
       <w:cols w:space="720"/>
@@ -15270,7 +19014,14 @@
             <w:rStyle w:val="PageNumber"/>
             <w:noProof/>
           </w:rPr>
-          <w:t>25</w:t>
+          <w:t>2</w:t>
+        </w:r>
+        <w:r>
+          <w:rPr>
+            <w:rStyle w:val="PageNumber"/>
+            <w:noProof/>
+          </w:rPr>
+          <w:t>5</w:t>
         </w:r>
         <w:r>
           <w:rPr>
@@ -16138,6 +19889,192 @@
     <w:unhideWhenUsed/>
     <w:rsid w:val="004F131E"/>
   </w:style>
+  <w:style w:type="paragraph" w:styleId="TOCHeading">
+    <w:name w:val="TOC Heading"/>
+    <w:basedOn w:val="Heading1"/>
+    <w:next w:val="Normal"/>
+    <w:uiPriority w:val="39"/>
+    <w:unhideWhenUsed/>
+    <w:qFormat/>
+    <w:rsid w:val="00677CBE"/>
+    <w:pPr>
+      <w:keepNext/>
+      <w:keepLines/>
+      <w:spacing w:before="480" w:after="0" w:line="276" w:lineRule="auto"/>
+      <w:outlineLvl w:val="9"/>
+    </w:pPr>
+    <w:rPr>
+      <w:rFonts w:asciiTheme="majorHAnsi" w:eastAsiaTheme="majorEastAsia" w:hAnsiTheme="majorHAnsi" w:cstheme="majorBidi"/>
+      <w:color w:val="2F5496" w:themeColor="accent1" w:themeShade="BF"/>
+      <w:sz w:val="28"/>
+      <w:szCs w:val="28"/>
+      <w:lang w:val="en-US" w:eastAsia="en-US"/>
+    </w:rPr>
+  </w:style>
+  <w:style w:type="paragraph" w:styleId="TOC1">
+    <w:name w:val="toc 1"/>
+    <w:basedOn w:val="Normal"/>
+    <w:next w:val="Normal"/>
+    <w:autoRedefine/>
+    <w:uiPriority w:val="39"/>
+    <w:unhideWhenUsed/>
+    <w:rsid w:val="00677CBE"/>
+    <w:pPr>
+      <w:spacing w:before="120"/>
+    </w:pPr>
+    <w:rPr>
+      <w:rFonts w:asciiTheme="minorHAnsi" w:hAnsiTheme="minorHAnsi" w:cstheme="minorHAnsi"/>
+      <w:b/>
+      <w:bCs/>
+      <w:i/>
+      <w:iCs/>
+    </w:rPr>
+  </w:style>
+  <w:style w:type="paragraph" w:styleId="TOC2">
+    <w:name w:val="toc 2"/>
+    <w:basedOn w:val="Normal"/>
+    <w:next w:val="Normal"/>
+    <w:autoRedefine/>
+    <w:uiPriority w:val="39"/>
+    <w:unhideWhenUsed/>
+    <w:rsid w:val="00677CBE"/>
+    <w:pPr>
+      <w:spacing w:before="120"/>
+      <w:ind w:left="240"/>
+    </w:pPr>
+    <w:rPr>
+      <w:rFonts w:asciiTheme="minorHAnsi" w:hAnsiTheme="minorHAnsi" w:cstheme="minorHAnsi"/>
+      <w:b/>
+      <w:bCs/>
+      <w:sz w:val="22"/>
+      <w:szCs w:val="22"/>
+    </w:rPr>
+  </w:style>
+  <w:style w:type="paragraph" w:styleId="TOC3">
+    <w:name w:val="toc 3"/>
+    <w:basedOn w:val="Normal"/>
+    <w:next w:val="Normal"/>
+    <w:autoRedefine/>
+    <w:uiPriority w:val="39"/>
+    <w:unhideWhenUsed/>
+    <w:rsid w:val="00677CBE"/>
+    <w:pPr>
+      <w:ind w:left="480"/>
+    </w:pPr>
+    <w:rPr>
+      <w:rFonts w:asciiTheme="minorHAnsi" w:hAnsiTheme="minorHAnsi" w:cstheme="minorHAnsi"/>
+      <w:sz w:val="20"/>
+      <w:szCs w:val="20"/>
+    </w:rPr>
+  </w:style>
+  <w:style w:type="paragraph" w:styleId="TOC4">
+    <w:name w:val="toc 4"/>
+    <w:basedOn w:val="Normal"/>
+    <w:next w:val="Normal"/>
+    <w:autoRedefine/>
+    <w:uiPriority w:val="39"/>
+    <w:semiHidden/>
+    <w:unhideWhenUsed/>
+    <w:rsid w:val="00677CBE"/>
+    <w:pPr>
+      <w:ind w:left="720"/>
+    </w:pPr>
+    <w:rPr>
+      <w:rFonts w:asciiTheme="minorHAnsi" w:hAnsiTheme="minorHAnsi" w:cstheme="minorHAnsi"/>
+      <w:sz w:val="20"/>
+      <w:szCs w:val="20"/>
+    </w:rPr>
+  </w:style>
+  <w:style w:type="paragraph" w:styleId="TOC5">
+    <w:name w:val="toc 5"/>
+    <w:basedOn w:val="Normal"/>
+    <w:next w:val="Normal"/>
+    <w:autoRedefine/>
+    <w:uiPriority w:val="39"/>
+    <w:semiHidden/>
+    <w:unhideWhenUsed/>
+    <w:rsid w:val="00677CBE"/>
+    <w:pPr>
+      <w:ind w:left="960"/>
+    </w:pPr>
+    <w:rPr>
+      <w:rFonts w:asciiTheme="minorHAnsi" w:hAnsiTheme="minorHAnsi" w:cstheme="minorHAnsi"/>
+      <w:sz w:val="20"/>
+      <w:szCs w:val="20"/>
+    </w:rPr>
+  </w:style>
+  <w:style w:type="paragraph" w:styleId="TOC6">
+    <w:name w:val="toc 6"/>
+    <w:basedOn w:val="Normal"/>
+    <w:next w:val="Normal"/>
+    <w:autoRedefine/>
+    <w:uiPriority w:val="39"/>
+    <w:semiHidden/>
+    <w:unhideWhenUsed/>
+    <w:rsid w:val="00677CBE"/>
+    <w:pPr>
+      <w:ind w:left="1200"/>
+    </w:pPr>
+    <w:rPr>
+      <w:rFonts w:asciiTheme="minorHAnsi" w:hAnsiTheme="minorHAnsi" w:cstheme="minorHAnsi"/>
+      <w:sz w:val="20"/>
+      <w:szCs w:val="20"/>
+    </w:rPr>
+  </w:style>
+  <w:style w:type="paragraph" w:styleId="TOC7">
+    <w:name w:val="toc 7"/>
+    <w:basedOn w:val="Normal"/>
+    <w:next w:val="Normal"/>
+    <w:autoRedefine/>
+    <w:uiPriority w:val="39"/>
+    <w:semiHidden/>
+    <w:unhideWhenUsed/>
+    <w:rsid w:val="00677CBE"/>
+    <w:pPr>
+      <w:ind w:left="1440"/>
+    </w:pPr>
+    <w:rPr>
+      <w:rFonts w:asciiTheme="minorHAnsi" w:hAnsiTheme="minorHAnsi" w:cstheme="minorHAnsi"/>
+      <w:sz w:val="20"/>
+      <w:szCs w:val="20"/>
+    </w:rPr>
+  </w:style>
+  <w:style w:type="paragraph" w:styleId="TOC8">
+    <w:name w:val="toc 8"/>
+    <w:basedOn w:val="Normal"/>
+    <w:next w:val="Normal"/>
+    <w:autoRedefine/>
+    <w:uiPriority w:val="39"/>
+    <w:semiHidden/>
+    <w:unhideWhenUsed/>
+    <w:rsid w:val="00677CBE"/>
+    <w:pPr>
+      <w:ind w:left="1680"/>
+    </w:pPr>
+    <w:rPr>
+      <w:rFonts w:asciiTheme="minorHAnsi" w:hAnsiTheme="minorHAnsi" w:cstheme="minorHAnsi"/>
+      <w:sz w:val="20"/>
+      <w:szCs w:val="20"/>
+    </w:rPr>
+  </w:style>
+  <w:style w:type="paragraph" w:styleId="TOC9">
+    <w:name w:val="toc 9"/>
+    <w:basedOn w:val="Normal"/>
+    <w:next w:val="Normal"/>
+    <w:autoRedefine/>
+    <w:uiPriority w:val="39"/>
+    <w:semiHidden/>
+    <w:unhideWhenUsed/>
+    <w:rsid w:val="00677CBE"/>
+    <w:pPr>
+      <w:ind w:left="1920"/>
+    </w:pPr>
+    <w:rPr>
+      <w:rFonts w:asciiTheme="minorHAnsi" w:hAnsiTheme="minorHAnsi" w:cstheme="minorHAnsi"/>
+      <w:sz w:val="20"/>
+      <w:szCs w:val="20"/>
+    </w:rPr>
+  </w:style>
 </w:styles>
 </file>
 
@@ -16434,4 +20371,16 @@
     </a:ext>
   </a:extLst>
 </a:theme>
+</file>
+
+<file path=customXml/item1.xml><?xml version="1.0" encoding="utf-8"?>
+<b:Sources xmlns:b="http://schemas.openxmlformats.org/officeDocument/2006/bibliography" xmlns="http://schemas.openxmlformats.org/officeDocument/2006/bibliography" SelectedStyle="/APASixthEditionOfficeOnline.xsl" StyleName="APA" Version="6"/>
+</file>
+
+<file path=customXml/itemProps1.xml><?xml version="1.0" encoding="utf-8"?>
+<ds:datastoreItem xmlns:ds="http://schemas.openxmlformats.org/officeDocument/2006/customXml" ds:itemID="{6FF76482-3064-D045-A481-AFB9DEC36849}">
+  <ds:schemaRefs>
+    <ds:schemaRef ds:uri="http://schemas.openxmlformats.org/officeDocument/2006/bibliography"/>
+  </ds:schemaRefs>
+</ds:datastoreItem>
 </file>